--- a/대본/3부/13화_Role_Play.docx
+++ b/대본/3부/13화_Role_Play.docx
@@ -2,7 +2,7 @@
 <file path=word/document.xml><?xml version="1.0" encoding="utf-8"?>
 <w:document xmlns:w="http://schemas.openxmlformats.org/wordprocessingml/2006/main" xmlns:m="http://schemas.openxmlformats.org/officeDocument/2006/math" xmlns:r="http://schemas.openxmlformats.org/officeDocument/2006/relationships" xmlns:o="urn:schemas-microsoft-com:office:office" xmlns:v="urn:schemas-microsoft-com:vml" xmlns:w10="urn:schemas-microsoft-com:office:word" xmlns:a="http://schemas.openxmlformats.org/drawingml/2006/main" xmlns:pic="http://schemas.openxmlformats.org/drawingml/2006/picture" xmlns:wp="http://schemas.openxmlformats.org/drawingml/2006/wordprocessingDrawing">
   <w:body>
-    <w:bookmarkStart w:id="31" w:name="ship-it-3부-13화"/>
+    <w:bookmarkStart w:id="32" w:name="ship-it-3부-13화"/>
     <w:p>
       <w:pPr>
         <w:pStyle w:val="Heading1"/>
@@ -83,7 +83,7 @@
         <w:t xml:space="preserve"> </w:t>
       </w:r>
       <w:r>
-        <w:t xml:space="preserve">- 규칙: 지문 없음. 전 화 100% 「화자명: 대사」. 1턴 15단어 이내.</w:t>
+        <w:t xml:space="preserve">- 규칙: 지문 없음. 전 화 100% 「화자명: 대사」. 1턴 15단어 이내 + 긴 턴 10~15회(25~35단어).</w:t>
       </w:r>
       <w:r>
         <w:t xml:space="preserve"> </w:t>
@@ -575,13 +575,79 @@
         </w:numPr>
       </w:pPr>
       <w:r>
-        <w:t xml:space="preserve">TASHA: Because the first objection is rarely the real one. Ask a question first.</w:t>
-      </w:r>
-      <w:r>
-        <w:t xml:space="preserve"> </w:t>
-      </w:r>
-      <w:r>
-        <w:t xml:space="preserve">타샤: 첫 반론이 진짜 반론인 경우는 드물거든요. 먼저 질문을 해요.</w:t>
+        <w:t xml:space="preserve">TASHA: Because the first objection is rarely the real one. A doctor who says</w:t>
+      </w:r>
+      <w:r>
+        <w:t xml:space="preserve"> </w:t>
+      </w:r>
+      <w:r>
+        <w:t xml:space="preserve">“</w:t>
+      </w:r>
+      <w:r>
+        <w:t xml:space="preserve">too expensive</w:t>
+      </w:r>
+      <w:r>
+        <w:t xml:space="preserve">”</w:t>
+      </w:r>
+      <w:r>
+        <w:t xml:space="preserve"> </w:t>
+      </w:r>
+      <w:r>
+        <w:t xml:space="preserve">may really mean</w:t>
+      </w:r>
+      <w:r>
+        <w:t xml:space="preserve"> </w:t>
+      </w:r>
+      <w:r>
+        <w:t xml:space="preserve">“</w:t>
+      </w:r>
+      <w:r>
+        <w:t xml:space="preserve">I’m worried.</w:t>
+      </w:r>
+      <w:r>
+        <w:t xml:space="preserve">”</w:t>
+      </w:r>
+      <w:r>
+        <w:t xml:space="preserve"> </w:t>
+      </w:r>
+      <w:r>
+        <w:t xml:space="preserve">So ask a question first, then answer the real thing.</w:t>
+      </w:r>
+      <w:r>
+        <w:t xml:space="preserve"> </w:t>
+      </w:r>
+      <w:r>
+        <w:t xml:space="preserve">타샤: 첫 반론이 진짜 반론인 경우는 드물거든요.</w:t>
+      </w:r>
+      <w:r>
+        <w:t xml:space="preserve"> </w:t>
+      </w:r>
+      <w:r>
+        <w:t xml:space="preserve">“</w:t>
+      </w:r>
+      <w:r>
+        <w:t xml:space="preserve">너무 비싸요</w:t>
+      </w:r>
+      <w:r>
+        <w:t xml:space="preserve">”</w:t>
+      </w:r>
+      <w:r>
+        <w:t xml:space="preserve">라고 하는 의사는 사실</w:t>
+      </w:r>
+      <w:r>
+        <w:t xml:space="preserve"> </w:t>
+      </w:r>
+      <w:r>
+        <w:t xml:space="preserve">“</w:t>
+      </w:r>
+      <w:r>
+        <w:t xml:space="preserve">걱정돼요</w:t>
+      </w:r>
+      <w:r>
+        <w:t xml:space="preserve">”</w:t>
+      </w:r>
+      <w:r>
+        <w:t xml:space="preserve">라는 뜻일 수도 있어요. 그러니 먼저 질문하고, 그다음 진짜 문제에 답해요.</w:t>
       </w:r>
     </w:p>
     <w:p>
@@ -1113,7 +1179,7 @@
         <w:t xml:space="preserve"> </w:t>
       </w:r>
       <w:r>
-        <w:t xml:space="preserve">That implies safer. Our label doesn’t say that.</w:t>
+        <w:t xml:space="preserve">That implies safer, and our label doesn’t say that. You never used the word, but a doctor hears it anyway, and so would the FDA.</w:t>
       </w:r>
       <w:r>
         <w:t xml:space="preserve"> </w:t>
@@ -1137,7 +1203,7 @@
         <w:t xml:space="preserve"> </w:t>
       </w:r>
       <w:r>
-        <w:t xml:space="preserve">더 안전하다는 암시예요. 라벨엔 그런 말 없어요.</w:t>
+        <w:t xml:space="preserve">더 안전하다는 암시인데, 라벨엔 그런 말이 없어요. 그 단어를 쓰진 않았지만 의사는 어차피 그렇게 듣고, FDA도 마찬가지일 거예요.</w:t>
       </w:r>
     </w:p>
     <w:p>
@@ -1148,13 +1214,13 @@
         </w:numPr>
       </w:pPr>
       <w:r>
-        <w:t xml:space="preserve">TASHA: Two. You agreed it reduces necrosis. The label says the opposite.</w:t>
-      </w:r>
-      <w:r>
-        <w:t xml:space="preserve"> </w:t>
-      </w:r>
-      <w:r>
-        <w:t xml:space="preserve">타샤: 둘. 괴사를 줄인다는 데 동의했죠. 라벨은 정반대로 말해요.</w:t>
+        <w:t xml:space="preserve">TASHA: Two. You agreed it reduces necrosis. The label says the opposite. It dissolves faster, yes, but nobody has shown fewer patients lose skin. You turned a lab number into a promise.</w:t>
+      </w:r>
+      <w:r>
+        <w:t xml:space="preserve"> </w:t>
+      </w:r>
+      <w:r>
+        <w:t xml:space="preserve">타샤: 둘. 괴사를 줄인다는 데 동의했죠. 라벨은 정반대로 말해요. 더 빨리 녹는 건 맞지만, 피부 괴사 환자가 줄었다는 건 아무도 보여 주지 않았어요. 실험실 숫자를 약속으로 바꿔 버린 거예요.</w:t>
       </w:r>
     </w:p>
     <w:p>
@@ -1305,13 +1371,13 @@
         </w:numPr>
       </w:pPr>
       <w:r>
-        <w:t xml:space="preserve">DEREK: That’s how the real world works. Every rep does this.</w:t>
-      </w:r>
-      <w:r>
-        <w:t xml:space="preserve"> </w:t>
-      </w:r>
-      <w:r>
-        <w:t xml:space="preserve">데릭: 현실 세계는 그렇게 돌아가요. 영업 사원은 다 그래요.</w:t>
+        <w:t xml:space="preserve">DEREK: That’s how the real world works. Every rep does this. Doctors expect a little wink, and if I don’t give it, the Lumaderm rep will. You’ll lose accounts on day one.</w:t>
+      </w:r>
+      <w:r>
+        <w:t xml:space="preserve"> </w:t>
+      </w:r>
+      <w:r>
+        <w:t xml:space="preserve">데릭: 현실 세계는 그렇게 돌아가요. 영업 사원은 다 그래요. 의사들은 약간의 윙크를 기대하고, 제가 안 하면 루마덤 영업 사원이 할 거예요. 첫날부터 거래처를 잃을 거예요.</w:t>
       </w:r>
     </w:p>
     <w:p>
@@ -1451,13 +1517,13 @@
         </w:numPr>
       </w:pPr>
       <w:r>
-        <w:t xml:space="preserve">AVA: Do they feel ready? If something goes wrong when you’re not there?</w:t>
-      </w:r>
-      <w:r>
-        <w:t xml:space="preserve"> </w:t>
-      </w:r>
-      <w:r>
-        <w:t xml:space="preserve">에이바: 그분들은 준비됐다고 느끼실까요? 선생님이 안 계실 때 문제가 생기면요?</w:t>
+        <w:t xml:space="preserve">AVA: Do they feel ready? If something goes wrong when you’re not there? I worked a front desk for four years, and the nurses always told me what they never told the doctor.</w:t>
+      </w:r>
+      <w:r>
+        <w:t xml:space="preserve"> </w:t>
+      </w:r>
+      <w:r>
+        <w:t xml:space="preserve">에이바: 그분들은 준비됐다고 느끼실까요? 선생님이 안 계실 때 문제가 생기면요? 제가 4년 동안 프런트에서 일했는데, 간호사들은 의사에게 절대 안 하는 말을 늘 저한테 했거든요.</w:t>
       </w:r>
     </w:p>
     <w:p>
@@ -1654,13 +1720,13 @@
         </w:numPr>
       </w:pPr>
       <w:r>
-        <w:t xml:space="preserve">AVA: It’s on page one. You’d read it anyway. I’d rather you hear it from me.</w:t>
-      </w:r>
-      <w:r>
-        <w:t xml:space="preserve"> </w:t>
-      </w:r>
-      <w:r>
-        <w:t xml:space="preserve">에이바: 첫 페이지에 있어요. 어차피 읽으실 거고요. 제게서 들으시는 게 나아요.</w:t>
+        <w:t xml:space="preserve">AVA: It’s on page one. You’d read it anyway. I’d rather you hear it from me, because if I hide one limitation, you won’t trust anything else I say today.</w:t>
+      </w:r>
+      <w:r>
+        <w:t xml:space="preserve"> </w:t>
+      </w:r>
+      <w:r>
+        <w:t xml:space="preserve">에이바: 첫 페이지에 있어요. 어차피 읽으실 거고요. 제게서 들으시는 게 나아요. 제가 한계 하나를 숨기면, 오늘 제가 하는 다른 말도 전혀 믿지 않으실 테니까요.</w:t>
       </w:r>
     </w:p>
     <w:p>
@@ -1773,13 +1839,13 @@
         </w:numPr>
       </w:pPr>
       <w:r>
-        <w:t xml:space="preserve">AVA: Sorry. You’re right. It’s forty-five dollars more per syringe. That’s real money.</w:t>
-      </w:r>
-      <w:r>
-        <w:t xml:space="preserve"> </w:t>
-      </w:r>
-      <w:r>
-        <w:t xml:space="preserve">에이바: 죄송해요. 맞는 말씀이세요. 주사기당 45달러 더 비싸요. 큰돈이죠.</w:t>
+        <w:t xml:space="preserve">AVA: Sorry. You’re right to ask. It’s forty-five dollars more per syringe. That’s real money, and I won’t pretend it isn’t. With forty patients a week, it adds up.</w:t>
+      </w:r>
+      <w:r>
+        <w:t xml:space="preserve"> </w:t>
+      </w:r>
+      <w:r>
+        <w:t xml:space="preserve">에이바: 죄송해요. 물어보시는 게 당연해요. 주사기당 45달러 더 비싸요. 큰돈이죠. 아닌 척하지 않을게요. 일주일에 환자 40명이면, 금방 쌓여요.</w:t>
       </w:r>
     </w:p>
     <w:p>
@@ -1790,7 +1856,7 @@
         </w:numPr>
       </w:pPr>
       <w:r>
-        <w:t xml:space="preserve">ELENA: It is.</w:t>
+        <w:t xml:space="preserve">ELENA: It does.</w:t>
       </w:r>
       <w:r>
         <w:t xml:space="preserve"> </w:t>
@@ -1841,13 +1907,13 @@
         </w:numPr>
       </w:pPr>
       <w:r>
-        <w:t xml:space="preserve">AVA: Ours includes training for your nurses. And an emergency kit for the clinic.</w:t>
-      </w:r>
-      <w:r>
-        <w:t xml:space="preserve"> </w:t>
-      </w:r>
-      <w:r>
-        <w:t xml:space="preserve">에이바: 저희 건 간호사분들 교육이 포함돼요. 그리고 병원용 응급 키트도요.</w:t>
+        <w:t xml:space="preserve">AVA: Ours includes training for your nurses, and an emergency kit for the clinic. So the extra forty-five dollars isn’t just for the syringe. It’s for the day you’re not there.</w:t>
+      </w:r>
+      <w:r>
+        <w:t xml:space="preserve"> </w:t>
+      </w:r>
+      <w:r>
+        <w:t xml:space="preserve">에이바: 저희 건 간호사분들 교육과 병원용 응급 키트가 포함돼요. 그러니 추가 45달러는 주사기값만이 아니에요. 선생님이 안 계신 날을 위한 거예요.</w:t>
       </w:r>
     </w:p>
     <w:p>
@@ -1970,13 +2036,13 @@
         </w:numPr>
       </w:pPr>
       <w:r>
-        <w:t xml:space="preserve">DEREK: …Kessler. Eight years ago. My territory partner got fired.</w:t>
-      </w:r>
-      <w:r>
-        <w:t xml:space="preserve"> </w:t>
-      </w:r>
-      <w:r>
-        <w:t xml:space="preserve">데릭: …케슬러. 8년 전. 제 지역 파트너가 해고됐어요.</w:t>
+        <w:t xml:space="preserve">DEREK: …Kessler. Eight years ago. My territory partner got fired. He was the best rep I knew, and he was gone in one afternoon. I was in the next office.</w:t>
+      </w:r>
+      <w:r>
+        <w:t xml:space="preserve"> </w:t>
+      </w:r>
+      <w:r>
+        <w:t xml:space="preserve">데릭: …케슬러. 8년 전. 제 지역 파트너가 해고됐어요. 제가 아는 최고의 영업 사원이었는데, 오후 한나절 만에 사라졌죠. 전 바로 옆 사무실에 있었어요.</w:t>
       </w:r>
     </w:p>
     <w:p>
@@ -2038,13 +2104,13 @@
         </w:numPr>
       </w:pPr>
       <w:r>
-        <w:t xml:space="preserve">DEREK: The managers wanted the numbers. They just didn’t want the email.</w:t>
-      </w:r>
-      <w:r>
-        <w:t xml:space="preserve"> </w:t>
-      </w:r>
-      <w:r>
-        <w:t xml:space="preserve">데릭: 관리자들은 숫자를 원했어요. 이메일은 원하지 않았을 뿐이죠.</w:t>
+        <w:t xml:space="preserve">DEREK: The managers wanted the numbers. They just didn’t want the email. So everyone learned the same lesson. Never write it, never say it, just smile and let the doctor decide.</w:t>
+      </w:r>
+      <w:r>
+        <w:t xml:space="preserve"> </w:t>
+      </w:r>
+      <w:r>
+        <w:t xml:space="preserve">데릭: 관리자들은 숫자를 원했어요. 이메일은 원하지 않았을 뿐이죠. 그래서 다들 같은 교훈을 배웠어요. 절대 쓰지 말고, 절대 말하지 말고, 그냥 웃고 의사가 결정하게 둬라.</w:t>
       </w:r>
     </w:p>
     <w:p>
@@ -2140,13 +2206,13 @@
         </w:numPr>
       </w:pPr>
       <w:r>
-        <w:t xml:space="preserve">NOAH: Our product’s best feature is that we tell the truth. That’s your edge.</w:t>
-      </w:r>
-      <w:r>
-        <w:t xml:space="preserve"> </w:t>
-      </w:r>
-      <w:r>
-        <w:t xml:space="preserve">노아: 우리 제품의 최고 특징은 우리가 진실을 말한다는 거예요. 그게 당신 무기예요.</w:t>
+        <w:t xml:space="preserve">NOAH: Our product’s best feature is that we tell the truth. Every other rep is winking. If you’re the one who shows doctors the limitation first, they’ll remember you. That’s your edge.</w:t>
+      </w:r>
+      <w:r>
+        <w:t xml:space="preserve"> </w:t>
+      </w:r>
+      <w:r>
+        <w:t xml:space="preserve">노아: 우리 제품의 최고 특징은 우리가 진실을 말한다는 거예요. 다른 영업 사원들은 다 윙크하고 있어요. 의사들에게 한계를 먼저 보여 주는 사람이 당신이라면, 그들은 당신을 기억할 거예요. 그게 당신 무기예요.</w:t>
       </w:r>
     </w:p>
     <w:p>
@@ -2242,13 +2308,13 @@
         </w:numPr>
       </w:pPr>
       <w:r>
-        <w:t xml:space="preserve">ELENA: Your opening was excellent. Your listening was real. You’re close.</w:t>
-      </w:r>
-      <w:r>
-        <w:t xml:space="preserve"> </w:t>
-      </w:r>
-      <w:r>
-        <w:t xml:space="preserve">엘레나: 오프닝은 훌륭했어요. 경청도 진짜였고요. 거의 다 왔어요.</w:t>
+        <w:t xml:space="preserve">ELENA: Your opening was excellent. Your listening was real. You asked what would make me happier, and you meant it. You’re close. The problem is only what comes out after the question.</w:t>
+      </w:r>
+      <w:r>
+        <w:t xml:space="preserve"> </w:t>
+      </w:r>
+      <w:r>
+        <w:t xml:space="preserve">엘레나: 오프닝은 훌륭했어요. 경청도 진짜였고요. 뭐가 있으면 더 만족하겠냐고 물었고, 진심이었죠. 거의 다 왔어요. 문제는 질문 다음에 나오는 말뿐이에요.</w:t>
       </w:r>
     </w:p>
     <w:p>
@@ -2469,13 +2535,46 @@
         </w:numPr>
       </w:pPr>
       <w:r>
-        <w:t xml:space="preserve">NOAH: …I did. Old habit. Halvern trained me for years.</w:t>
-      </w:r>
-      <w:r>
-        <w:t xml:space="preserve"> </w:t>
-      </w:r>
-      <w:r>
-        <w:t xml:space="preserve">노아: …했네요. 옛날 습관. 할번에서 몇 년이나 훈련받았거든요.</w:t>
+        <w:t xml:space="preserve">NOAH: …I did. Old habit. Halvern trained me for years to say</w:t>
+      </w:r>
+      <w:r>
+        <w:t xml:space="preserve"> </w:t>
+      </w:r>
+      <w:r>
+        <w:t xml:space="preserve">“</w:t>
+      </w:r>
+      <w:r>
+        <w:t xml:space="preserve">safer</w:t>
+      </w:r>
+      <w:r>
+        <w:t xml:space="preserve">”</w:t>
+      </w:r>
+      <w:r>
+        <w:t xml:space="preserve"> </w:t>
+      </w:r>
+      <w:r>
+        <w:t xml:space="preserve">in every meeting. I wrote that word on a hundred slides. Apparently my mouth still remembers.</w:t>
+      </w:r>
+      <w:r>
+        <w:t xml:space="preserve"> </w:t>
+      </w:r>
+      <w:r>
+        <w:t xml:space="preserve">노아: …했네요. 옛날 습관. 할번에서 몇 년이나 회의마다</w:t>
+      </w:r>
+      <w:r>
+        <w:t xml:space="preserve"> </w:t>
+      </w:r>
+      <w:r>
+        <w:t xml:space="preserve">“</w:t>
+      </w:r>
+      <w:r>
+        <w:t xml:space="preserve">더 안전하다</w:t>
+      </w:r>
+      <w:r>
+        <w:t xml:space="preserve">”</w:t>
+      </w:r>
+      <w:r>
+        <w:t xml:space="preserve">고 말하도록 훈련받았거든요. 그 단어를 슬라이드 백 장에 썼어요. 제 입이 아직 기억하나 봐요.</w:t>
       </w:r>
     </w:p>
     <w:p>
@@ -2623,7 +2722,7 @@
     </w:p>
     <w:bookmarkEnd w:id="25"/>
     <w:bookmarkEnd w:id="26"/>
-    <w:bookmarkStart w:id="30" w:name="학습-부록"/>
+    <w:bookmarkStart w:id="31" w:name="학습-부록"/>
     <w:p>
       <w:pPr>
         <w:pStyle w:val="Heading2"/>
@@ -3711,8 +3810,269 @@
       </w:r>
     </w:p>
     <w:bookmarkEnd w:id="29"/>
+    <w:bookmarkStart w:id="30" w:name="긴-발화-분석"/>
+    <w:p>
+      <w:pPr>
+        <w:pStyle w:val="Heading3"/>
+      </w:pPr>
+      <w:r>
+        <w:t xml:space="preserve">④ 긴 발화 분석</w:t>
+      </w:r>
+    </w:p>
+    <w:p>
+      <w:pPr>
+        <w:pStyle w:val="BlockText"/>
+      </w:pPr>
+      <w:r>
+        <w:rPr>
+          <w:bCs/>
+          <w:b/>
+        </w:rPr>
+        <w:t xml:space="preserve">78턴 AVA:</w:t>
+      </w:r>
+      <w:r>
+        <w:t xml:space="preserve"> </w:t>
+      </w:r>
+      <w:r>
+        <w:t xml:space="preserve">“</w:t>
+      </w:r>
+      <w:r>
+        <w:t xml:space="preserve">Ours includes training for your nurses, and an emergency kit for the clinic. So the extra forty-five dollars isn’t just for the syringe. It’s for the day you’re not there.</w:t>
+      </w:r>
+      <w:r>
+        <w:t xml:space="preserve">”</w:t>
+      </w:r>
+    </w:p>
+    <w:tbl>
+      <w:tblPr>
+        <w:tblStyle w:val="Table"/>
+        <w:tblW w:type="pct" w:w="5000"/>
+        <w:tblLook w:firstRow="1" w:lastRow="0" w:firstColumn="0" w:lastColumn="0" w:noHBand="0" w:noVBand="0" w:val="0020"/>
+        <w:jc w:val="start"/>
+      </w:tblPr>
+      <w:tblGrid>
+        <w:gridCol w:w="2640"/>
+        <w:gridCol w:w="2640"/>
+        <w:gridCol w:w="2640"/>
+      </w:tblGrid>
+      <w:tr>
+        <w:trPr>
+          <w:tblHeader w:val="true"/>
+        </w:trPr>
+        <w:tc>
+          <w:tcPr/>
+          <w:p>
+            <w:pPr>
+              <w:pStyle w:val="Compact"/>
+              <w:jc w:val="left"/>
+            </w:pPr>
+            <w:r>
+              <w:t xml:space="preserve">구조</w:t>
+            </w:r>
+          </w:p>
+        </w:tc>
+        <w:tc>
+          <w:tcPr/>
+          <w:p>
+            <w:pPr>
+              <w:pStyle w:val="Compact"/>
+              <w:jc w:val="left"/>
+            </w:pPr>
+            <w:r>
+              <w:t xml:space="preserve">영어</w:t>
+            </w:r>
+          </w:p>
+        </w:tc>
+        <w:tc>
+          <w:tcPr/>
+          <w:p>
+            <w:pPr>
+              <w:pStyle w:val="Compact"/>
+              <w:jc w:val="left"/>
+            </w:pPr>
+            <w:r>
+              <w:t xml:space="preserve">기능</w:t>
+            </w:r>
+          </w:p>
+        </w:tc>
+      </w:tr>
+      <w:tr>
+        <w:tc>
+          <w:tcPr/>
+          <w:p>
+            <w:pPr>
+              <w:pStyle w:val="Compact"/>
+              <w:jc w:val="left"/>
+            </w:pPr>
+            <w:r>
+              <w:t xml:space="preserve">① 사실(포함 내역)</w:t>
+            </w:r>
+          </w:p>
+        </w:tc>
+        <w:tc>
+          <w:tcPr/>
+          <w:p>
+            <w:pPr>
+              <w:pStyle w:val="Compact"/>
+              <w:jc w:val="left"/>
+            </w:pPr>
+            <w:r>
+              <w:t xml:space="preserve">Ours includes training for your nurses, and an emergency kit for the clinic.</w:t>
+            </w:r>
+          </w:p>
+        </w:tc>
+        <w:tc>
+          <w:tcPr/>
+          <w:p>
+            <w:pPr>
+              <w:pStyle w:val="Compact"/>
+              <w:jc w:val="left"/>
+            </w:pPr>
+            <w:r>
+              <w:t xml:space="preserve">76~77턴에서 탐색한 상대 상황(주사기만 포함)과 대비되는 구체적 가치 제시</w:t>
+            </w:r>
+          </w:p>
+        </w:tc>
+      </w:tr>
+      <w:tr>
+        <w:tc>
+          <w:tcPr/>
+          <w:p>
+            <w:pPr>
+              <w:pStyle w:val="Compact"/>
+              <w:jc w:val="left"/>
+            </w:pPr>
+            <w:r>
+              <w:t xml:space="preserve">② 재해석(So)</w:t>
+            </w:r>
+          </w:p>
+        </w:tc>
+        <w:tc>
+          <w:tcPr/>
+          <w:p>
+            <w:pPr>
+              <w:pStyle w:val="Compact"/>
+              <w:jc w:val="left"/>
+            </w:pPr>
+            <w:r>
+              <w:t xml:space="preserve">So the extra forty-five dollars isn’t just for the syringe.</w:t>
+            </w:r>
+          </w:p>
+        </w:tc>
+        <w:tc>
+          <w:tcPr/>
+          <w:p>
+            <w:pPr>
+              <w:pStyle w:val="Compact"/>
+              <w:jc w:val="left"/>
+            </w:pPr>
+            <w:r>
+              <w:t xml:space="preserve">인정했던 가격 차이를 숨기지 않고 다시 꺼내 의미를 바꿈</w:t>
+            </w:r>
+          </w:p>
+        </w:tc>
+      </w:tr>
+      <w:tr>
+        <w:tc>
+          <w:tcPr/>
+          <w:p>
+            <w:pPr>
+              <w:pStyle w:val="Compact"/>
+              <w:jc w:val="left"/>
+            </w:pPr>
+            <w:r>
+              <w:t xml:space="preserve">③ 감정 연결</w:t>
+            </w:r>
+          </w:p>
+        </w:tc>
+        <w:tc>
+          <w:tcPr/>
+          <w:p>
+            <w:pPr>
+              <w:pStyle w:val="Compact"/>
+              <w:jc w:val="left"/>
+            </w:pPr>
+            <w:r>
+              <w:t xml:space="preserve">It’s for the day you’re not there.</w:t>
+            </w:r>
+          </w:p>
+        </w:tc>
+        <w:tc>
+          <w:tcPr/>
+          <w:p>
+            <w:pPr>
+              <w:pStyle w:val="Compact"/>
+              <w:jc w:val="left"/>
+            </w:pPr>
+            <w:r>
+              <w:t xml:space="preserve">57턴에서 찾은 상대의 진짜 걱정(간호사 단독 시술)에 답을 연결</w:t>
+            </w:r>
+          </w:p>
+        </w:tc>
+      </w:tr>
+    </w:tbl>
+    <w:p>
+      <w:pPr>
+        <w:pStyle w:val="BodyText"/>
+      </w:pPr>
+      <w:r>
+        <w:rPr>
+          <w:bCs/>
+          <w:b/>
+        </w:rPr>
+        <w:t xml:space="preserve">활용 패턴:</w:t>
+      </w:r>
+      <w:r>
+        <w:t xml:space="preserve"> </w:t>
+      </w:r>
+      <w:r>
+        <w:t xml:space="preserve">포함된 가치(사실) → So + 가격 재해석 → 상대의 진짜 걱정에 연결 (LAER의 Respond)</w:t>
+      </w:r>
+      <w:r>
+        <w:t xml:space="preserve"> </w:t>
+      </w:r>
+      <w:r>
+        <w:rPr>
+          <w:bCs/>
+          <w:b/>
+        </w:rPr>
+        <w:t xml:space="preserve">연결 표현:</w:t>
+      </w:r>
+      <w:r>
+        <w:t xml:space="preserve"> </w:t>
+      </w:r>
+      <w:r>
+        <w:t xml:space="preserve">Ours includes…(저희 것에는 ~가 포함된다) · So…isn’t just for…(그러니 ~만을 위한 게 아니다) · It’s for the day…(~하는 날을 위한 것이다)</w:t>
+      </w:r>
+      <w:r>
+        <w:t xml:space="preserve"> </w:t>
+      </w:r>
+      <w:r>
+        <w:rPr>
+          <w:bCs/>
+          <w:b/>
+        </w:rPr>
+        <w:t xml:space="preserve">연습:</w:t>
+      </w:r>
+      <w:r>
+        <w:t xml:space="preserve"> </w:t>
+      </w:r>
+      <w:r>
+        <w:t xml:space="preserve">“</w:t>
+      </w:r>
+      <w:r>
+        <w:t xml:space="preserve">경쟁사보다 비싸다</w:t>
+      </w:r>
+      <w:r>
+        <w:t xml:space="preserve">”</w:t>
+      </w:r>
+      <w:r>
+        <w:t xml:space="preserve">는 고객 반론에, 가격 차이를 인정한 뒤 같은 구조로 30단어 안팎으로 답해 보기.</w:t>
+      </w:r>
+    </w:p>
     <w:bookmarkEnd w:id="30"/>
     <w:bookmarkEnd w:id="31"/>
+    <w:bookmarkEnd w:id="32"/>
     <w:sectPr/>
   </w:body>
 </w:document>

--- a/대본/3부/13화_Role_Play.docx
+++ b/대본/3부/13화_Role_Play.docx
@@ -2,7 +2,7 @@
 <file path=word/document.xml><?xml version="1.0" encoding="utf-8"?>
 <w:document xmlns:w="http://schemas.openxmlformats.org/wordprocessingml/2006/main" xmlns:m="http://schemas.openxmlformats.org/officeDocument/2006/math" xmlns:r="http://schemas.openxmlformats.org/officeDocument/2006/relationships" xmlns:o="urn:schemas-microsoft-com:office:office" xmlns:v="urn:schemas-microsoft-com:vml" xmlns:w10="urn:schemas-microsoft-com:office:word" xmlns:a="http://schemas.openxmlformats.org/drawingml/2006/main" xmlns:pic="http://schemas.openxmlformats.org/drawingml/2006/picture" xmlns:wp="http://schemas.openxmlformats.org/drawingml/2006/wordprocessingDrawing">
   <w:body>
-    <w:bookmarkStart w:id="32" w:name="ship-it-3부-13화"/>
+    <w:bookmarkStart w:id="38" w:name="ship-it-3부-13화"/>
     <w:p>
       <w:pPr>
         <w:pStyle w:val="Heading1"/>
@@ -299,197 +299,95 @@
     </w:p>
     <w:p>
       <w:pPr>
-        <w:numPr>
-          <w:ilvl w:val="0"/>
-          <w:numId w:val="1001"/>
-        </w:numPr>
+        <w:pStyle w:val="FirstParagraph"/>
       </w:pPr>
       <w:r>
         <w:t xml:space="preserve">TASHA: Welcome to role play day. Two reps. One doctor. Three judges.</w:t>
       </w:r>
-      <w:r>
-        <w:t xml:space="preserve"> </w:t>
-      </w:r>
-      <w:r>
-        <w:t xml:space="preserve">타샤: 롤플레이의 날에 오신 걸 환영해요. 영업 사원 둘. 의사 하나. 심사위원 셋.</w:t>
-      </w:r>
-    </w:p>
-    <w:p>
-      <w:pPr>
-        <w:numPr>
-          <w:ilvl w:val="0"/>
-          <w:numId w:val="1001"/>
-        </w:numPr>
+    </w:p>
+    <w:p>
+      <w:pPr>
+        <w:pStyle w:val="BodyText"/>
       </w:pPr>
       <w:r>
         <w:t xml:space="preserve">AVA: Is that a real exam table?</w:t>
       </w:r>
-      <w:r>
-        <w:t xml:space="preserve"> </w:t>
-      </w:r>
-      <w:r>
-        <w:t xml:space="preserve">에이바: 저거 진짜 진료대예요?</w:t>
-      </w:r>
-    </w:p>
-    <w:p>
-      <w:pPr>
-        <w:numPr>
-          <w:ilvl w:val="0"/>
-          <w:numId w:val="1001"/>
-        </w:numPr>
+    </w:p>
+    <w:p>
+      <w:pPr>
+        <w:pStyle w:val="BodyText"/>
       </w:pPr>
       <w:r>
         <w:t xml:space="preserve">ZOE: Borrowed from Elena’s clinic. Realism matters.</w:t>
       </w:r>
-      <w:r>
-        <w:t xml:space="preserve"> </w:t>
-      </w:r>
-      <w:r>
-        <w:t xml:space="preserve">조이: 엘레나 병원에서 빌려 왔어요. 현실감이 중요하거든요.</w:t>
-      </w:r>
-    </w:p>
-    <w:p>
-      <w:pPr>
-        <w:numPr>
-          <w:ilvl w:val="0"/>
-          <w:numId w:val="1001"/>
-        </w:numPr>
+    </w:p>
+    <w:p>
+      <w:pPr>
+        <w:pStyle w:val="BodyText"/>
       </w:pPr>
       <w:r>
         <w:t xml:space="preserve">ELENA: Today I’m not Elena. I’m Dr. Hart. Twenty-five years. No patience.</w:t>
       </w:r>
-      <w:r>
-        <w:t xml:space="preserve"> </w:t>
-      </w:r>
-      <w:r>
-        <w:t xml:space="preserve">엘레나: 오늘 전 엘레나가 아니에요. 닥터 하트. 25년 차. 인내심 없음.</w:t>
-      </w:r>
-    </w:p>
-    <w:p>
-      <w:pPr>
-        <w:numPr>
-          <w:ilvl w:val="0"/>
-          <w:numId w:val="1001"/>
-        </w:numPr>
+    </w:p>
+    <w:p>
+      <w:pPr>
+        <w:pStyle w:val="BodyText"/>
       </w:pPr>
       <w:r>
         <w:t xml:space="preserve">DEREK: I’ve met a hundred Dr. Harts. I’ll be fine.</w:t>
       </w:r>
-      <w:r>
-        <w:t xml:space="preserve"> </w:t>
-      </w:r>
-      <w:r>
-        <w:t xml:space="preserve">데릭: 닥터 하트 같은 사람 백 명은 만나 봤어요. 괜찮을 거예요.</w:t>
-      </w:r>
-    </w:p>
-    <w:p>
-      <w:pPr>
-        <w:numPr>
-          <w:ilvl w:val="0"/>
-          <w:numId w:val="1001"/>
-        </w:numPr>
+    </w:p>
+    <w:p>
+      <w:pPr>
+        <w:pStyle w:val="BodyText"/>
       </w:pPr>
       <w:r>
         <w:t xml:space="preserve">TASHA: Scoring is simple. Three areas. Claims, listening, objections.</w:t>
       </w:r>
-      <w:r>
-        <w:t xml:space="preserve"> </w:t>
-      </w:r>
-      <w:r>
-        <w:t xml:space="preserve">타샤: 채점은 간단해요. 세 영역. 주장, 경청, 반론.</w:t>
-      </w:r>
-    </w:p>
-    <w:p>
-      <w:pPr>
-        <w:numPr>
-          <w:ilvl w:val="0"/>
-          <w:numId w:val="1001"/>
-        </w:numPr>
+    </w:p>
+    <w:p>
+      <w:pPr>
+        <w:pStyle w:val="BodyText"/>
       </w:pPr>
       <w:r>
         <w:t xml:space="preserve">AVA: What counts as a claim mistake?</w:t>
       </w:r>
-      <w:r>
-        <w:t xml:space="preserve"> </w:t>
-      </w:r>
-      <w:r>
-        <w:t xml:space="preserve">에이바: 뭐가 주장 실수로 쳐지나요?</w:t>
-      </w:r>
-    </w:p>
-    <w:p>
-      <w:pPr>
-        <w:numPr>
-          <w:ilvl w:val="0"/>
-          <w:numId w:val="1001"/>
-        </w:numPr>
+    </w:p>
+    <w:p>
+      <w:pPr>
+        <w:pStyle w:val="BodyText"/>
       </w:pPr>
       <w:r>
         <w:t xml:space="preserve">TASHA: Anything not on the label. Even implied. Even with a smile.</w:t>
       </w:r>
-      <w:r>
-        <w:t xml:space="preserve"> </w:t>
-      </w:r>
-      <w:r>
-        <w:t xml:space="preserve">타샤: 라벨에 없는 모든 것. 암시도. 미소로 해도.</w:t>
-      </w:r>
-    </w:p>
-    <w:p>
-      <w:pPr>
-        <w:numPr>
-          <w:ilvl w:val="0"/>
-          <w:numId w:val="1001"/>
-        </w:numPr>
+    </w:p>
+    <w:p>
+      <w:pPr>
+        <w:pStyle w:val="BodyText"/>
       </w:pPr>
       <w:r>
         <w:t xml:space="preserve">DEREK: Noted.</w:t>
       </w:r>
-      <w:r>
-        <w:t xml:space="preserve"> </w:t>
-      </w:r>
-      <w:r>
-        <w:t xml:space="preserve">데릭: 알겠습니다.</w:t>
-      </w:r>
-    </w:p>
-    <w:p>
-      <w:pPr>
-        <w:numPr>
-          <w:ilvl w:val="0"/>
-          <w:numId w:val="1001"/>
-        </w:numPr>
+    </w:p>
+    <w:p>
+      <w:pPr>
+        <w:pStyle w:val="BodyText"/>
       </w:pPr>
       <w:r>
         <w:t xml:space="preserve">TASHA: For objections, use LAER. Listen. Acknowledge. Explore. Respond.</w:t>
       </w:r>
-      <w:r>
-        <w:t xml:space="preserve"> </w:t>
-      </w:r>
-      <w:r>
-        <w:t xml:space="preserve">타샤: 반론엔 LAER를 써요. 듣고. 인정하고. 탐색하고. 답하기.</w:t>
-      </w:r>
-    </w:p>
-    <w:p>
-      <w:pPr>
-        <w:numPr>
-          <w:ilvl w:val="0"/>
-          <w:numId w:val="1001"/>
-        </w:numPr>
+    </w:p>
+    <w:p>
+      <w:pPr>
+        <w:pStyle w:val="BodyText"/>
       </w:pPr>
       <w:r>
         <w:t xml:space="preserve">MARCUS: Sixty-five.</w:t>
       </w:r>
-      <w:r>
-        <w:t xml:space="preserve"> </w:t>
-      </w:r>
-      <w:r>
-        <w:t xml:space="preserve">마커스: 65번.</w:t>
-      </w:r>
-    </w:p>
-    <w:p>
-      <w:pPr>
-        <w:numPr>
-          <w:ilvl w:val="0"/>
-          <w:numId w:val="1001"/>
-        </w:numPr>
+    </w:p>
+    <w:p>
+      <w:pPr>
+        <w:pStyle w:val="BodyText"/>
       </w:pPr>
       <w:r>
         <w:t xml:space="preserve">AVA: Why</w:t>
@@ -527,11 +425,13 @@
       <w:r>
         <w:t xml:space="preserve">?</w:t>
       </w:r>
-      <w:r>
-        <w:t xml:space="preserve"> </w:t>
-      </w:r>
-      <w:r>
-        <w:t xml:space="preserve">에이바: 왜</w:t>
+    </w:p>
+    <w:p>
+      <w:pPr>
+        <w:pStyle w:val="BodyText"/>
+      </w:pPr>
+      <w:r>
+        <w:t xml:space="preserve">TASHA: Because the first objection is rarely the real one. A doctor who says</w:t>
       </w:r>
       <w:r>
         <w:t xml:space="preserve"> </w:t>
@@ -540,7 +440,7 @@
         <w:t xml:space="preserve">“</w:t>
       </w:r>
       <w:r>
-        <w:t xml:space="preserve">답하기</w:t>
+        <w:t xml:space="preserve">too expensive</w:t>
       </w:r>
       <w:r>
         <w:t xml:space="preserve">”</w:t>
@@ -549,7 +449,7 @@
         <w:t xml:space="preserve"> </w:t>
       </w:r>
       <w:r>
-        <w:t xml:space="preserve">전에</w:t>
+        <w:t xml:space="preserve">may really mean</w:t>
       </w:r>
       <w:r>
         <w:t xml:space="preserve"> </w:t>
@@ -558,130 +458,32 @@
         <w:t xml:space="preserve">“</w:t>
       </w:r>
       <w:r>
-        <w:t xml:space="preserve">탐색</w:t>
+        <w:t xml:space="preserve">I’m worried.</w:t>
       </w:r>
       <w:r>
         <w:t xml:space="preserve">”</w:t>
       </w:r>
       <w:r>
-        <w:t xml:space="preserve">이에요?</w:t>
-      </w:r>
-    </w:p>
-    <w:p>
-      <w:pPr>
-        <w:numPr>
-          <w:ilvl w:val="0"/>
-          <w:numId w:val="1001"/>
-        </w:numPr>
-      </w:pPr>
-      <w:r>
-        <w:t xml:space="preserve">TASHA: Because the first objection is rarely the real one. A doctor who says</w:t>
-      </w:r>
-      <w:r>
-        <w:t xml:space="preserve"> </w:t>
-      </w:r>
-      <w:r>
-        <w:t xml:space="preserve">“</w:t>
-      </w:r>
-      <w:r>
-        <w:t xml:space="preserve">too expensive</w:t>
-      </w:r>
-      <w:r>
-        <w:t xml:space="preserve">”</w:t>
-      </w:r>
-      <w:r>
-        <w:t xml:space="preserve"> </w:t>
-      </w:r>
-      <w:r>
-        <w:t xml:space="preserve">may really mean</w:t>
-      </w:r>
-      <w:r>
-        <w:t xml:space="preserve"> </w:t>
-      </w:r>
-      <w:r>
-        <w:t xml:space="preserve">“</w:t>
-      </w:r>
-      <w:r>
-        <w:t xml:space="preserve">I’m worried.</w:t>
-      </w:r>
-      <w:r>
-        <w:t xml:space="preserve">”</w:t>
-      </w:r>
-      <w:r>
         <w:t xml:space="preserve"> </w:t>
       </w:r>
       <w:r>
         <w:t xml:space="preserve">So ask a question first, then answer the real thing.</w:t>
       </w:r>
-      <w:r>
-        <w:t xml:space="preserve"> </w:t>
-      </w:r>
-      <w:r>
-        <w:t xml:space="preserve">타샤: 첫 반론이 진짜 반론인 경우는 드물거든요.</w:t>
-      </w:r>
-      <w:r>
-        <w:t xml:space="preserve"> </w:t>
-      </w:r>
-      <w:r>
-        <w:t xml:space="preserve">“</w:t>
-      </w:r>
-      <w:r>
-        <w:t xml:space="preserve">너무 비싸요</w:t>
-      </w:r>
-      <w:r>
-        <w:t xml:space="preserve">”</w:t>
-      </w:r>
-      <w:r>
-        <w:t xml:space="preserve">라고 하는 의사는 사실</w:t>
-      </w:r>
-      <w:r>
-        <w:t xml:space="preserve"> </w:t>
-      </w:r>
-      <w:r>
-        <w:t xml:space="preserve">“</w:t>
-      </w:r>
-      <w:r>
-        <w:t xml:space="preserve">걱정돼요</w:t>
-      </w:r>
-      <w:r>
-        <w:t xml:space="preserve">”</w:t>
-      </w:r>
-      <w:r>
-        <w:t xml:space="preserve">라는 뜻일 수도 있어요. 그러니 먼저 질문하고, 그다음 진짜 문제에 답해요.</w:t>
-      </w:r>
-    </w:p>
-    <w:p>
-      <w:pPr>
-        <w:numPr>
-          <w:ilvl w:val="0"/>
-          <w:numId w:val="1001"/>
-        </w:numPr>
+    </w:p>
+    <w:p>
+      <w:pPr>
+        <w:pStyle w:val="BodyText"/>
       </w:pPr>
       <w:r>
         <w:t xml:space="preserve">NOAH: Derek, you’re first. Experience before courage.</w:t>
       </w:r>
-      <w:r>
-        <w:t xml:space="preserve"> </w:t>
-      </w:r>
-      <w:r>
-        <w:t xml:space="preserve">노아: 데릭, 먼저 해요. 용기보다 경험 먼저.</w:t>
-      </w:r>
-    </w:p>
-    <w:p>
-      <w:pPr>
-        <w:numPr>
-          <w:ilvl w:val="0"/>
-          <w:numId w:val="1001"/>
-        </w:numPr>
+    </w:p>
+    <w:p>
+      <w:pPr>
+        <w:pStyle w:val="BodyText"/>
       </w:pPr>
       <w:r>
         <w:t xml:space="preserve">DEREK: Happy to set the bar.</w:t>
-      </w:r>
-      <w:r>
-        <w:t xml:space="preserve"> </w:t>
-      </w:r>
-      <w:r>
-        <w:t xml:space="preserve">데릭: 기준을 세워 드리죠.</w:t>
       </w:r>
     </w:p>
     <w:bookmarkEnd w:id="21"/>
@@ -696,469 +498,223 @@
     </w:p>
     <w:p>
       <w:pPr>
-        <w:numPr>
-          <w:ilvl w:val="0"/>
-          <w:numId w:val="1002"/>
-        </w:numPr>
+        <w:pStyle w:val="FirstParagraph"/>
       </w:pPr>
       <w:r>
         <w:t xml:space="preserve">DEREK: Dr. Hart! Derek Shaw, Veyra Aesthetics. Thanks for five minutes. I brought coffee.</w:t>
       </w:r>
-      <w:r>
-        <w:t xml:space="preserve"> </w:t>
-      </w:r>
-      <w:r>
-        <w:t xml:space="preserve">데릭: 닥터 하트! 베이라 에스테틱스의 데릭 쇼입니다. 5분 감사합니다. 커피 가져왔어요.</w:t>
-      </w:r>
-    </w:p>
-    <w:p>
-      <w:pPr>
-        <w:numPr>
-          <w:ilvl w:val="0"/>
-          <w:numId w:val="1002"/>
-        </w:numPr>
+    </w:p>
+    <w:p>
+      <w:pPr>
+        <w:pStyle w:val="BodyText"/>
       </w:pPr>
       <w:r>
         <w:t xml:space="preserve">ELENA: I don’t drink coffee after noon. You have four minutes now.</w:t>
       </w:r>
-      <w:r>
-        <w:t xml:space="preserve"> </w:t>
-      </w:r>
-      <w:r>
-        <w:t xml:space="preserve">엘레나: 정오 이후엔 커피 안 마셔요. 이제 4분 남았어요.</w:t>
-      </w:r>
-    </w:p>
-    <w:p>
-      <w:pPr>
-        <w:numPr>
-          <w:ilvl w:val="0"/>
-          <w:numId w:val="1002"/>
-        </w:numPr>
+    </w:p>
+    <w:p>
+      <w:pPr>
+        <w:pStyle w:val="BodyText"/>
       </w:pPr>
       <w:r>
         <w:t xml:space="preserve">DEREK: Then I’ll be quick. How many filler patients do you see weekly?</w:t>
       </w:r>
-      <w:r>
-        <w:t xml:space="preserve"> </w:t>
-      </w:r>
-      <w:r>
-        <w:t xml:space="preserve">데릭: 그럼 빨리 할게요. 매주 필러 환자를 몇 명 보세요?</w:t>
-      </w:r>
-    </w:p>
-    <w:p>
-      <w:pPr>
-        <w:numPr>
-          <w:ilvl w:val="0"/>
-          <w:numId w:val="1002"/>
-        </w:numPr>
+    </w:p>
+    <w:p>
+      <w:pPr>
+        <w:pStyle w:val="BodyText"/>
       </w:pPr>
       <w:r>
         <w:t xml:space="preserve">ELENA: About forty. Mostly Lumaderm. I’m happy with it.</w:t>
       </w:r>
-      <w:r>
-        <w:t xml:space="preserve"> </w:t>
-      </w:r>
-      <w:r>
-        <w:t xml:space="preserve">엘레나: 40명쯤. 대부분 루마덤. 만족하고 있어요.</w:t>
-      </w:r>
-    </w:p>
-    <w:p>
-      <w:pPr>
-        <w:numPr>
-          <w:ilvl w:val="0"/>
-          <w:numId w:val="1002"/>
-        </w:numPr>
+    </w:p>
+    <w:p>
+      <w:pPr>
+        <w:pStyle w:val="BodyText"/>
       </w:pPr>
       <w:r>
         <w:t xml:space="preserve">DEREK: Great product. I respect it. What would make you even happier?</w:t>
       </w:r>
-      <w:r>
-        <w:t xml:space="preserve"> </w:t>
-      </w:r>
-      <w:r>
-        <w:t xml:space="preserve">데릭: 좋은 제품이죠. 존중해요. 뭐가 있으면 더 만족하시겠어요?</w:t>
-      </w:r>
-    </w:p>
-    <w:p>
-      <w:pPr>
-        <w:numPr>
-          <w:ilvl w:val="0"/>
-          <w:numId w:val="1002"/>
-        </w:numPr>
+    </w:p>
+    <w:p>
+      <w:pPr>
+        <w:pStyle w:val="BodyText"/>
       </w:pPr>
       <w:r>
         <w:t xml:space="preserve">ZOE: Good open question.</w:t>
       </w:r>
-      <w:r>
-        <w:t xml:space="preserve"> </w:t>
-      </w:r>
-      <w:r>
-        <w:t xml:space="preserve">조이: 좋은 열린 질문이네요.</w:t>
-      </w:r>
-    </w:p>
-    <w:p>
-      <w:pPr>
-        <w:numPr>
-          <w:ilvl w:val="0"/>
-          <w:numId w:val="1002"/>
-        </w:numPr>
+    </w:p>
+    <w:p>
+      <w:pPr>
+        <w:pStyle w:val="BodyText"/>
       </w:pPr>
       <w:r>
         <w:t xml:space="preserve">ELENA: Nothing. Unless yours is safer. Is it safer?</w:t>
       </w:r>
-      <w:r>
-        <w:t xml:space="preserve"> </w:t>
-      </w:r>
-      <w:r>
-        <w:t xml:space="preserve">엘레나: 없어요. 당신 게 더 안전하지 않다면요. 더 안전해요?</w:t>
-      </w:r>
-    </w:p>
-    <w:p>
-      <w:pPr>
-        <w:numPr>
-          <w:ilvl w:val="0"/>
-          <w:numId w:val="1002"/>
-        </w:numPr>
+    </w:p>
+    <w:p>
+      <w:pPr>
+        <w:pStyle w:val="BodyText"/>
       </w:pPr>
       <w:r>
         <w:t xml:space="preserve">DEREK: Let’s just say our doctors sleep better at night.</w:t>
       </w:r>
-      <w:r>
-        <w:t xml:space="preserve"> </w:t>
-      </w:r>
-      <w:r>
-        <w:t xml:space="preserve">데릭: 그냥 저희 의사들은 밤에 잠을 더 잘 잔다고 해 두죠.</w:t>
-      </w:r>
-    </w:p>
-    <w:p>
-      <w:pPr>
-        <w:numPr>
-          <w:ilvl w:val="0"/>
-          <w:numId w:val="1002"/>
-        </w:numPr>
+    </w:p>
+    <w:p>
+      <w:pPr>
+        <w:pStyle w:val="BodyText"/>
       </w:pPr>
       <w:r>
         <w:t xml:space="preserve">TASHA: Hmm.</w:t>
       </w:r>
-      <w:r>
-        <w:t xml:space="preserve"> </w:t>
-      </w:r>
-      <w:r>
-        <w:t xml:space="preserve">타샤: 흠.</w:t>
-      </w:r>
-    </w:p>
-    <w:p>
-      <w:pPr>
-        <w:numPr>
-          <w:ilvl w:val="0"/>
-          <w:numId w:val="1002"/>
-        </w:numPr>
+    </w:p>
+    <w:p>
+      <w:pPr>
+        <w:pStyle w:val="BodyText"/>
       </w:pPr>
       <w:r>
         <w:t xml:space="preserve">ELENA: Sleep better. Because it’s safer?</w:t>
       </w:r>
-      <w:r>
-        <w:t xml:space="preserve"> </w:t>
-      </w:r>
-      <w:r>
-        <w:t xml:space="preserve">엘레나: 잠을 더 잘 잔다. 더 안전하니까요?</w:t>
-      </w:r>
-    </w:p>
-    <w:p>
-      <w:pPr>
-        <w:numPr>
-          <w:ilvl w:val="0"/>
-          <w:numId w:val="1002"/>
-        </w:numPr>
+    </w:p>
+    <w:p>
+      <w:pPr>
+        <w:pStyle w:val="BodyText"/>
       </w:pPr>
       <w:r>
         <w:t xml:space="preserve">DEREK: Because there’s an emergency exit. FlexLink. Dissolves 2.8 times faster.</w:t>
       </w:r>
-      <w:r>
-        <w:t xml:space="preserve"> </w:t>
-      </w:r>
-      <w:r>
-        <w:t xml:space="preserve">데릭: 비상구가 있으니까요. 플렉스링크. 2.8배 빨리 녹아요.</w:t>
-      </w:r>
-    </w:p>
-    <w:p>
-      <w:pPr>
-        <w:numPr>
-          <w:ilvl w:val="0"/>
-          <w:numId w:val="1002"/>
-        </w:numPr>
+    </w:p>
+    <w:p>
+      <w:pPr>
+        <w:pStyle w:val="BodyText"/>
       </w:pPr>
       <w:r>
         <w:t xml:space="preserve">ELENA: So fewer patients lose skin? Less necrosis?</w:t>
       </w:r>
-      <w:r>
-        <w:t xml:space="preserve"> </w:t>
-      </w:r>
-      <w:r>
-        <w:t xml:space="preserve">엘레나: 그럼 피부 괴사 환자가 줄어든다? 괴사가 감소한다?</w:t>
-      </w:r>
-    </w:p>
-    <w:p>
-      <w:pPr>
-        <w:numPr>
-          <w:ilvl w:val="0"/>
-          <w:numId w:val="1002"/>
-        </w:numPr>
+    </w:p>
+    <w:p>
+      <w:pPr>
+        <w:pStyle w:val="BodyText"/>
       </w:pPr>
       <w:r>
         <w:t xml:space="preserve">DEREK: Absolutely. That’s the whole idea behind it.</w:t>
       </w:r>
-      <w:r>
-        <w:t xml:space="preserve"> </w:t>
-      </w:r>
-      <w:r>
-        <w:t xml:space="preserve">데릭: 물론이죠. 그게 바로 핵심 아이디어예요.</w:t>
-      </w:r>
-    </w:p>
-    <w:p>
-      <w:pPr>
-        <w:numPr>
-          <w:ilvl w:val="0"/>
-          <w:numId w:val="1002"/>
-        </w:numPr>
+    </w:p>
+    <w:p>
+      <w:pPr>
+        <w:pStyle w:val="BodyText"/>
       </w:pPr>
       <w:r>
         <w:t xml:space="preserve">ZOE: Oh no.</w:t>
       </w:r>
-      <w:r>
-        <w:t xml:space="preserve"> </w:t>
-      </w:r>
-      <w:r>
-        <w:t xml:space="preserve">조이: 오, 안 돼.</w:t>
-      </w:r>
-    </w:p>
-    <w:p>
-      <w:pPr>
-        <w:numPr>
-          <w:ilvl w:val="0"/>
-          <w:numId w:val="1002"/>
-        </w:numPr>
+    </w:p>
+    <w:p>
+      <w:pPr>
+        <w:pStyle w:val="BodyText"/>
       </w:pPr>
       <w:r>
         <w:t xml:space="preserve">ELENA: Interesting. Can I use it in lips? My patients want lips.</w:t>
       </w:r>
-      <w:r>
-        <w:t xml:space="preserve"> </w:t>
-      </w:r>
-      <w:r>
-        <w:t xml:space="preserve">엘레나: 흥미롭네요. 입술에 써도 돼요? 환자들이 입술을 원해서요.</w:t>
-      </w:r>
-    </w:p>
-    <w:p>
-      <w:pPr>
-        <w:numPr>
-          <w:ilvl w:val="0"/>
-          <w:numId w:val="1002"/>
-        </w:numPr>
+    </w:p>
+    <w:p>
+      <w:pPr>
+        <w:pStyle w:val="BodyText"/>
       </w:pPr>
       <w:r>
         <w:t xml:space="preserve">DEREK: Officially, it’s for smile lines.</w:t>
       </w:r>
-      <w:r>
-        <w:t xml:space="preserve"> </w:t>
-      </w:r>
-      <w:r>
-        <w:t xml:space="preserve">데릭: 공식적으로는 팔자주름용이에요.</w:t>
-      </w:r>
-    </w:p>
-    <w:p>
-      <w:pPr>
-        <w:numPr>
-          <w:ilvl w:val="0"/>
-          <w:numId w:val="1002"/>
-        </w:numPr>
+    </w:p>
+    <w:p>
+      <w:pPr>
+        <w:pStyle w:val="BodyText"/>
       </w:pPr>
       <w:r>
         <w:t xml:space="preserve">ELENA: And unofficially?</w:t>
       </w:r>
-      <w:r>
-        <w:t xml:space="preserve"> </w:t>
-      </w:r>
-      <w:r>
-        <w:t xml:space="preserve">엘레나: 비공식적으로는요?</w:t>
-      </w:r>
-    </w:p>
-    <w:p>
-      <w:pPr>
-        <w:numPr>
-          <w:ilvl w:val="0"/>
-          <w:numId w:val="1002"/>
-        </w:numPr>
+    </w:p>
+    <w:p>
+      <w:pPr>
+        <w:pStyle w:val="BodyText"/>
       </w:pPr>
       <w:r>
         <w:t xml:space="preserve">DEREK: Many of my doctors are very creative.</w:t>
       </w:r>
-      <w:r>
-        <w:t xml:space="preserve"> </w:t>
-      </w:r>
-      <w:r>
-        <w:t xml:space="preserve">데릭: 제 의사분들 중 많은 분이 아주 창의적이시죠.</w:t>
-      </w:r>
-    </w:p>
-    <w:p>
-      <w:pPr>
-        <w:numPr>
-          <w:ilvl w:val="0"/>
-          <w:numId w:val="1002"/>
-        </w:numPr>
+    </w:p>
+    <w:p>
+      <w:pPr>
+        <w:pStyle w:val="BodyText"/>
       </w:pPr>
       <w:r>
         <w:t xml:space="preserve">ELENA: Are you smiling?</w:t>
       </w:r>
-      <w:r>
-        <w:t xml:space="preserve"> </w:t>
-      </w:r>
-      <w:r>
-        <w:t xml:space="preserve">엘레나: 지금 웃고 있어요?</w:t>
-      </w:r>
-    </w:p>
-    <w:p>
-      <w:pPr>
-        <w:numPr>
-          <w:ilvl w:val="0"/>
-          <w:numId w:val="1002"/>
-        </w:numPr>
+    </w:p>
+    <w:p>
+      <w:pPr>
+        <w:pStyle w:val="BodyText"/>
       </w:pPr>
       <w:r>
         <w:t xml:space="preserve">DEREK: I’m a friendly guy.</w:t>
       </w:r>
-      <w:r>
-        <w:t xml:space="preserve"> </w:t>
-      </w:r>
-      <w:r>
-        <w:t xml:space="preserve">데릭: 제가 친근한 사람이라서요.</w:t>
-      </w:r>
-    </w:p>
-    <w:p>
-      <w:pPr>
-        <w:numPr>
-          <w:ilvl w:val="0"/>
-          <w:numId w:val="1002"/>
-        </w:numPr>
+    </w:p>
+    <w:p>
+      <w:pPr>
+        <w:pStyle w:val="BodyText"/>
       </w:pPr>
       <w:r>
         <w:t xml:space="preserve">ELENA: Last question. Price. Why pay more than Lumaderm?</w:t>
       </w:r>
-      <w:r>
-        <w:t xml:space="preserve"> </w:t>
-      </w:r>
-      <w:r>
-        <w:t xml:space="preserve">엘레나: 마지막 질문. 가격. 왜 루마덤보다 돈을 더 내야 해요?</w:t>
-      </w:r>
-    </w:p>
-    <w:p>
-      <w:pPr>
-        <w:numPr>
-          <w:ilvl w:val="0"/>
-          <w:numId w:val="1002"/>
-        </w:numPr>
+    </w:p>
+    <w:p>
+      <w:pPr>
+        <w:pStyle w:val="BodyText"/>
       </w:pPr>
       <w:r>
         <w:t xml:space="preserve">DEREK: Launch price. Three ninety-five. I can probably do better for a big account.</w:t>
       </w:r>
-      <w:r>
-        <w:t xml:space="preserve"> </w:t>
-      </w:r>
-      <w:r>
-        <w:t xml:space="preserve">데릭: 출시가. 395달러. 큰 거래처면 아마 더 해 드릴 수 있어요.</w:t>
-      </w:r>
-    </w:p>
-    <w:p>
-      <w:pPr>
-        <w:numPr>
-          <w:ilvl w:val="0"/>
-          <w:numId w:val="1002"/>
-        </w:numPr>
+    </w:p>
+    <w:p>
+      <w:pPr>
+        <w:pStyle w:val="BodyText"/>
       </w:pPr>
       <w:r>
         <w:t xml:space="preserve">ZOE: He can’t. That’s not his decision.</w:t>
       </w:r>
-      <w:r>
-        <w:t xml:space="preserve"> </w:t>
-      </w:r>
-      <w:r>
-        <w:t xml:space="preserve">조이: 못 해요. 그건 그 사람 결정이 아니에요.</w:t>
-      </w:r>
-    </w:p>
-    <w:p>
-      <w:pPr>
-        <w:numPr>
-          <w:ilvl w:val="0"/>
-          <w:numId w:val="1002"/>
-        </w:numPr>
+    </w:p>
+    <w:p>
+      <w:pPr>
+        <w:pStyle w:val="BodyText"/>
       </w:pPr>
       <w:r>
         <w:t xml:space="preserve">ELENA: Time. Okay. I’m Elena again.</w:t>
       </w:r>
-      <w:r>
-        <w:t xml:space="preserve"> </w:t>
-      </w:r>
-      <w:r>
-        <w:t xml:space="preserve">엘레나: 시간. 좋아요. 다시 엘레나예요.</w:t>
-      </w:r>
-    </w:p>
-    <w:p>
-      <w:pPr>
-        <w:numPr>
-          <w:ilvl w:val="0"/>
-          <w:numId w:val="1002"/>
-        </w:numPr>
+    </w:p>
+    <w:p>
+      <w:pPr>
+        <w:pStyle w:val="BodyText"/>
       </w:pPr>
       <w:r>
         <w:t xml:space="preserve">DEREK: How did I do? Honestly, I think she was ready to buy.</w:t>
       </w:r>
-      <w:r>
-        <w:t xml:space="preserve"> </w:t>
-      </w:r>
-      <w:r>
-        <w:t xml:space="preserve">데릭: 어땠어요? 솔직히, 사려고 했던 것 같은데요.</w:t>
-      </w:r>
-    </w:p>
-    <w:p>
-      <w:pPr>
-        <w:numPr>
-          <w:ilvl w:val="0"/>
-          <w:numId w:val="1002"/>
-        </w:numPr>
+    </w:p>
+    <w:p>
+      <w:pPr>
+        <w:pStyle w:val="BodyText"/>
       </w:pPr>
       <w:r>
         <w:t xml:space="preserve">TASHA: Claims. Three violations. Listening, good. Objections, poor. It’s a fail.</w:t>
       </w:r>
-      <w:r>
-        <w:t xml:space="preserve"> </w:t>
-      </w:r>
-      <w:r>
-        <w:t xml:space="preserve">타샤: 주장. 위반 세 건. 경청, 좋음. 반론, 미흡. 불합격이에요.</w:t>
-      </w:r>
-    </w:p>
-    <w:p>
-      <w:pPr>
-        <w:numPr>
-          <w:ilvl w:val="0"/>
-          <w:numId w:val="1002"/>
-        </w:numPr>
+    </w:p>
+    <w:p>
+      <w:pPr>
+        <w:pStyle w:val="BodyText"/>
       </w:pPr>
       <w:r>
         <w:t xml:space="preserve">DEREK: A fail? Three violations? Name them.</w:t>
       </w:r>
-      <w:r>
-        <w:t xml:space="preserve"> </w:t>
-      </w:r>
-      <w:r>
-        <w:t xml:space="preserve">데릭: 불합격이요? 위반 세 건? 말해 봐요.</w:t>
-      </w:r>
-    </w:p>
-    <w:p>
-      <w:pPr>
-        <w:numPr>
-          <w:ilvl w:val="0"/>
-          <w:numId w:val="1002"/>
-        </w:numPr>
+    </w:p>
+    <w:p>
+      <w:pPr>
+        <w:pStyle w:val="BodyText"/>
       </w:pPr>
       <w:r>
         <w:t xml:space="preserve">ELENA: One.</w:t>
@@ -1181,11 +737,29 @@
       <w:r>
         <w:t xml:space="preserve">That implies safer, and our label doesn’t say that. You never used the word, but a doctor hears it anyway, and so would the FDA.</w:t>
       </w:r>
-      <w:r>
-        <w:t xml:space="preserve"> </w:t>
-      </w:r>
-      <w:r>
-        <w:t xml:space="preserve">엘레나: 하나.</w:t>
+    </w:p>
+    <w:p>
+      <w:pPr>
+        <w:pStyle w:val="BodyText"/>
+      </w:pPr>
+      <w:r>
+        <w:t xml:space="preserve">TASHA: Two. You agreed it reduces necrosis. The label says the opposite. It dissolves faster, yes, but nobody has shown fewer patients lose skin. You turned a lab number into a promise.</w:t>
+      </w:r>
+    </w:p>
+    <w:p>
+      <w:pPr>
+        <w:pStyle w:val="BodyText"/>
+      </w:pPr>
+      <w:r>
+        <w:t xml:space="preserve">DEREK: The opposite?</w:t>
+      </w:r>
+    </w:p>
+    <w:p>
+      <w:pPr>
+        <w:pStyle w:val="BodyText"/>
+      </w:pPr>
+      <w:r>
+        <w:t xml:space="preserve">ZOE:</w:t>
       </w:r>
       <w:r>
         <w:t xml:space="preserve"> </w:t>
@@ -1194,7 +768,7 @@
         <w:t xml:space="preserve">“</w:t>
       </w:r>
       <w:r>
-        <w:t xml:space="preserve">의사들이 잠을 잘 잔다.</w:t>
+        <w:t xml:space="preserve">The clinical benefit has not been established in clinical studies.</w:t>
       </w:r>
       <w:r>
         <w:t xml:space="preserve">”</w:t>
@@ -1203,52 +777,15 @@
         <w:t xml:space="preserve"> </w:t>
       </w:r>
       <w:r>
-        <w:t xml:space="preserve">더 안전하다는 암시인데, 라벨엔 그런 말이 없어요. 그 단어를 쓰진 않았지만 의사는 어차피 그렇게 듣고, FDA도 마찬가지일 거예요.</w:t>
-      </w:r>
-    </w:p>
-    <w:p>
-      <w:pPr>
-        <w:numPr>
-          <w:ilvl w:val="0"/>
-          <w:numId w:val="1002"/>
-        </w:numPr>
-      </w:pPr>
-      <w:r>
-        <w:t xml:space="preserve">TASHA: Two. You agreed it reduces necrosis. The label says the opposite. It dissolves faster, yes, but nobody has shown fewer patients lose skin. You turned a lab number into a promise.</w:t>
-      </w:r>
-      <w:r>
-        <w:t xml:space="preserve"> </w:t>
-      </w:r>
-      <w:r>
-        <w:t xml:space="preserve">타샤: 둘. 괴사를 줄인다는 데 동의했죠. 라벨은 정반대로 말해요. 더 빨리 녹는 건 맞지만, 피부 괴사 환자가 줄었다는 건 아무도 보여 주지 않았어요. 실험실 숫자를 약속으로 바꿔 버린 거예요.</w:t>
-      </w:r>
-    </w:p>
-    <w:p>
-      <w:pPr>
-        <w:numPr>
-          <w:ilvl w:val="0"/>
-          <w:numId w:val="1002"/>
-        </w:numPr>
-      </w:pPr>
-      <w:r>
-        <w:t xml:space="preserve">DEREK: The opposite?</w:t>
-      </w:r>
-      <w:r>
-        <w:t xml:space="preserve"> </w:t>
-      </w:r>
-      <w:r>
-        <w:t xml:space="preserve">데릭: 정반대라고요?</w:t>
-      </w:r>
-    </w:p>
-    <w:p>
-      <w:pPr>
-        <w:numPr>
-          <w:ilvl w:val="0"/>
-          <w:numId w:val="1002"/>
-        </w:numPr>
-      </w:pPr>
-      <w:r>
-        <w:t xml:space="preserve">ZOE:</w:t>
+        <w:t xml:space="preserve">Page one.</w:t>
+      </w:r>
+    </w:p>
+    <w:p>
+      <w:pPr>
+        <w:pStyle w:val="BodyText"/>
+      </w:pPr>
+      <w:r>
+        <w:t xml:space="preserve">ELENA: Three.</w:t>
       </w:r>
       <w:r>
         <w:t xml:space="preserve"> </w:t>
@@ -1257,7 +794,7 @@
         <w:t xml:space="preserve">“</w:t>
       </w:r>
       <w:r>
-        <w:t xml:space="preserve">The clinical benefit has not been established in clinical studies.</w:t>
+        <w:t xml:space="preserve">Very creative doctors.</w:t>
       </w:r>
       <w:r>
         <w:t xml:space="preserve">”</w:t>
@@ -1266,135 +803,31 @@
         <w:t xml:space="preserve"> </w:t>
       </w:r>
       <w:r>
-        <w:t xml:space="preserve">Page one.</w:t>
-      </w:r>
-      <w:r>
-        <w:t xml:space="preserve"> </w:t>
-      </w:r>
-      <w:r>
-        <w:t xml:space="preserve">조이:</w:t>
-      </w:r>
-      <w:r>
-        <w:t xml:space="preserve"> </w:t>
-      </w:r>
-      <w:r>
-        <w:t xml:space="preserve">“</w:t>
-      </w:r>
-      <w:r>
-        <w:t xml:space="preserve">임상적 이점은 임상 연구에서 입증되지 않았다.</w:t>
-      </w:r>
-      <w:r>
-        <w:t xml:space="preserve">”</w:t>
-      </w:r>
-      <w:r>
-        <w:t xml:space="preserve"> </w:t>
-      </w:r>
-      <w:r>
-        <w:t xml:space="preserve">첫 페이지예요.</w:t>
-      </w:r>
-    </w:p>
-    <w:p>
-      <w:pPr>
-        <w:numPr>
-          <w:ilvl w:val="0"/>
-          <w:numId w:val="1002"/>
-        </w:numPr>
-      </w:pPr>
-      <w:r>
-        <w:t xml:space="preserve">ELENA: Three.</w:t>
-      </w:r>
-      <w:r>
-        <w:t xml:space="preserve"> </w:t>
-      </w:r>
-      <w:r>
-        <w:t xml:space="preserve">“</w:t>
-      </w:r>
-      <w:r>
-        <w:t xml:space="preserve">Very creative doctors.</w:t>
-      </w:r>
-      <w:r>
-        <w:t xml:space="preserve">”</w:t>
-      </w:r>
-      <w:r>
-        <w:t xml:space="preserve"> </w:t>
-      </w:r>
-      <w:r>
         <w:t xml:space="preserve">With a smile. That’s off-label promotion.</w:t>
       </w:r>
-      <w:r>
-        <w:t xml:space="preserve"> </w:t>
-      </w:r>
-      <w:r>
-        <w:t xml:space="preserve">엘레나: 셋.</w:t>
-      </w:r>
-      <w:r>
-        <w:t xml:space="preserve"> </w:t>
-      </w:r>
-      <w:r>
-        <w:t xml:space="preserve">“</w:t>
-      </w:r>
-      <w:r>
-        <w:t xml:space="preserve">아주 창의적인 의사들.</w:t>
-      </w:r>
-      <w:r>
-        <w:t xml:space="preserve">”</w:t>
-      </w:r>
-      <w:r>
-        <w:t xml:space="preserve"> </w:t>
-      </w:r>
-      <w:r>
-        <w:t xml:space="preserve">미소와 함께. 그건 오프라벨 판촉이에요.</w:t>
-      </w:r>
-    </w:p>
-    <w:p>
-      <w:pPr>
-        <w:numPr>
-          <w:ilvl w:val="0"/>
-          <w:numId w:val="1002"/>
-        </w:numPr>
+    </w:p>
+    <w:p>
+      <w:pPr>
+        <w:pStyle w:val="BodyText"/>
       </w:pPr>
       <w:r>
         <w:t xml:space="preserve">ZOE: And four, the discount. You promised a price you can’t give.</w:t>
       </w:r>
-      <w:r>
-        <w:t xml:space="preserve"> </w:t>
-      </w:r>
-      <w:r>
-        <w:t xml:space="preserve">조이: 그리고 넷, 할인. 줄 수 없는 가격을 약속했어요.</w:t>
-      </w:r>
-    </w:p>
-    <w:p>
-      <w:pPr>
-        <w:numPr>
-          <w:ilvl w:val="0"/>
-          <w:numId w:val="1002"/>
-        </w:numPr>
+    </w:p>
+    <w:p>
+      <w:pPr>
+        <w:pStyle w:val="BodyText"/>
       </w:pPr>
       <w:r>
         <w:t xml:space="preserve">DEREK: That’s how the real world works. Every rep does this. Doctors expect a little wink, and if I don’t give it, the Lumaderm rep will. You’ll lose accounts on day one.</w:t>
       </w:r>
-      <w:r>
-        <w:t xml:space="preserve"> </w:t>
-      </w:r>
-      <w:r>
-        <w:t xml:space="preserve">데릭: 현실 세계는 그렇게 돌아가요. 영업 사원은 다 그래요. 의사들은 약간의 윙크를 기대하고, 제가 안 하면 루마덤 영업 사원이 할 거예요. 첫날부터 거래처를 잃을 거예요.</w:t>
-      </w:r>
-    </w:p>
-    <w:p>
-      <w:pPr>
-        <w:numPr>
-          <w:ilvl w:val="0"/>
-          <w:numId w:val="1002"/>
-        </w:numPr>
+    </w:p>
+    <w:p>
+      <w:pPr>
+        <w:pStyle w:val="BodyText"/>
       </w:pPr>
       <w:r>
         <w:t xml:space="preserve">NOAH: Not here. Ava, you’re up. Derek, let’s talk after.</w:t>
-      </w:r>
-      <w:r>
-        <w:t xml:space="preserve"> </w:t>
-      </w:r>
-      <w:r>
-        <w:t xml:space="preserve">노아: 여기선 아니에요. 에이바, 차례예요. 데릭, 끝나고 얘기해요.</w:t>
       </w:r>
     </w:p>
     <w:bookmarkEnd w:id="22"/>
@@ -1409,180 +842,87 @@
     </w:p>
     <w:p>
       <w:pPr>
-        <w:numPr>
-          <w:ilvl w:val="0"/>
-          <w:numId w:val="1003"/>
-        </w:numPr>
+        <w:pStyle w:val="FirstParagraph"/>
       </w:pPr>
       <w:r>
         <w:t xml:space="preserve">AVA: Dr. Hart? Hi. Ava Reed, Veyra. Is now still a good time?</w:t>
       </w:r>
-      <w:r>
-        <w:t xml:space="preserve"> </w:t>
-      </w:r>
-      <w:r>
-        <w:t xml:space="preserve">에이바: 닥터 하트? 안녕하세요. 베이라의 에이바 리드예요. 지금 괜찮으세요?</w:t>
-      </w:r>
-    </w:p>
-    <w:p>
-      <w:pPr>
-        <w:numPr>
-          <w:ilvl w:val="0"/>
-          <w:numId w:val="1003"/>
-        </w:numPr>
+    </w:p>
+    <w:p>
+      <w:pPr>
+        <w:pStyle w:val="BodyText"/>
       </w:pPr>
       <w:r>
         <w:t xml:space="preserve">ELENA: No. But you’re here. Three minutes.</w:t>
       </w:r>
-      <w:r>
-        <w:t xml:space="preserve"> </w:t>
-      </w:r>
-      <w:r>
-        <w:t xml:space="preserve">엘레나: 아니요. 하지만 왔으니까. 3분.</w:t>
-      </w:r>
-    </w:p>
-    <w:p>
-      <w:pPr>
-        <w:numPr>
-          <w:ilvl w:val="0"/>
-          <w:numId w:val="1003"/>
-        </w:numPr>
+    </w:p>
+    <w:p>
+      <w:pPr>
+        <w:pStyle w:val="BodyText"/>
       </w:pPr>
       <w:r>
         <w:t xml:space="preserve">AVA: Thank you. One question first? What worries you most in a filler visit?</w:t>
       </w:r>
-      <w:r>
-        <w:t xml:space="preserve"> </w:t>
-      </w:r>
-      <w:r>
-        <w:t xml:space="preserve">에이바: 감사합니다. 질문 하나 먼저요? 필러 진료에서 뭐가 제일 걱정되세요?</w:t>
-      </w:r>
-    </w:p>
-    <w:p>
-      <w:pPr>
-        <w:numPr>
-          <w:ilvl w:val="0"/>
-          <w:numId w:val="1003"/>
-        </w:numPr>
+    </w:p>
+    <w:p>
+      <w:pPr>
+        <w:pStyle w:val="BodyText"/>
       </w:pPr>
       <w:r>
         <w:t xml:space="preserve">ELENA: Nothing worries me. I’ve done this twenty-five years.</w:t>
       </w:r>
-      <w:r>
-        <w:t xml:space="preserve"> </w:t>
-      </w:r>
-      <w:r>
-        <w:t xml:space="preserve">엘레나: 걱정되는 거 없어요. 25년 했어요.</w:t>
-      </w:r>
-    </w:p>
-    <w:p>
-      <w:pPr>
-        <w:numPr>
-          <w:ilvl w:val="0"/>
-          <w:numId w:val="1003"/>
-        </w:numPr>
+    </w:p>
+    <w:p>
+      <w:pPr>
+        <w:pStyle w:val="BodyText"/>
       </w:pPr>
       <w:r>
         <w:t xml:space="preserve">AVA: That’s impressive. And your nurses? Do they inject too?</w:t>
       </w:r>
-      <w:r>
-        <w:t xml:space="preserve"> </w:t>
-      </w:r>
-      <w:r>
-        <w:t xml:space="preserve">에이바: 대단하시네요. 간호사분들은요? 그분들도 시술하세요?</w:t>
-      </w:r>
-    </w:p>
-    <w:p>
-      <w:pPr>
-        <w:numPr>
-          <w:ilvl w:val="0"/>
-          <w:numId w:val="1003"/>
-        </w:numPr>
+    </w:p>
+    <w:p>
+      <w:pPr>
+        <w:pStyle w:val="BodyText"/>
       </w:pPr>
       <w:r>
         <w:t xml:space="preserve">ELENA: …Two of them. Why?</w:t>
       </w:r>
-      <w:r>
-        <w:t xml:space="preserve"> </w:t>
-      </w:r>
-      <w:r>
-        <w:t xml:space="preserve">엘레나: …두 명이요. 왜요?</w:t>
-      </w:r>
-    </w:p>
-    <w:p>
-      <w:pPr>
-        <w:numPr>
-          <w:ilvl w:val="0"/>
-          <w:numId w:val="1003"/>
-        </w:numPr>
+    </w:p>
+    <w:p>
+      <w:pPr>
+        <w:pStyle w:val="BodyText"/>
       </w:pPr>
       <w:r>
         <w:t xml:space="preserve">AVA: Do they feel ready? If something goes wrong when you’re not there? I worked a front desk for four years, and the nurses always told me what they never told the doctor.</w:t>
       </w:r>
-      <w:r>
-        <w:t xml:space="preserve"> </w:t>
-      </w:r>
-      <w:r>
-        <w:t xml:space="preserve">에이바: 그분들은 준비됐다고 느끼실까요? 선생님이 안 계실 때 문제가 생기면요? 제가 4년 동안 프런트에서 일했는데, 간호사들은 의사에게 절대 안 하는 말을 늘 저한테 했거든요.</w:t>
-      </w:r>
-    </w:p>
-    <w:p>
-      <w:pPr>
-        <w:numPr>
-          <w:ilvl w:val="0"/>
-          <w:numId w:val="1003"/>
-        </w:numPr>
+    </w:p>
+    <w:p>
+      <w:pPr>
+        <w:pStyle w:val="BodyText"/>
       </w:pPr>
       <w:r>
         <w:t xml:space="preserve">ELENA: That’s… actually a fair question.</w:t>
       </w:r>
-      <w:r>
-        <w:t xml:space="preserve"> </w:t>
-      </w:r>
-      <w:r>
-        <w:t xml:space="preserve">엘레나: 그건… 사실 정당한 질문이네요.</w:t>
-      </w:r>
-    </w:p>
-    <w:p>
-      <w:pPr>
-        <w:numPr>
-          <w:ilvl w:val="0"/>
-          <w:numId w:val="1003"/>
-        </w:numPr>
+    </w:p>
+    <w:p>
+      <w:pPr>
+        <w:pStyle w:val="BodyText"/>
       </w:pPr>
       <w:r>
         <w:t xml:space="preserve">TASHA: She found the real worry. Explore.</w:t>
       </w:r>
-      <w:r>
-        <w:t xml:space="preserve"> </w:t>
-      </w:r>
-      <w:r>
-        <w:t xml:space="preserve">타샤: 진짜 걱정을 찾았네요. 탐색.</w:t>
-      </w:r>
-    </w:p>
-    <w:p>
-      <w:pPr>
-        <w:numPr>
-          <w:ilvl w:val="0"/>
-          <w:numId w:val="1003"/>
-        </w:numPr>
+    </w:p>
+    <w:p>
+      <w:pPr>
+        <w:pStyle w:val="BodyText"/>
       </w:pPr>
       <w:r>
         <w:t xml:space="preserve">ELENA: Is your filler safer? Just tell me yes or no.</w:t>
       </w:r>
-      <w:r>
-        <w:t xml:space="preserve"> </w:t>
-      </w:r>
-      <w:r>
-        <w:t xml:space="preserve">엘레나: 당신 필러가 더 안전해요? 예, 아니요로만 말해요.</w:t>
-      </w:r>
-    </w:p>
-    <w:p>
-      <w:pPr>
-        <w:numPr>
-          <w:ilvl w:val="0"/>
-          <w:numId w:val="1003"/>
-        </w:numPr>
+    </w:p>
+    <w:p>
+      <w:pPr>
+        <w:pStyle w:val="BodyText"/>
       </w:pPr>
       <w:r>
         <w:t xml:space="preserve">AVA: We can’t say</w:t>
@@ -1605,349 +945,157 @@
       <w:r>
         <w:t xml:space="preserve">Here’s what we measured.</w:t>
       </w:r>
-      <w:r>
-        <w:t xml:space="preserve"> </w:t>
-      </w:r>
-      <w:r>
-        <w:t xml:space="preserve">에이바:</w:t>
-      </w:r>
-      <w:r>
-        <w:t xml:space="preserve"> </w:t>
-      </w:r>
-      <w:r>
-        <w:t xml:space="preserve">“</w:t>
-      </w:r>
-      <w:r>
-        <w:t xml:space="preserve">더 안전하다</w:t>
-      </w:r>
-      <w:r>
-        <w:t xml:space="preserve">”</w:t>
-      </w:r>
-      <w:r>
-        <w:t xml:space="preserve">고는 말할 수 없어요. 저희가 측정한 걸 말씀드릴게요.</w:t>
-      </w:r>
-    </w:p>
-    <w:p>
-      <w:pPr>
-        <w:numPr>
-          <w:ilvl w:val="0"/>
-          <w:numId w:val="1003"/>
-        </w:numPr>
+    </w:p>
+    <w:p>
+      <w:pPr>
+        <w:pStyle w:val="BodyText"/>
       </w:pPr>
       <w:r>
         <w:t xml:space="preserve">ELENA: Go on.</w:t>
       </w:r>
-      <w:r>
-        <w:t xml:space="preserve"> </w:t>
-      </w:r>
-      <w:r>
-        <w:t xml:space="preserve">엘레나: 계속해요.</w:t>
-      </w:r>
-    </w:p>
-    <w:p>
-      <w:pPr>
-        <w:numPr>
-          <w:ilvl w:val="0"/>
-          <w:numId w:val="1003"/>
-        </w:numPr>
+    </w:p>
+    <w:p>
+      <w:pPr>
+        <w:pStyle w:val="BodyText"/>
       </w:pPr>
       <w:r>
         <w:t xml:space="preserve">AVA: Same twelve-month results as Lumaderm. And FlexLink dissolves 2.8 times faster with hyaluronidase.</w:t>
       </w:r>
-      <w:r>
-        <w:t xml:space="preserve"> </w:t>
-      </w:r>
-      <w:r>
-        <w:t xml:space="preserve">에이바: 루마덤과 같은 12개월 효과. 그리고 플렉스링크는 히알루로니다아제로 2.8배 빨리 녹아요.</w:t>
-      </w:r>
-    </w:p>
-    <w:p>
-      <w:pPr>
-        <w:numPr>
-          <w:ilvl w:val="0"/>
-          <w:numId w:val="1003"/>
-        </w:numPr>
+    </w:p>
+    <w:p>
+      <w:pPr>
+        <w:pStyle w:val="BodyText"/>
       </w:pPr>
       <w:r>
         <w:t xml:space="preserve">ELENA: In how many patients?</w:t>
       </w:r>
-      <w:r>
-        <w:t xml:space="preserve"> </w:t>
-      </w:r>
-      <w:r>
-        <w:t xml:space="preserve">엘레나: 환자 몇 명에서요?</w:t>
-      </w:r>
-    </w:p>
-    <w:p>
-      <w:pPr>
-        <w:numPr>
-          <w:ilvl w:val="0"/>
-          <w:numId w:val="1003"/>
-        </w:numPr>
+    </w:p>
+    <w:p>
+      <w:pPr>
+        <w:pStyle w:val="BodyText"/>
       </w:pPr>
       <w:r>
         <w:t xml:space="preserve">AVA: Forty subjects. Blinded photo review. The clinical benefit isn’t established yet.</w:t>
       </w:r>
-      <w:r>
-        <w:t xml:space="preserve"> </w:t>
-      </w:r>
-      <w:r>
-        <w:t xml:space="preserve">에이바: 40명. 눈가림 사진 평가. 임상적 이점은 아직 입증되지 않았어요.</w:t>
-      </w:r>
-    </w:p>
-    <w:p>
-      <w:pPr>
-        <w:numPr>
-          <w:ilvl w:val="0"/>
-          <w:numId w:val="1003"/>
-        </w:numPr>
+    </w:p>
+    <w:p>
+      <w:pPr>
+        <w:pStyle w:val="BodyText"/>
       </w:pPr>
       <w:r>
         <w:t xml:space="preserve">ELENA: You’re telling me your own limitation?</w:t>
       </w:r>
-      <w:r>
-        <w:t xml:space="preserve"> </w:t>
-      </w:r>
-      <w:r>
-        <w:t xml:space="preserve">엘레나: 당신 제품의 한계를 나한테 말하는 거예요?</w:t>
-      </w:r>
-    </w:p>
-    <w:p>
-      <w:pPr>
-        <w:numPr>
-          <w:ilvl w:val="0"/>
-          <w:numId w:val="1003"/>
-        </w:numPr>
+    </w:p>
+    <w:p>
+      <w:pPr>
+        <w:pStyle w:val="BodyText"/>
       </w:pPr>
       <w:r>
         <w:t xml:space="preserve">AVA: It’s on page one. You’d read it anyway. I’d rather you hear it from me, because if I hide one limitation, you won’t trust anything else I say today.</w:t>
       </w:r>
-      <w:r>
-        <w:t xml:space="preserve"> </w:t>
-      </w:r>
-      <w:r>
-        <w:t xml:space="preserve">에이바: 첫 페이지에 있어요. 어차피 읽으실 거고요. 제게서 들으시는 게 나아요. 제가 한계 하나를 숨기면, 오늘 제가 하는 다른 말도 전혀 믿지 않으실 테니까요.</w:t>
-      </w:r>
-    </w:p>
-    <w:p>
-      <w:pPr>
-        <w:numPr>
-          <w:ilvl w:val="0"/>
-          <w:numId w:val="1003"/>
-        </w:numPr>
+    </w:p>
+    <w:p>
+      <w:pPr>
+        <w:pStyle w:val="BodyText"/>
       </w:pPr>
       <w:r>
         <w:t xml:space="preserve">ZOE: Oh, that’s good.</w:t>
       </w:r>
-      <w:r>
-        <w:t xml:space="preserve"> </w:t>
-      </w:r>
-      <w:r>
-        <w:t xml:space="preserve">조이: 오, 좋다.</w:t>
-      </w:r>
-    </w:p>
-    <w:p>
-      <w:pPr>
-        <w:numPr>
-          <w:ilvl w:val="0"/>
-          <w:numId w:val="1003"/>
-        </w:numPr>
+    </w:p>
+    <w:p>
+      <w:pPr>
+        <w:pStyle w:val="BodyText"/>
       </w:pPr>
       <w:r>
         <w:t xml:space="preserve">ELENA: Can I use it in lips?</w:t>
       </w:r>
-      <w:r>
-        <w:t xml:space="preserve"> </w:t>
-      </w:r>
-      <w:r>
-        <w:t xml:space="preserve">엘레나: 입술에 써도 돼요?</w:t>
-      </w:r>
-    </w:p>
-    <w:p>
-      <w:pPr>
-        <w:numPr>
-          <w:ilvl w:val="0"/>
-          <w:numId w:val="1003"/>
-        </w:numPr>
+    </w:p>
+    <w:p>
+      <w:pPr>
+        <w:pStyle w:val="BodyText"/>
       </w:pPr>
       <w:r>
         <w:t xml:space="preserve">AVA: That’s not on our label. I can have our medical director call you.</w:t>
       </w:r>
-      <w:r>
-        <w:t xml:space="preserve"> </w:t>
-      </w:r>
-      <w:r>
-        <w:t xml:space="preserve">에이바: 그건 라벨에 없어요. 저희 의학 책임자가 전화드리도록 할 수 있어요.</w:t>
-      </w:r>
-    </w:p>
-    <w:p>
-      <w:pPr>
-        <w:numPr>
-          <w:ilvl w:val="0"/>
-          <w:numId w:val="1003"/>
-        </w:numPr>
+    </w:p>
+    <w:p>
+      <w:pPr>
+        <w:pStyle w:val="BodyText"/>
       </w:pPr>
       <w:r>
         <w:t xml:space="preserve">ELENA: Price. Why pay more than Lumaderm?</w:t>
       </w:r>
-      <w:r>
-        <w:t xml:space="preserve"> </w:t>
-      </w:r>
-      <w:r>
-        <w:t xml:space="preserve">엘레나: 가격. 왜 루마덤보다 돈을 더 내요?</w:t>
-      </w:r>
-    </w:p>
-    <w:p>
-      <w:pPr>
-        <w:numPr>
-          <w:ilvl w:val="0"/>
-          <w:numId w:val="1003"/>
-        </w:numPr>
+    </w:p>
+    <w:p>
+      <w:pPr>
+        <w:pStyle w:val="BodyText"/>
       </w:pPr>
       <w:r>
         <w:t xml:space="preserve">AVA: Um. It’s… it’s worth it because…</w:t>
       </w:r>
-      <w:r>
-        <w:t xml:space="preserve"> </w:t>
-      </w:r>
-      <w:r>
-        <w:t xml:space="preserve">에이바: 음. 그건… 그만한 가치가 있는 게…</w:t>
-      </w:r>
-    </w:p>
-    <w:p>
-      <w:pPr>
-        <w:numPr>
-          <w:ilvl w:val="0"/>
-          <w:numId w:val="1003"/>
-        </w:numPr>
+    </w:p>
+    <w:p>
+      <w:pPr>
+        <w:pStyle w:val="BodyText"/>
       </w:pPr>
       <w:r>
         <w:t xml:space="preserve">TASHA: Breathe. LAER.</w:t>
       </w:r>
-      <w:r>
-        <w:t xml:space="preserve"> </w:t>
-      </w:r>
-      <w:r>
-        <w:t xml:space="preserve">타샤: 숨 쉬어요. LAER.</w:t>
-      </w:r>
-    </w:p>
-    <w:p>
-      <w:pPr>
-        <w:numPr>
-          <w:ilvl w:val="0"/>
-          <w:numId w:val="1003"/>
-        </w:numPr>
+    </w:p>
+    <w:p>
+      <w:pPr>
+        <w:pStyle w:val="BodyText"/>
       </w:pPr>
       <w:r>
         <w:t xml:space="preserve">AVA: Sorry. You’re right to ask. It’s forty-five dollars more per syringe. That’s real money, and I won’t pretend it isn’t. With forty patients a week, it adds up.</w:t>
       </w:r>
-      <w:r>
-        <w:t xml:space="preserve"> </w:t>
-      </w:r>
-      <w:r>
-        <w:t xml:space="preserve">에이바: 죄송해요. 물어보시는 게 당연해요. 주사기당 45달러 더 비싸요. 큰돈이죠. 아닌 척하지 않을게요. 일주일에 환자 40명이면, 금방 쌓여요.</w:t>
-      </w:r>
-    </w:p>
-    <w:p>
-      <w:pPr>
-        <w:numPr>
-          <w:ilvl w:val="0"/>
-          <w:numId w:val="1003"/>
-        </w:numPr>
+    </w:p>
+    <w:p>
+      <w:pPr>
+        <w:pStyle w:val="BodyText"/>
       </w:pPr>
       <w:r>
         <w:t xml:space="preserve">ELENA: It does.</w:t>
       </w:r>
-      <w:r>
-        <w:t xml:space="preserve"> </w:t>
-      </w:r>
-      <w:r>
-        <w:t xml:space="preserve">엘레나: 그렇죠.</w:t>
-      </w:r>
-    </w:p>
-    <w:p>
-      <w:pPr>
-        <w:numPr>
-          <w:ilvl w:val="0"/>
-          <w:numId w:val="1003"/>
-        </w:numPr>
+    </w:p>
+    <w:p>
+      <w:pPr>
+        <w:pStyle w:val="BodyText"/>
       </w:pPr>
       <w:r>
         <w:t xml:space="preserve">AVA: Can I ask what’s included in your Lumaderm price today?</w:t>
       </w:r>
-      <w:r>
-        <w:t xml:space="preserve"> </w:t>
-      </w:r>
-      <w:r>
-        <w:t xml:space="preserve">에이바: 지금 루마덤 가격에 뭐가 포함돼 있는지 여쭤봐도 될까요?</w:t>
-      </w:r>
-    </w:p>
-    <w:p>
-      <w:pPr>
-        <w:numPr>
-          <w:ilvl w:val="0"/>
-          <w:numId w:val="1003"/>
-        </w:numPr>
+    </w:p>
+    <w:p>
+      <w:pPr>
+        <w:pStyle w:val="BodyText"/>
       </w:pPr>
       <w:r>
         <w:t xml:space="preserve">ELENA: The syringe. That’s it.</w:t>
       </w:r>
-      <w:r>
-        <w:t xml:space="preserve"> </w:t>
-      </w:r>
-      <w:r>
-        <w:t xml:space="preserve">엘레나: 주사기. 그게 다예요.</w:t>
-      </w:r>
-    </w:p>
-    <w:p>
-      <w:pPr>
-        <w:numPr>
-          <w:ilvl w:val="0"/>
-          <w:numId w:val="1003"/>
-        </w:numPr>
+    </w:p>
+    <w:p>
+      <w:pPr>
+        <w:pStyle w:val="BodyText"/>
       </w:pPr>
       <w:r>
         <w:t xml:space="preserve">AVA: Ours includes training for your nurses, and an emergency kit for the clinic. So the extra forty-five dollars isn’t just for the syringe. It’s for the day you’re not there.</w:t>
       </w:r>
-      <w:r>
-        <w:t xml:space="preserve"> </w:t>
-      </w:r>
-      <w:r>
-        <w:t xml:space="preserve">에이바: 저희 건 간호사분들 교육과 병원용 응급 키트가 포함돼요. 그러니 추가 45달러는 주사기값만이 아니에요. 선생님이 안 계신 날을 위한 거예요.</w:t>
-      </w:r>
-    </w:p>
-    <w:p>
-      <w:pPr>
-        <w:numPr>
-          <w:ilvl w:val="0"/>
-          <w:numId w:val="1003"/>
-        </w:numPr>
+    </w:p>
+    <w:p>
+      <w:pPr>
+        <w:pStyle w:val="BodyText"/>
       </w:pPr>
       <w:r>
         <w:t xml:space="preserve">ELENA: …Hmm. Leave me the label. And a training date.</w:t>
       </w:r>
-      <w:r>
-        <w:t xml:space="preserve"> </w:t>
-      </w:r>
-      <w:r>
-        <w:t xml:space="preserve">엘레나: …흠. 라벨 두고 가요. 그리고 교육 날짜도.</w:t>
-      </w:r>
-    </w:p>
-    <w:p>
-      <w:pPr>
-        <w:numPr>
-          <w:ilvl w:val="0"/>
-          <w:numId w:val="1003"/>
-        </w:numPr>
+    </w:p>
+    <w:p>
+      <w:pPr>
+        <w:pStyle w:val="BodyText"/>
       </w:pPr>
       <w:r>
         <w:t xml:space="preserve">TASHA: Time. Claims, perfect. Listening, excellent. Objections, good after a wobble. Pass.</w:t>
-      </w:r>
-      <w:r>
-        <w:t xml:space="preserve"> </w:t>
-      </w:r>
-      <w:r>
-        <w:t xml:space="preserve">타샤: 시간. 주장, 완벽. 경청, 탁월. 반론, 흔들린 뒤 양호. 합격.</w:t>
       </w:r>
     </w:p>
     <w:bookmarkEnd w:id="23"/>
@@ -1962,427 +1110,202 @@
     </w:p>
     <w:p>
       <w:pPr>
-        <w:numPr>
-          <w:ilvl w:val="0"/>
-          <w:numId w:val="1004"/>
-        </w:numPr>
+        <w:pStyle w:val="FirstParagraph"/>
       </w:pPr>
       <w:r>
         <w:t xml:space="preserve">DEREK: Fifteen years. Three President’s Clubs. And a medspa receptionist beats me.</w:t>
       </w:r>
-      <w:r>
-        <w:t xml:space="preserve"> </w:t>
-      </w:r>
-      <w:r>
-        <w:t xml:space="preserve">데릭: 15년. 프레지던트 클럽 세 번. 그런데 메디스파 접수원한테 지다니.</w:t>
-      </w:r>
-    </w:p>
-    <w:p>
-      <w:pPr>
-        <w:numPr>
-          <w:ilvl w:val="0"/>
-          <w:numId w:val="1004"/>
-        </w:numPr>
+    </w:p>
+    <w:p>
+      <w:pPr>
+        <w:pStyle w:val="BodyText"/>
       </w:pPr>
       <w:r>
         <w:t xml:space="preserve">NOAH: She didn’t beat you. She played a different game.</w:t>
       </w:r>
-      <w:r>
-        <w:t xml:space="preserve"> </w:t>
-      </w:r>
-      <w:r>
-        <w:t xml:space="preserve">노아: 당신을 이긴 게 아니에요. 다른 게임을 한 거죠.</w:t>
-      </w:r>
-    </w:p>
-    <w:p>
-      <w:pPr>
-        <w:numPr>
-          <w:ilvl w:val="0"/>
-          <w:numId w:val="1004"/>
-        </w:numPr>
+    </w:p>
+    <w:p>
+      <w:pPr>
+        <w:pStyle w:val="BodyText"/>
       </w:pPr>
       <w:r>
         <w:t xml:space="preserve">DEREK: The real game is the one where doctors buy.</w:t>
       </w:r>
-      <w:r>
-        <w:t xml:space="preserve"> </w:t>
-      </w:r>
-      <w:r>
-        <w:t xml:space="preserve">데릭: 진짜 게임은 의사들이 사는 게임이에요.</w:t>
-      </w:r>
-    </w:p>
-    <w:p>
-      <w:pPr>
-        <w:numPr>
-          <w:ilvl w:val="0"/>
-          <w:numId w:val="1004"/>
-        </w:numPr>
+    </w:p>
+    <w:p>
+      <w:pPr>
+        <w:pStyle w:val="BodyText"/>
       </w:pPr>
       <w:r>
         <w:t xml:space="preserve">TASHA: Can I ask something? Where did you learn the smile?</w:t>
       </w:r>
-      <w:r>
-        <w:t xml:space="preserve"> </w:t>
-      </w:r>
-      <w:r>
-        <w:t xml:space="preserve">타샤: 하나 물어도 돼요? 그 미소는 어디서 배웠어요?</w:t>
-      </w:r>
-    </w:p>
-    <w:p>
-      <w:pPr>
-        <w:numPr>
-          <w:ilvl w:val="0"/>
-          <w:numId w:val="1004"/>
-        </w:numPr>
+    </w:p>
+    <w:p>
+      <w:pPr>
+        <w:pStyle w:val="BodyText"/>
       </w:pPr>
       <w:r>
         <w:t xml:space="preserve">DEREK: …Kessler. Eight years ago. My territory partner got fired. He was the best rep I knew, and he was gone in one afternoon. I was in the next office.</w:t>
       </w:r>
-      <w:r>
-        <w:t xml:space="preserve"> </w:t>
-      </w:r>
-      <w:r>
-        <w:t xml:space="preserve">데릭: …케슬러. 8년 전. 제 지역 파트너가 해고됐어요. 제가 아는 최고의 영업 사원이었는데, 오후 한나절 만에 사라졌죠. 전 바로 옆 사무실에 있었어요.</w:t>
-      </w:r>
-    </w:p>
-    <w:p>
-      <w:pPr>
-        <w:numPr>
-          <w:ilvl w:val="0"/>
-          <w:numId w:val="1004"/>
-        </w:numPr>
+    </w:p>
+    <w:p>
+      <w:pPr>
+        <w:pStyle w:val="BodyText"/>
       </w:pPr>
       <w:r>
         <w:t xml:space="preserve">NOAH: For what?</w:t>
       </w:r>
-      <w:r>
-        <w:t xml:space="preserve"> </w:t>
-      </w:r>
-      <w:r>
-        <w:t xml:space="preserve">노아: 무슨 이유로요?</w:t>
-      </w:r>
-    </w:p>
-    <w:p>
-      <w:pPr>
-        <w:numPr>
-          <w:ilvl w:val="0"/>
-          <w:numId w:val="1004"/>
-        </w:numPr>
+    </w:p>
+    <w:p>
+      <w:pPr>
+        <w:pStyle w:val="BodyText"/>
       </w:pPr>
       <w:r>
         <w:t xml:space="preserve">DEREK: Off-label promotion. He said it out loud. In an email.</w:t>
       </w:r>
-      <w:r>
-        <w:t xml:space="preserve"> </w:t>
-      </w:r>
-      <w:r>
-        <w:t xml:space="preserve">데릭: 오프라벨 판촉. 그걸 대놓고 말했어요. 이메일로.</w:t>
-      </w:r>
-    </w:p>
-    <w:p>
-      <w:pPr>
-        <w:numPr>
-          <w:ilvl w:val="0"/>
-          <w:numId w:val="1004"/>
-        </w:numPr>
+    </w:p>
+    <w:p>
+      <w:pPr>
+        <w:pStyle w:val="BodyText"/>
       </w:pPr>
       <w:r>
         <w:t xml:space="preserve">TASHA: So you learned not to say it. Just to smile.</w:t>
       </w:r>
-      <w:r>
-        <w:t xml:space="preserve"> </w:t>
-      </w:r>
-      <w:r>
-        <w:t xml:space="preserve">타샤: 그래서 말하지 않는 법을 배웠군요. 그냥 웃는 법을.</w:t>
-      </w:r>
-    </w:p>
-    <w:p>
-      <w:pPr>
-        <w:numPr>
-          <w:ilvl w:val="0"/>
-          <w:numId w:val="1004"/>
-        </w:numPr>
+    </w:p>
+    <w:p>
+      <w:pPr>
+        <w:pStyle w:val="BodyText"/>
       </w:pPr>
       <w:r>
         <w:t xml:space="preserve">DEREK: The managers wanted the numbers. They just didn’t want the email. So everyone learned the same lesson. Never write it, never say it, just smile and let the doctor decide.</w:t>
       </w:r>
-      <w:r>
-        <w:t xml:space="preserve"> </w:t>
-      </w:r>
-      <w:r>
-        <w:t xml:space="preserve">데릭: 관리자들은 숫자를 원했어요. 이메일은 원하지 않았을 뿐이죠. 그래서 다들 같은 교훈을 배웠어요. 절대 쓰지 말고, 절대 말하지 말고, 그냥 웃고 의사가 결정하게 둬라.</w:t>
-      </w:r>
-    </w:p>
-    <w:p>
-      <w:pPr>
-        <w:numPr>
-          <w:ilvl w:val="0"/>
-          <w:numId w:val="1004"/>
-        </w:numPr>
+    </w:p>
+    <w:p>
+      <w:pPr>
+        <w:pStyle w:val="BodyText"/>
       </w:pPr>
       <w:r>
         <w:t xml:space="preserve">NOAH: That’s not your fault. But it’s your habit now.</w:t>
       </w:r>
-      <w:r>
-        <w:t xml:space="preserve"> </w:t>
-      </w:r>
-      <w:r>
-        <w:t xml:space="preserve">노아: 그건 당신 잘못이 아니에요. 하지만 이제 당신 습관이죠.</w:t>
-      </w:r>
-    </w:p>
-    <w:p>
-      <w:pPr>
-        <w:numPr>
-          <w:ilvl w:val="0"/>
-          <w:numId w:val="1004"/>
-        </w:numPr>
+    </w:p>
+    <w:p>
+      <w:pPr>
+        <w:pStyle w:val="BodyText"/>
       </w:pPr>
       <w:r>
         <w:t xml:space="preserve">DEREK: So what do I do? Forget fifteen years?</w:t>
       </w:r>
-      <w:r>
-        <w:t xml:space="preserve"> </w:t>
-      </w:r>
-      <w:r>
-        <w:t xml:space="preserve">데릭: 그럼 어떡해요? 15년을 잊어요?</w:t>
-      </w:r>
-    </w:p>
-    <w:p>
-      <w:pPr>
-        <w:numPr>
-          <w:ilvl w:val="0"/>
-          <w:numId w:val="1004"/>
-        </w:numPr>
+    </w:p>
+    <w:p>
+      <w:pPr>
+        <w:pStyle w:val="BodyText"/>
       </w:pPr>
       <w:r>
         <w:t xml:space="preserve">TASHA: No. Keep the Tuesdays. Keep the coffee. Lose the smile.</w:t>
       </w:r>
-      <w:r>
-        <w:t xml:space="preserve"> </w:t>
-      </w:r>
-      <w:r>
-        <w:t xml:space="preserve">타샤: 아니요. 화요일은 지켜요. 커피도 지키고. 미소만 버려요.</w:t>
-      </w:r>
-    </w:p>
-    <w:p>
-      <w:pPr>
-        <w:numPr>
-          <w:ilvl w:val="0"/>
-          <w:numId w:val="1004"/>
-        </w:numPr>
+    </w:p>
+    <w:p>
+      <w:pPr>
+        <w:pStyle w:val="BodyText"/>
       </w:pPr>
       <w:r>
         <w:t xml:space="preserve">NOAH: Here’s the thing, Derek. You don’t need the smile here.</w:t>
       </w:r>
-      <w:r>
-        <w:t xml:space="preserve"> </w:t>
-      </w:r>
-      <w:r>
-        <w:t xml:space="preserve">노아: 중요한 건요, 데릭. 여기선 그 미소가 필요 없어요.</w:t>
-      </w:r>
-    </w:p>
-    <w:p>
-      <w:pPr>
-        <w:numPr>
-          <w:ilvl w:val="0"/>
-          <w:numId w:val="1004"/>
-        </w:numPr>
+    </w:p>
+    <w:p>
+      <w:pPr>
+        <w:pStyle w:val="BodyText"/>
       </w:pPr>
       <w:r>
         <w:t xml:space="preserve">DEREK: Why not?</w:t>
       </w:r>
-      <w:r>
-        <w:t xml:space="preserve"> </w:t>
-      </w:r>
-      <w:r>
-        <w:t xml:space="preserve">데릭: 왜요?</w:t>
-      </w:r>
-    </w:p>
-    <w:p>
-      <w:pPr>
-        <w:numPr>
-          <w:ilvl w:val="0"/>
-          <w:numId w:val="1004"/>
-        </w:numPr>
+    </w:p>
+    <w:p>
+      <w:pPr>
+        <w:pStyle w:val="BodyText"/>
       </w:pPr>
       <w:r>
         <w:t xml:space="preserve">NOAH: Our product’s best feature is that we tell the truth. Every other rep is winking. If you’re the one who shows doctors the limitation first, they’ll remember you. That’s your edge.</w:t>
       </w:r>
-      <w:r>
-        <w:t xml:space="preserve"> </w:t>
-      </w:r>
-      <w:r>
-        <w:t xml:space="preserve">노아: 우리 제품의 최고 특징은 우리가 진실을 말한다는 거예요. 다른 영업 사원들은 다 윙크하고 있어요. 의사들에게 한계를 먼저 보여 주는 사람이 당신이라면, 그들은 당신을 기억할 거예요. 그게 당신 무기예요.</w:t>
-      </w:r>
-    </w:p>
-    <w:p>
-      <w:pPr>
-        <w:numPr>
-          <w:ilvl w:val="0"/>
-          <w:numId w:val="1004"/>
-        </w:numPr>
+    </w:p>
+    <w:p>
+      <w:pPr>
+        <w:pStyle w:val="BodyText"/>
       </w:pPr>
       <w:r>
         <w:t xml:space="preserve">DEREK: Honesty as a sales strategy. That’s new for me.</w:t>
       </w:r>
-      <w:r>
-        <w:t xml:space="preserve"> </w:t>
-      </w:r>
-      <w:r>
-        <w:t xml:space="preserve">데릭: 영업 전략으로서의 정직. 처음 보는 거네요.</w:t>
-      </w:r>
-    </w:p>
-    <w:p>
-      <w:pPr>
-        <w:numPr>
-          <w:ilvl w:val="0"/>
-          <w:numId w:val="1004"/>
-        </w:numPr>
+    </w:p>
+    <w:p>
+      <w:pPr>
+        <w:pStyle w:val="BodyText"/>
       </w:pPr>
       <w:r>
         <w:t xml:space="preserve">TASHA: Ava did it today. Dr. Hart asked for a training date.</w:t>
       </w:r>
-      <w:r>
-        <w:t xml:space="preserve"> </w:t>
-      </w:r>
-      <w:r>
-        <w:t xml:space="preserve">타샤: 에이바가 오늘 했어요. 닥터 하트가 교육 날짜를 달라고 했잖아요.</w:t>
-      </w:r>
-    </w:p>
-    <w:p>
-      <w:pPr>
-        <w:numPr>
-          <w:ilvl w:val="0"/>
-          <w:numId w:val="1004"/>
-        </w:numPr>
+    </w:p>
+    <w:p>
+      <w:pPr>
+        <w:pStyle w:val="BodyText"/>
       </w:pPr>
       <w:r>
         <w:t xml:space="preserve">DEREK: …She did. I noticed that.</w:t>
       </w:r>
-      <w:r>
-        <w:t xml:space="preserve"> </w:t>
-      </w:r>
-      <w:r>
-        <w:t xml:space="preserve">데릭: …그랬죠. 저도 봤어요.</w:t>
-      </w:r>
-    </w:p>
-    <w:p>
-      <w:pPr>
-        <w:numPr>
-          <w:ilvl w:val="0"/>
-          <w:numId w:val="1004"/>
-        </w:numPr>
+    </w:p>
+    <w:p>
+      <w:pPr>
+        <w:pStyle w:val="BodyText"/>
       </w:pPr>
       <w:r>
         <w:t xml:space="preserve">ELENA: Derek. Can I say something? As Elena, not Dr. Hart.</w:t>
       </w:r>
-      <w:r>
-        <w:t xml:space="preserve"> </w:t>
-      </w:r>
-      <w:r>
-        <w:t xml:space="preserve">엘레나: 데릭. 한마디 해도 돼요? 닥터 하트 말고 엘레나로서.</w:t>
-      </w:r>
-    </w:p>
-    <w:p>
-      <w:pPr>
-        <w:numPr>
-          <w:ilvl w:val="0"/>
-          <w:numId w:val="1004"/>
-        </w:numPr>
+    </w:p>
+    <w:p>
+      <w:pPr>
+        <w:pStyle w:val="BodyText"/>
       </w:pPr>
       <w:r>
         <w:t xml:space="preserve">DEREK: Please.</w:t>
       </w:r>
-      <w:r>
-        <w:t xml:space="preserve"> </w:t>
-      </w:r>
-      <w:r>
-        <w:t xml:space="preserve">데릭: 그러세요.</w:t>
-      </w:r>
-    </w:p>
-    <w:p>
-      <w:pPr>
-        <w:numPr>
-          <w:ilvl w:val="0"/>
-          <w:numId w:val="1004"/>
-        </w:numPr>
+    </w:p>
+    <w:p>
+      <w:pPr>
+        <w:pStyle w:val="BodyText"/>
       </w:pPr>
       <w:r>
         <w:t xml:space="preserve">ELENA: Your opening was excellent. Your listening was real. You asked what would make me happier, and you meant it. You’re close. The problem is only what comes out after the question.</w:t>
       </w:r>
-      <w:r>
-        <w:t xml:space="preserve"> </w:t>
-      </w:r>
-      <w:r>
-        <w:t xml:space="preserve">엘레나: 오프닝은 훌륭했어요. 경청도 진짜였고요. 뭐가 있으면 더 만족하겠냐고 물었고, 진심이었죠. 거의 다 왔어요. 문제는 질문 다음에 나오는 말뿐이에요.</w:t>
-      </w:r>
-    </w:p>
-    <w:p>
-      <w:pPr>
-        <w:numPr>
-          <w:ilvl w:val="0"/>
-          <w:numId w:val="1004"/>
-        </w:numPr>
+    </w:p>
+    <w:p>
+      <w:pPr>
+        <w:pStyle w:val="BodyText"/>
       </w:pPr>
       <w:r>
         <w:t xml:space="preserve">DEREK: Then teach me. Teach me to sell without the smile.</w:t>
       </w:r>
-      <w:r>
-        <w:t xml:space="preserve"> </w:t>
-      </w:r>
-      <w:r>
-        <w:t xml:space="preserve">데릭: 그럼 가르쳐 줘요. 미소 없이 파는 법을.</w:t>
-      </w:r>
-    </w:p>
-    <w:p>
-      <w:pPr>
-        <w:numPr>
-          <w:ilvl w:val="0"/>
-          <w:numId w:val="1004"/>
-        </w:numPr>
+    </w:p>
+    <w:p>
+      <w:pPr>
+        <w:pStyle w:val="BodyText"/>
       </w:pPr>
       <w:r>
         <w:t xml:space="preserve">ELENA: Monday, seven a.m. My clinic. Bring the label. And your coffee.</w:t>
       </w:r>
-      <w:r>
-        <w:t xml:space="preserve"> </w:t>
-      </w:r>
-      <w:r>
-        <w:t xml:space="preserve">엘레나: 월요일 아침 7시. 제 병원. 라벨 가져와요. 커피도.</w:t>
-      </w:r>
-    </w:p>
-    <w:p>
-      <w:pPr>
-        <w:numPr>
-          <w:ilvl w:val="0"/>
-          <w:numId w:val="1004"/>
-        </w:numPr>
+    </w:p>
+    <w:p>
+      <w:pPr>
+        <w:pStyle w:val="BodyText"/>
       </w:pPr>
       <w:r>
         <w:t xml:space="preserve">DEREK: You don’t drink coffee after noon. Seven a.m. is fine?</w:t>
       </w:r>
-      <w:r>
-        <w:t xml:space="preserve"> </w:t>
-      </w:r>
-      <w:r>
-        <w:t xml:space="preserve">데릭: 정오 이후엔 커피 안 드시잖아요. 아침 7시는 괜찮아요?</w:t>
-      </w:r>
-    </w:p>
-    <w:p>
-      <w:pPr>
-        <w:numPr>
-          <w:ilvl w:val="0"/>
-          <w:numId w:val="1004"/>
-        </w:numPr>
+    </w:p>
+    <w:p>
+      <w:pPr>
+        <w:pStyle w:val="BodyText"/>
       </w:pPr>
       <w:r>
         <w:t xml:space="preserve">ELENA: Seven a.m., I drink anything. Retake on Wednesday.</w:t>
-      </w:r>
-      <w:r>
-        <w:t xml:space="preserve"> </w:t>
-      </w:r>
-      <w:r>
-        <w:t xml:space="preserve">엘레나: 아침 7시엔 아무거나 마셔요. 재시험은 수요일.</w:t>
       </w:r>
     </w:p>
     <w:bookmarkEnd w:id="24"/>
@@ -2397,95 +1320,47 @@
     </w:p>
     <w:p>
       <w:pPr>
-        <w:numPr>
-          <w:ilvl w:val="0"/>
-          <w:numId w:val="1005"/>
-        </w:numPr>
+        <w:pStyle w:val="FirstParagraph"/>
       </w:pPr>
       <w:r>
         <w:t xml:space="preserve">TASHA: One more role play. Noah. Everyone takes it. Including the CEO.</w:t>
       </w:r>
-      <w:r>
-        <w:t xml:space="preserve"> </w:t>
-      </w:r>
-      <w:r>
-        <w:t xml:space="preserve">타샤: 롤플레이 하나 더. 노아. 모두 해요. CEO 포함.</w:t>
-      </w:r>
-    </w:p>
-    <w:p>
-      <w:pPr>
-        <w:numPr>
-          <w:ilvl w:val="0"/>
-          <w:numId w:val="1005"/>
-        </w:numPr>
+    </w:p>
+    <w:p>
+      <w:pPr>
+        <w:pStyle w:val="BodyText"/>
       </w:pPr>
       <w:r>
         <w:t xml:space="preserve">NOAH: Easy. I wrote the message house.</w:t>
       </w:r>
-      <w:r>
-        <w:t xml:space="preserve"> </w:t>
-      </w:r>
-      <w:r>
-        <w:t xml:space="preserve">노아: 쉽죠. 메시지 하우스를 내가 썼는데.</w:t>
-      </w:r>
-    </w:p>
-    <w:p>
-      <w:pPr>
-        <w:numPr>
-          <w:ilvl w:val="0"/>
-          <w:numId w:val="1005"/>
-        </w:numPr>
+    </w:p>
+    <w:p>
+      <w:pPr>
+        <w:pStyle w:val="BodyText"/>
       </w:pPr>
       <w:r>
         <w:t xml:space="preserve">ZOE: Technically, Priya wrote the roof.</w:t>
       </w:r>
-      <w:r>
-        <w:t xml:space="preserve"> </w:t>
-      </w:r>
-      <w:r>
-        <w:t xml:space="preserve">조이: 엄밀히 말하면 지붕은 프리야가 썼어요.</w:t>
-      </w:r>
-    </w:p>
-    <w:p>
-      <w:pPr>
-        <w:numPr>
-          <w:ilvl w:val="0"/>
-          <w:numId w:val="1005"/>
-        </w:numPr>
+    </w:p>
+    <w:p>
+      <w:pPr>
+        <w:pStyle w:val="BodyText"/>
       </w:pPr>
       <w:r>
         <w:t xml:space="preserve">ELENA: Dr. Hart is back. Three minutes. Why should I switch?</w:t>
       </w:r>
-      <w:r>
-        <w:t xml:space="preserve"> </w:t>
-      </w:r>
-      <w:r>
-        <w:t xml:space="preserve">엘레나: 닥터 하트 복귀. 3분. 내가 왜 바꿔야 해요?</w:t>
-      </w:r>
-    </w:p>
-    <w:p>
-      <w:pPr>
-        <w:numPr>
-          <w:ilvl w:val="0"/>
-          <w:numId w:val="1005"/>
-        </w:numPr>
+    </w:p>
+    <w:p>
+      <w:pPr>
+        <w:pStyle w:val="BodyText"/>
       </w:pPr>
       <w:r>
         <w:t xml:space="preserve">NOAH: Dr. Hart, Veyra Fill gives you the same results. But it’s safer for…</w:t>
       </w:r>
-      <w:r>
-        <w:t xml:space="preserve"> </w:t>
-      </w:r>
-      <w:r>
-        <w:t xml:space="preserve">노아: 닥터 하트, 베이라 필은 같은 효과를 줍니다. 하지만 더 안전하게…</w:t>
-      </w:r>
-    </w:p>
-    <w:p>
-      <w:pPr>
-        <w:numPr>
-          <w:ilvl w:val="0"/>
-          <w:numId w:val="1005"/>
-        </w:numPr>
+    </w:p>
+    <w:p>
+      <w:pPr>
+        <w:pStyle w:val="BodyText"/>
       </w:pPr>
       <w:r>
         <w:t xml:space="preserve">ELENA: Stop. Did you just say</w:t>
@@ -2505,11 +1380,13 @@
       <w:r>
         <w:t xml:space="preserve">?</w:t>
       </w:r>
-      <w:r>
-        <w:t xml:space="preserve"> </w:t>
-      </w:r>
-      <w:r>
-        <w:t xml:space="preserve">엘레나: 멈춰요. 방금</w:t>
+    </w:p>
+    <w:p>
+      <w:pPr>
+        <w:pStyle w:val="BodyText"/>
+      </w:pPr>
+      <w:r>
+        <w:t xml:space="preserve">NOAH: …I did. Old habit. Halvern trained me for years to say</w:t>
       </w:r>
       <w:r>
         <w:t xml:space="preserve"> </w:t>
@@ -2518,199 +1395,80 @@
         <w:t xml:space="preserve">“</w:t>
       </w:r>
       <w:r>
-        <w:t xml:space="preserve">더 안전하다</w:t>
+        <w:t xml:space="preserve">safer</w:t>
       </w:r>
       <w:r>
         <w:t xml:space="preserve">”</w:t>
       </w:r>
       <w:r>
-        <w:t xml:space="preserve">고 했어요?</w:t>
-      </w:r>
-    </w:p>
-    <w:p>
-      <w:pPr>
-        <w:numPr>
-          <w:ilvl w:val="0"/>
-          <w:numId w:val="1005"/>
-        </w:numPr>
-      </w:pPr>
-      <w:r>
-        <w:t xml:space="preserve">NOAH: …I did. Old habit. Halvern trained me for years to say</w:t>
-      </w:r>
-      <w:r>
-        <w:t xml:space="preserve"> </w:t>
-      </w:r>
-      <w:r>
-        <w:t xml:space="preserve">“</w:t>
-      </w:r>
-      <w:r>
-        <w:t xml:space="preserve">safer</w:t>
-      </w:r>
-      <w:r>
-        <w:t xml:space="preserve">”</w:t>
-      </w:r>
-      <w:r>
         <w:t xml:space="preserve"> </w:t>
       </w:r>
       <w:r>
         <w:t xml:space="preserve">in every meeting. I wrote that word on a hundred slides. Apparently my mouth still remembers.</w:t>
       </w:r>
-      <w:r>
-        <w:t xml:space="preserve"> </w:t>
-      </w:r>
-      <w:r>
-        <w:t xml:space="preserve">노아: …했네요. 옛날 습관. 할번에서 몇 년이나 회의마다</w:t>
-      </w:r>
-      <w:r>
-        <w:t xml:space="preserve"> </w:t>
-      </w:r>
-      <w:r>
-        <w:t xml:space="preserve">“</w:t>
-      </w:r>
-      <w:r>
-        <w:t xml:space="preserve">더 안전하다</w:t>
-      </w:r>
-      <w:r>
-        <w:t xml:space="preserve">”</w:t>
-      </w:r>
-      <w:r>
-        <w:t xml:space="preserve">고 말하도록 훈련받았거든요. 그 단어를 슬라이드 백 장에 썼어요. 제 입이 아직 기억하나 봐요.</w:t>
-      </w:r>
-    </w:p>
-    <w:p>
-      <w:pPr>
-        <w:numPr>
-          <w:ilvl w:val="0"/>
-          <w:numId w:val="1005"/>
-        </w:numPr>
+    </w:p>
+    <w:p>
+      <w:pPr>
+        <w:pStyle w:val="BodyText"/>
       </w:pPr>
       <w:r>
         <w:t xml:space="preserve">DEREK: The CEO fails in ten seconds. I feel much better.</w:t>
       </w:r>
-      <w:r>
-        <w:t xml:space="preserve"> </w:t>
-      </w:r>
-      <w:r>
-        <w:t xml:space="preserve">데릭: CEO가 10초 만에 탈락. 기분이 훨씬 나아지네요.</w:t>
-      </w:r>
-    </w:p>
-    <w:p>
-      <w:pPr>
-        <w:numPr>
-          <w:ilvl w:val="0"/>
-          <w:numId w:val="1005"/>
-        </w:numPr>
+    </w:p>
+    <w:p>
+      <w:pPr>
+        <w:pStyle w:val="BodyText"/>
       </w:pPr>
       <w:r>
         <w:t xml:space="preserve">TASHA: Fail. Retake Wednesday. With Derek.</w:t>
       </w:r>
-      <w:r>
-        <w:t xml:space="preserve"> </w:t>
-      </w:r>
-      <w:r>
-        <w:t xml:space="preserve">타샤: 불합격. 수요일 재시험. 데릭이랑 같이.</w:t>
-      </w:r>
-    </w:p>
-    <w:p>
-      <w:pPr>
-        <w:numPr>
-          <w:ilvl w:val="0"/>
-          <w:numId w:val="1005"/>
-        </w:numPr>
+    </w:p>
+    <w:p>
+      <w:pPr>
+        <w:pStyle w:val="BodyText"/>
       </w:pPr>
       <w:r>
         <w:t xml:space="preserve">NOAH: Fair. Same test for everyone.</w:t>
       </w:r>
-      <w:r>
-        <w:t xml:space="preserve"> </w:t>
-      </w:r>
-      <w:r>
-        <w:t xml:space="preserve">노아: 공정하네요. 모두 같은 시험.</w:t>
-      </w:r>
-    </w:p>
-    <w:p>
-      <w:pPr>
-        <w:numPr>
-          <w:ilvl w:val="0"/>
-          <w:numId w:val="1005"/>
-        </w:numPr>
+    </w:p>
+    <w:p>
+      <w:pPr>
+        <w:pStyle w:val="BodyText"/>
       </w:pPr>
       <w:r>
         <w:t xml:space="preserve">AVA: Do you want my notes? I studied the label four times.</w:t>
       </w:r>
-      <w:r>
-        <w:t xml:space="preserve"> </w:t>
-      </w:r>
-      <w:r>
-        <w:t xml:space="preserve">에이바: 제 노트 드릴까요? 라벨 네 번 공부했어요.</w:t>
-      </w:r>
-    </w:p>
-    <w:p>
-      <w:pPr>
-        <w:numPr>
-          <w:ilvl w:val="0"/>
-          <w:numId w:val="1005"/>
-        </w:numPr>
+    </w:p>
+    <w:p>
+      <w:pPr>
+        <w:pStyle w:val="BodyText"/>
       </w:pPr>
       <w:r>
         <w:t xml:space="preserve">NOAH: Yes, please. Our newest rep is teaching the CEO.</w:t>
       </w:r>
-      <w:r>
-        <w:t xml:space="preserve"> </w:t>
-      </w:r>
-      <w:r>
-        <w:t xml:space="preserve">노아: 네, 부탁해요. 가장 새로 온 영업 사원이 CEO를 가르치네요.</w:t>
-      </w:r>
-    </w:p>
-    <w:p>
-      <w:pPr>
-        <w:numPr>
-          <w:ilvl w:val="0"/>
-          <w:numId w:val="1005"/>
-        </w:numPr>
+    </w:p>
+    <w:p>
+      <w:pPr>
+        <w:pStyle w:val="BodyText"/>
       </w:pPr>
       <w:r>
         <w:t xml:space="preserve">MARCUS: Before Wednesday, there’s Tuesday. Go/No-Go meeting. Nine a.m.</w:t>
       </w:r>
-      <w:r>
-        <w:t xml:space="preserve"> </w:t>
-      </w:r>
-      <w:r>
-        <w:t xml:space="preserve">마커스: 수요일 전에 화요일이 있어. Go/No-Go 회의. 오전 9시.</w:t>
-      </w:r>
-    </w:p>
-    <w:p>
-      <w:pPr>
-        <w:numPr>
-          <w:ilvl w:val="0"/>
-          <w:numId w:val="1005"/>
-        </w:numPr>
+    </w:p>
+    <w:p>
+      <w:pPr>
+        <w:pStyle w:val="BodyText"/>
       </w:pPr>
       <w:r>
         <w:t xml:space="preserve">NOAH: The buffer stock debate.</w:t>
       </w:r>
-      <w:r>
-        <w:t xml:space="preserve"> </w:t>
-      </w:r>
-      <w:r>
-        <w:t xml:space="preserve">노아: 버퍼 재고 논쟁.</w:t>
-      </w:r>
-    </w:p>
-    <w:p>
-      <w:pPr>
-        <w:numPr>
-          <w:ilvl w:val="0"/>
-          <w:numId w:val="1005"/>
-        </w:numPr>
+    </w:p>
+    <w:p>
+      <w:pPr>
+        <w:pStyle w:val="BodyText"/>
       </w:pPr>
       <w:r>
         <w:t xml:space="preserve">MARCUS: Bring your best argument. I’m bringing a spreadsheet. And Denise’s rule.</w:t>
-      </w:r>
-      <w:r>
-        <w:t xml:space="preserve"> </w:t>
-      </w:r>
-      <w:r>
-        <w:t xml:space="preserve">마커스: 최고의 논거 가져와. 난 스프레드시트 가져갈 거야. 그리고 데니스의 규칙도.</w:t>
       </w:r>
     </w:p>
     <w:p>
@@ -2851,7 +1609,7 @@
               <w:jc w:val="left"/>
             </w:pPr>
             <w:r>
-              <w:t xml:space="preserve">16턴. 바쁜 고객에게 시간을 존중하며 시작하는 인사.</w:t>
+              <w:t xml:space="preserve">장면1. 바쁜 고객에게 시간을 존중하며 시작하는 인사.</w:t>
             </w:r>
           </w:p>
         </w:tc>
@@ -2901,7 +1659,7 @@
               <w:jc w:val="left"/>
             </w:pPr>
             <w:r>
-              <w:t xml:space="preserve">20턴. 만족한 고객에게 쓰는 열린 질문.</w:t>
+              <w:t xml:space="preserve">장면1. 만족한 고객에게 쓰는 열린 질문.</w:t>
             </w:r>
           </w:p>
         </w:tc>
@@ -2951,7 +1709,7 @@
               <w:jc w:val="left"/>
             </w:pPr>
             <w:r>
-              <w:t xml:space="preserve">10턴. 반론 처리 기법.</w:t>
+              <w:t xml:space="preserve">도입. 반론 처리 기법.</w:t>
             </w:r>
           </w:p>
         </w:tc>
@@ -3001,7 +1759,7 @@
               <w:jc w:val="left"/>
             </w:pPr>
             <w:r>
-              <w:t xml:space="preserve">13턴. 질문으로 숨은 걱정을 찾으라는 원칙.</w:t>
+              <w:t xml:space="preserve">도입. 질문으로 숨은 걱정을 찾으라는 원칙.</w:t>
             </w:r>
           </w:p>
         </w:tc>
@@ -3078,7 +1836,7 @@
               <w:jc w:val="left"/>
             </w:pPr>
             <w:r>
-              <w:t xml:space="preserve">61턴. 규제 범위 안에서 정직하게 답하는 핵심 문장.</w:t>
+              <w:t xml:space="preserve">장면2. 규제 범위 안에서 정직하게 답하는 핵심 문장.</w:t>
             </w:r>
           </w:p>
         </w:tc>
@@ -3128,7 +1886,7 @@
               <w:jc w:val="left"/>
             </w:pPr>
             <w:r>
-              <w:t xml:space="preserve">67턴. 약점을 먼저 공개해 신뢰를 얻는 화법.</w:t>
+              <w:t xml:space="preserve">장면2. 약점을 먼저 공개해 신뢰를 얻는 화법.</w:t>
             </w:r>
           </w:p>
         </w:tc>
@@ -3178,7 +1936,7 @@
               <w:jc w:val="left"/>
             </w:pPr>
             <w:r>
-              <w:t xml:space="preserve">74턴. 가격 반론을 인정(acknowledge)하는 표현.</w:t>
+              <w:t xml:space="preserve">장면2. 가격 반론을 인정(acknowledge)하는 표현.</w:t>
             </w:r>
           </w:p>
         </w:tc>
@@ -3228,7 +1986,7 @@
               <w:jc w:val="left"/>
             </w:pPr>
             <w:r>
-              <w:t xml:space="preserve">76턴. 가격 비교를 가치 비교로 전환하는 탐색 질문.</w:t>
+              <w:t xml:space="preserve">장면2. 가격 비교를 가치 비교로 전환하는 탐색 질문.</w:t>
             </w:r>
           </w:p>
         </w:tc>
@@ -3278,7 +2036,7 @@
               <w:jc w:val="left"/>
             </w:pPr>
             <w:r>
-              <w:t xml:space="preserve">92턴. 경력자에게 주는 구체적 피드백.</w:t>
+              <w:t xml:space="preserve">절정·전환. 경력자에게 주는 구체적 피드백.</w:t>
             </w:r>
           </w:p>
         </w:tc>
@@ -3328,7 +2086,7 @@
               <w:jc w:val="left"/>
             </w:pPr>
             <w:r>
-              <w:t xml:space="preserve">101턴. 실패한 사람에게 희망을 주는 피드백.</w:t>
+              <w:t xml:space="preserve">절정·전환. 실패한 사람에게 희망을 주는 피드백.</w:t>
             </w:r>
           </w:p>
         </w:tc>
@@ -3828,7 +2586,7 @@
           <w:bCs/>
           <w:b/>
         </w:rPr>
-        <w:t xml:space="preserve">78턴 AVA:</w:t>
+        <w:t xml:space="preserve">AVA (장면2):</w:t>
       </w:r>
       <w:r>
         <w:t xml:space="preserve"> </w:t>
@@ -3929,7 +2687,7 @@
               <w:jc w:val="left"/>
             </w:pPr>
             <w:r>
-              <w:t xml:space="preserve">76~77턴에서 탐색한 상대 상황(주사기만 포함)과 대비되는 구체적 가치 제시</w:t>
+              <w:t xml:space="preserve">장면2에서 탐색한 상대 상황(주사기만 포함)과 대비되는 구체적 가치 제시</w:t>
             </w:r>
           </w:p>
         </w:tc>
@@ -4005,7 +2763,7 @@
               <w:jc w:val="left"/>
             </w:pPr>
             <w:r>
-              <w:t xml:space="preserve">57턴에서 찾은 상대의 진짜 걱정(간호사 단독 시술)에 답을 연결</w:t>
+              <w:t xml:space="preserve">장면2에서 찾은 상대의 진짜 걱정(간호사 단독 시술)에 답을 연결</w:t>
             </w:r>
           </w:p>
         </w:tc>
@@ -4070,9 +2828,1198 @@
         <w:t xml:space="preserve">는 고객 반론에, 가격 차이를 인정한 뒤 같은 구조로 30단어 안팎으로 답해 보기.</w:t>
       </w:r>
     </w:p>
+    <w:p>
+      <w:r>
+        <w:pict>
+          <v:rect style="width:0;height:1.5pt" o:hralign="center" o:hrstd="t" o:hr="t"/>
+        </w:pict>
+      </w:r>
+    </w:p>
     <w:bookmarkEnd w:id="30"/>
     <w:bookmarkEnd w:id="31"/>
+    <w:bookmarkStart w:id="37" w:name="한국어-번역"/>
+    <w:p>
+      <w:pPr>
+        <w:pStyle w:val="Heading2"/>
+      </w:pPr>
+      <w:r>
+        <w:t xml:space="preserve">한국어 번역</w:t>
+      </w:r>
+    </w:p>
+    <w:bookmarkStart w:id="32" w:name="도입-금요일-오후-1시-가짜-진료실-1"/>
+    <w:p>
+      <w:pPr>
+        <w:pStyle w:val="Heading3"/>
+      </w:pPr>
+      <w:r>
+        <w:t xml:space="preserve">도입 — 금요일 오후 1시, 가짜 진료실</w:t>
+      </w:r>
+    </w:p>
+    <w:p>
+      <w:pPr>
+        <w:pStyle w:val="FirstParagraph"/>
+      </w:pPr>
+      <w:r>
+        <w:t xml:space="preserve">타샤: 롤플레이의 날에 오신 걸 환영해요. 영업 사원 둘. 의사 하나. 심사위원 셋.</w:t>
+      </w:r>
+    </w:p>
+    <w:p>
+      <w:pPr>
+        <w:pStyle w:val="BodyText"/>
+      </w:pPr>
+      <w:r>
+        <w:t xml:space="preserve">에이바: 저거 진짜 진료대예요?</w:t>
+      </w:r>
+    </w:p>
+    <w:p>
+      <w:pPr>
+        <w:pStyle w:val="BodyText"/>
+      </w:pPr>
+      <w:r>
+        <w:t xml:space="preserve">조이: 엘레나 병원에서 빌려 왔어요. 현실감이 중요하거든요.</w:t>
+      </w:r>
+    </w:p>
+    <w:p>
+      <w:pPr>
+        <w:pStyle w:val="BodyText"/>
+      </w:pPr>
+      <w:r>
+        <w:t xml:space="preserve">엘레나: 오늘 전 엘레나가 아니에요. 닥터 하트. 25년 차. 인내심 없음.</w:t>
+      </w:r>
+    </w:p>
+    <w:p>
+      <w:pPr>
+        <w:pStyle w:val="BodyText"/>
+      </w:pPr>
+      <w:r>
+        <w:t xml:space="preserve">데릭: 닥터 하트 같은 사람 백 명은 만나 봤어요. 괜찮을 거예요.</w:t>
+      </w:r>
+    </w:p>
+    <w:p>
+      <w:pPr>
+        <w:pStyle w:val="BodyText"/>
+      </w:pPr>
+      <w:r>
+        <w:t xml:space="preserve">타샤: 채점은 간단해요. 세 영역. 주장, 경청, 반론.</w:t>
+      </w:r>
+    </w:p>
+    <w:p>
+      <w:pPr>
+        <w:pStyle w:val="BodyText"/>
+      </w:pPr>
+      <w:r>
+        <w:t xml:space="preserve">에이바: 뭐가 주장 실수로 쳐지나요?</w:t>
+      </w:r>
+    </w:p>
+    <w:p>
+      <w:pPr>
+        <w:pStyle w:val="BodyText"/>
+      </w:pPr>
+      <w:r>
+        <w:t xml:space="preserve">타샤: 라벨에 없는 모든 것. 암시도. 미소로 해도.</w:t>
+      </w:r>
+    </w:p>
+    <w:p>
+      <w:pPr>
+        <w:pStyle w:val="BodyText"/>
+      </w:pPr>
+      <w:r>
+        <w:t xml:space="preserve">데릭: 알겠습니다.</w:t>
+      </w:r>
+    </w:p>
+    <w:p>
+      <w:pPr>
+        <w:pStyle w:val="BodyText"/>
+      </w:pPr>
+      <w:r>
+        <w:t xml:space="preserve">타샤: 반론엔 LAER를 써요. 듣고. 인정하고. 탐색하고. 답하기.</w:t>
+      </w:r>
+    </w:p>
+    <w:p>
+      <w:pPr>
+        <w:pStyle w:val="BodyText"/>
+      </w:pPr>
+      <w:r>
+        <w:t xml:space="preserve">마커스: 65번.</w:t>
+      </w:r>
+    </w:p>
+    <w:p>
+      <w:pPr>
+        <w:pStyle w:val="BodyText"/>
+      </w:pPr>
+      <w:r>
+        <w:t xml:space="preserve">에이바: 왜</w:t>
+      </w:r>
+      <w:r>
+        <w:t xml:space="preserve"> </w:t>
+      </w:r>
+      <w:r>
+        <w:t xml:space="preserve">“</w:t>
+      </w:r>
+      <w:r>
+        <w:t xml:space="preserve">답하기</w:t>
+      </w:r>
+      <w:r>
+        <w:t xml:space="preserve">”</w:t>
+      </w:r>
+      <w:r>
+        <w:t xml:space="preserve"> </w:t>
+      </w:r>
+      <w:r>
+        <w:t xml:space="preserve">전에</w:t>
+      </w:r>
+      <w:r>
+        <w:t xml:space="preserve"> </w:t>
+      </w:r>
+      <w:r>
+        <w:t xml:space="preserve">“</w:t>
+      </w:r>
+      <w:r>
+        <w:t xml:space="preserve">탐색</w:t>
+      </w:r>
+      <w:r>
+        <w:t xml:space="preserve">”</w:t>
+      </w:r>
+      <w:r>
+        <w:t xml:space="preserve">이에요?</w:t>
+      </w:r>
+    </w:p>
+    <w:p>
+      <w:pPr>
+        <w:pStyle w:val="BodyText"/>
+      </w:pPr>
+      <w:r>
+        <w:t xml:space="preserve">타샤: 첫 반론이 진짜 반론인 경우는 드물거든요.</w:t>
+      </w:r>
+      <w:r>
+        <w:t xml:space="preserve"> </w:t>
+      </w:r>
+      <w:r>
+        <w:t xml:space="preserve">“</w:t>
+      </w:r>
+      <w:r>
+        <w:t xml:space="preserve">너무 비싸요</w:t>
+      </w:r>
+      <w:r>
+        <w:t xml:space="preserve">”</w:t>
+      </w:r>
+      <w:r>
+        <w:t xml:space="preserve">라고 하는 의사는 사실</w:t>
+      </w:r>
+      <w:r>
+        <w:t xml:space="preserve"> </w:t>
+      </w:r>
+      <w:r>
+        <w:t xml:space="preserve">“</w:t>
+      </w:r>
+      <w:r>
+        <w:t xml:space="preserve">걱정돼요</w:t>
+      </w:r>
+      <w:r>
+        <w:t xml:space="preserve">”</w:t>
+      </w:r>
+      <w:r>
+        <w:t xml:space="preserve">라는 뜻일 수도 있어요. 그러니 먼저 질문하고, 그다음 진짜 문제에 답해요.</w:t>
+      </w:r>
+    </w:p>
+    <w:p>
+      <w:pPr>
+        <w:pStyle w:val="BodyText"/>
+      </w:pPr>
+      <w:r>
+        <w:t xml:space="preserve">노아: 데릭, 먼저 해요. 용기보다 경험 먼저.</w:t>
+      </w:r>
+    </w:p>
+    <w:p>
+      <w:pPr>
+        <w:pStyle w:val="BodyText"/>
+      </w:pPr>
+      <w:r>
+        <w:t xml:space="preserve">데릭: 기준을 세워 드리죠.</w:t>
+      </w:r>
+    </w:p>
     <w:bookmarkEnd w:id="32"/>
+    <w:bookmarkStart w:id="33" w:name="장면1-derek의-롤플레이-1"/>
+    <w:p>
+      <w:pPr>
+        <w:pStyle w:val="Heading3"/>
+      </w:pPr>
+      <w:r>
+        <w:t xml:space="preserve">장면1 — Derek의 롤플레이</w:t>
+      </w:r>
+    </w:p>
+    <w:p>
+      <w:pPr>
+        <w:pStyle w:val="FirstParagraph"/>
+      </w:pPr>
+      <w:r>
+        <w:t xml:space="preserve">데릭: 닥터 하트! 베이라 에스테틱스의 데릭 쇼입니다. 5분 감사합니다. 커피 가져왔어요.</w:t>
+      </w:r>
+    </w:p>
+    <w:p>
+      <w:pPr>
+        <w:pStyle w:val="BodyText"/>
+      </w:pPr>
+      <w:r>
+        <w:t xml:space="preserve">엘레나: 정오 이후엔 커피 안 마셔요. 이제 4분 남았어요.</w:t>
+      </w:r>
+    </w:p>
+    <w:p>
+      <w:pPr>
+        <w:pStyle w:val="BodyText"/>
+      </w:pPr>
+      <w:r>
+        <w:t xml:space="preserve">데릭: 그럼 빨리 할게요. 매주 필러 환자를 몇 명 보세요?</w:t>
+      </w:r>
+    </w:p>
+    <w:p>
+      <w:pPr>
+        <w:pStyle w:val="BodyText"/>
+      </w:pPr>
+      <w:r>
+        <w:t xml:space="preserve">엘레나: 40명쯤. 대부분 루마덤. 만족하고 있어요.</w:t>
+      </w:r>
+    </w:p>
+    <w:p>
+      <w:pPr>
+        <w:pStyle w:val="BodyText"/>
+      </w:pPr>
+      <w:r>
+        <w:t xml:space="preserve">데릭: 좋은 제품이죠. 존중해요. 뭐가 있으면 더 만족하시겠어요?</w:t>
+      </w:r>
+    </w:p>
+    <w:p>
+      <w:pPr>
+        <w:pStyle w:val="BodyText"/>
+      </w:pPr>
+      <w:r>
+        <w:t xml:space="preserve">조이: 좋은 열린 질문이네요.</w:t>
+      </w:r>
+    </w:p>
+    <w:p>
+      <w:pPr>
+        <w:pStyle w:val="BodyText"/>
+      </w:pPr>
+      <w:r>
+        <w:t xml:space="preserve">엘레나: 없어요. 당신 게 더 안전하지 않다면요. 더 안전해요?</w:t>
+      </w:r>
+    </w:p>
+    <w:p>
+      <w:pPr>
+        <w:pStyle w:val="BodyText"/>
+      </w:pPr>
+      <w:r>
+        <w:t xml:space="preserve">데릭: 그냥 저희 의사들은 밤에 잠을 더 잘 잔다고 해 두죠.</w:t>
+      </w:r>
+    </w:p>
+    <w:p>
+      <w:pPr>
+        <w:pStyle w:val="BodyText"/>
+      </w:pPr>
+      <w:r>
+        <w:t xml:space="preserve">타샤: 흠.</w:t>
+      </w:r>
+    </w:p>
+    <w:p>
+      <w:pPr>
+        <w:pStyle w:val="BodyText"/>
+      </w:pPr>
+      <w:r>
+        <w:t xml:space="preserve">엘레나: 잠을 더 잘 잔다. 더 안전하니까요?</w:t>
+      </w:r>
+    </w:p>
+    <w:p>
+      <w:pPr>
+        <w:pStyle w:val="BodyText"/>
+      </w:pPr>
+      <w:r>
+        <w:t xml:space="preserve">데릭: 비상구가 있으니까요. 플렉스링크. 2.8배 빨리 녹아요.</w:t>
+      </w:r>
+    </w:p>
+    <w:p>
+      <w:pPr>
+        <w:pStyle w:val="BodyText"/>
+      </w:pPr>
+      <w:r>
+        <w:t xml:space="preserve">엘레나: 그럼 피부 괴사 환자가 줄어든다? 괴사가 감소한다?</w:t>
+      </w:r>
+    </w:p>
+    <w:p>
+      <w:pPr>
+        <w:pStyle w:val="BodyText"/>
+      </w:pPr>
+      <w:r>
+        <w:t xml:space="preserve">데릭: 물론이죠. 그게 바로 핵심 아이디어예요.</w:t>
+      </w:r>
+    </w:p>
+    <w:p>
+      <w:pPr>
+        <w:pStyle w:val="BodyText"/>
+      </w:pPr>
+      <w:r>
+        <w:t xml:space="preserve">조이: 오, 안 돼.</w:t>
+      </w:r>
+    </w:p>
+    <w:p>
+      <w:pPr>
+        <w:pStyle w:val="BodyText"/>
+      </w:pPr>
+      <w:r>
+        <w:t xml:space="preserve">엘레나: 흥미롭네요. 입술에 써도 돼요? 환자들이 입술을 원해서요.</w:t>
+      </w:r>
+    </w:p>
+    <w:p>
+      <w:pPr>
+        <w:pStyle w:val="BodyText"/>
+      </w:pPr>
+      <w:r>
+        <w:t xml:space="preserve">데릭: 공식적으로는 팔자주름용이에요.</w:t>
+      </w:r>
+    </w:p>
+    <w:p>
+      <w:pPr>
+        <w:pStyle w:val="BodyText"/>
+      </w:pPr>
+      <w:r>
+        <w:t xml:space="preserve">엘레나: 비공식적으로는요?</w:t>
+      </w:r>
+    </w:p>
+    <w:p>
+      <w:pPr>
+        <w:pStyle w:val="BodyText"/>
+      </w:pPr>
+      <w:r>
+        <w:t xml:space="preserve">데릭: 제 의사분들 중 많은 분이 아주 창의적이시죠.</w:t>
+      </w:r>
+    </w:p>
+    <w:p>
+      <w:pPr>
+        <w:pStyle w:val="BodyText"/>
+      </w:pPr>
+      <w:r>
+        <w:t xml:space="preserve">엘레나: 지금 웃고 있어요?</w:t>
+      </w:r>
+    </w:p>
+    <w:p>
+      <w:pPr>
+        <w:pStyle w:val="BodyText"/>
+      </w:pPr>
+      <w:r>
+        <w:t xml:space="preserve">데릭: 제가 친근한 사람이라서요.</w:t>
+      </w:r>
+    </w:p>
+    <w:p>
+      <w:pPr>
+        <w:pStyle w:val="BodyText"/>
+      </w:pPr>
+      <w:r>
+        <w:t xml:space="preserve">엘레나: 마지막 질문. 가격. 왜 루마덤보다 돈을 더 내야 해요?</w:t>
+      </w:r>
+    </w:p>
+    <w:p>
+      <w:pPr>
+        <w:pStyle w:val="BodyText"/>
+      </w:pPr>
+      <w:r>
+        <w:t xml:space="preserve">데릭: 출시가. 395달러. 큰 거래처면 아마 더 해 드릴 수 있어요.</w:t>
+      </w:r>
+    </w:p>
+    <w:p>
+      <w:pPr>
+        <w:pStyle w:val="BodyText"/>
+      </w:pPr>
+      <w:r>
+        <w:t xml:space="preserve">조이: 못 해요. 그건 그 사람 결정이 아니에요.</w:t>
+      </w:r>
+    </w:p>
+    <w:p>
+      <w:pPr>
+        <w:pStyle w:val="BodyText"/>
+      </w:pPr>
+      <w:r>
+        <w:t xml:space="preserve">엘레나: 시간. 좋아요. 다시 엘레나예요.</w:t>
+      </w:r>
+    </w:p>
+    <w:p>
+      <w:pPr>
+        <w:pStyle w:val="BodyText"/>
+      </w:pPr>
+      <w:r>
+        <w:t xml:space="preserve">데릭: 어땠어요? 솔직히, 사려고 했던 것 같은데요.</w:t>
+      </w:r>
+    </w:p>
+    <w:p>
+      <w:pPr>
+        <w:pStyle w:val="BodyText"/>
+      </w:pPr>
+      <w:r>
+        <w:t xml:space="preserve">타샤: 주장. 위반 세 건. 경청, 좋음. 반론, 미흡. 불합격이에요.</w:t>
+      </w:r>
+    </w:p>
+    <w:p>
+      <w:pPr>
+        <w:pStyle w:val="BodyText"/>
+      </w:pPr>
+      <w:r>
+        <w:t xml:space="preserve">데릭: 불합격이요? 위반 세 건? 말해 봐요.</w:t>
+      </w:r>
+    </w:p>
+    <w:p>
+      <w:pPr>
+        <w:pStyle w:val="BodyText"/>
+      </w:pPr>
+      <w:r>
+        <w:t xml:space="preserve">엘레나: 하나.</w:t>
+      </w:r>
+      <w:r>
+        <w:t xml:space="preserve"> </w:t>
+      </w:r>
+      <w:r>
+        <w:t xml:space="preserve">“</w:t>
+      </w:r>
+      <w:r>
+        <w:t xml:space="preserve">의사들이 잠을 잘 잔다.</w:t>
+      </w:r>
+      <w:r>
+        <w:t xml:space="preserve">”</w:t>
+      </w:r>
+      <w:r>
+        <w:t xml:space="preserve"> </w:t>
+      </w:r>
+      <w:r>
+        <w:t xml:space="preserve">더 안전하다는 암시인데, 라벨엔 그런 말이 없어요. 그 단어를 쓰진 않았지만 의사는 어차피 그렇게 듣고, FDA도 마찬가지일 거예요.</w:t>
+      </w:r>
+    </w:p>
+    <w:p>
+      <w:pPr>
+        <w:pStyle w:val="BodyText"/>
+      </w:pPr>
+      <w:r>
+        <w:t xml:space="preserve">타샤: 둘. 괴사를 줄인다는 데 동의했죠. 라벨은 정반대로 말해요. 더 빨리 녹는 건 맞지만, 피부 괴사 환자가 줄었다는 건 아무도 보여 주지 않았어요. 실험실 숫자를 약속으로 바꿔 버린 거예요.</w:t>
+      </w:r>
+    </w:p>
+    <w:p>
+      <w:pPr>
+        <w:pStyle w:val="BodyText"/>
+      </w:pPr>
+      <w:r>
+        <w:t xml:space="preserve">데릭: 정반대라고요?</w:t>
+      </w:r>
+    </w:p>
+    <w:p>
+      <w:pPr>
+        <w:pStyle w:val="BodyText"/>
+      </w:pPr>
+      <w:r>
+        <w:t xml:space="preserve">조이:</w:t>
+      </w:r>
+      <w:r>
+        <w:t xml:space="preserve"> </w:t>
+      </w:r>
+      <w:r>
+        <w:t xml:space="preserve">“</w:t>
+      </w:r>
+      <w:r>
+        <w:t xml:space="preserve">임상적 이점은 임상 연구에서 입증되지 않았다.</w:t>
+      </w:r>
+      <w:r>
+        <w:t xml:space="preserve">”</w:t>
+      </w:r>
+      <w:r>
+        <w:t xml:space="preserve"> </w:t>
+      </w:r>
+      <w:r>
+        <w:t xml:space="preserve">첫 페이지예요.</w:t>
+      </w:r>
+    </w:p>
+    <w:p>
+      <w:pPr>
+        <w:pStyle w:val="BodyText"/>
+      </w:pPr>
+      <w:r>
+        <w:t xml:space="preserve">엘레나: 셋.</w:t>
+      </w:r>
+      <w:r>
+        <w:t xml:space="preserve"> </w:t>
+      </w:r>
+      <w:r>
+        <w:t xml:space="preserve">“</w:t>
+      </w:r>
+      <w:r>
+        <w:t xml:space="preserve">아주 창의적인 의사들.</w:t>
+      </w:r>
+      <w:r>
+        <w:t xml:space="preserve">”</w:t>
+      </w:r>
+      <w:r>
+        <w:t xml:space="preserve"> </w:t>
+      </w:r>
+      <w:r>
+        <w:t xml:space="preserve">미소와 함께. 그건 오프라벨 판촉이에요.</w:t>
+      </w:r>
+    </w:p>
+    <w:p>
+      <w:pPr>
+        <w:pStyle w:val="BodyText"/>
+      </w:pPr>
+      <w:r>
+        <w:t xml:space="preserve">조이: 그리고 넷, 할인. 줄 수 없는 가격을 약속했어요.</w:t>
+      </w:r>
+    </w:p>
+    <w:p>
+      <w:pPr>
+        <w:pStyle w:val="BodyText"/>
+      </w:pPr>
+      <w:r>
+        <w:t xml:space="preserve">데릭: 현실 세계는 그렇게 돌아가요. 영업 사원은 다 그래요. 의사들은 약간의 윙크를 기대하고, 제가 안 하면 루마덤 영업 사원이 할 거예요. 첫날부터 거래처를 잃을 거예요.</w:t>
+      </w:r>
+    </w:p>
+    <w:p>
+      <w:pPr>
+        <w:pStyle w:val="BodyText"/>
+      </w:pPr>
+      <w:r>
+        <w:t xml:space="preserve">노아: 여기선 아니에요. 에이바, 차례예요. 데릭, 끝나고 얘기해요.</w:t>
+      </w:r>
+    </w:p>
+    <w:bookmarkEnd w:id="33"/>
+    <w:bookmarkStart w:id="34" w:name="장면2-ava의-롤플레이-1"/>
+    <w:p>
+      <w:pPr>
+        <w:pStyle w:val="Heading3"/>
+      </w:pPr>
+      <w:r>
+        <w:t xml:space="preserve">장면2 — Ava의 롤플레이</w:t>
+      </w:r>
+    </w:p>
+    <w:p>
+      <w:pPr>
+        <w:pStyle w:val="FirstParagraph"/>
+      </w:pPr>
+      <w:r>
+        <w:t xml:space="preserve">에이바: 닥터 하트? 안녕하세요. 베이라의 에이바 리드예요. 지금 괜찮으세요?</w:t>
+      </w:r>
+    </w:p>
+    <w:p>
+      <w:pPr>
+        <w:pStyle w:val="BodyText"/>
+      </w:pPr>
+      <w:r>
+        <w:t xml:space="preserve">엘레나: 아니요. 하지만 왔으니까. 3분.</w:t>
+      </w:r>
+    </w:p>
+    <w:p>
+      <w:pPr>
+        <w:pStyle w:val="BodyText"/>
+      </w:pPr>
+      <w:r>
+        <w:t xml:space="preserve">에이바: 감사합니다. 질문 하나 먼저요? 필러 진료에서 뭐가 제일 걱정되세요?</w:t>
+      </w:r>
+    </w:p>
+    <w:p>
+      <w:pPr>
+        <w:pStyle w:val="BodyText"/>
+      </w:pPr>
+      <w:r>
+        <w:t xml:space="preserve">엘레나: 걱정되는 거 없어요. 25년 했어요.</w:t>
+      </w:r>
+    </w:p>
+    <w:p>
+      <w:pPr>
+        <w:pStyle w:val="BodyText"/>
+      </w:pPr>
+      <w:r>
+        <w:t xml:space="preserve">에이바: 대단하시네요. 간호사분들은요? 그분들도 시술하세요?</w:t>
+      </w:r>
+    </w:p>
+    <w:p>
+      <w:pPr>
+        <w:pStyle w:val="BodyText"/>
+      </w:pPr>
+      <w:r>
+        <w:t xml:space="preserve">엘레나: …두 명이요. 왜요?</w:t>
+      </w:r>
+    </w:p>
+    <w:p>
+      <w:pPr>
+        <w:pStyle w:val="BodyText"/>
+      </w:pPr>
+      <w:r>
+        <w:t xml:space="preserve">에이바: 그분들은 준비됐다고 느끼실까요? 선생님이 안 계실 때 문제가 생기면요? 제가 4년 동안 프런트에서 일했는데, 간호사들은 의사에게 절대 안 하는 말을 늘 저한테 했거든요.</w:t>
+      </w:r>
+    </w:p>
+    <w:p>
+      <w:pPr>
+        <w:pStyle w:val="BodyText"/>
+      </w:pPr>
+      <w:r>
+        <w:t xml:space="preserve">엘레나: 그건… 사실 정당한 질문이네요.</w:t>
+      </w:r>
+    </w:p>
+    <w:p>
+      <w:pPr>
+        <w:pStyle w:val="BodyText"/>
+      </w:pPr>
+      <w:r>
+        <w:t xml:space="preserve">타샤: 진짜 걱정을 찾았네요. 탐색.</w:t>
+      </w:r>
+    </w:p>
+    <w:p>
+      <w:pPr>
+        <w:pStyle w:val="BodyText"/>
+      </w:pPr>
+      <w:r>
+        <w:t xml:space="preserve">엘레나: 당신 필러가 더 안전해요? 예, 아니요로만 말해요.</w:t>
+      </w:r>
+    </w:p>
+    <w:p>
+      <w:pPr>
+        <w:pStyle w:val="BodyText"/>
+      </w:pPr>
+      <w:r>
+        <w:t xml:space="preserve">에이바:</w:t>
+      </w:r>
+      <w:r>
+        <w:t xml:space="preserve"> </w:t>
+      </w:r>
+      <w:r>
+        <w:t xml:space="preserve">“</w:t>
+      </w:r>
+      <w:r>
+        <w:t xml:space="preserve">더 안전하다</w:t>
+      </w:r>
+      <w:r>
+        <w:t xml:space="preserve">”</w:t>
+      </w:r>
+      <w:r>
+        <w:t xml:space="preserve">고는 말할 수 없어요. 저희가 측정한 걸 말씀드릴게요.</w:t>
+      </w:r>
+    </w:p>
+    <w:p>
+      <w:pPr>
+        <w:pStyle w:val="BodyText"/>
+      </w:pPr>
+      <w:r>
+        <w:t xml:space="preserve">엘레나: 계속해요.</w:t>
+      </w:r>
+    </w:p>
+    <w:p>
+      <w:pPr>
+        <w:pStyle w:val="BodyText"/>
+      </w:pPr>
+      <w:r>
+        <w:t xml:space="preserve">에이바: 루마덤과 같은 12개월 효과. 그리고 플렉스링크는 히알루로니다아제로 2.8배 빨리 녹아요.</w:t>
+      </w:r>
+    </w:p>
+    <w:p>
+      <w:pPr>
+        <w:pStyle w:val="BodyText"/>
+      </w:pPr>
+      <w:r>
+        <w:t xml:space="preserve">엘레나: 환자 몇 명에서요?</w:t>
+      </w:r>
+    </w:p>
+    <w:p>
+      <w:pPr>
+        <w:pStyle w:val="BodyText"/>
+      </w:pPr>
+      <w:r>
+        <w:t xml:space="preserve">에이바: 40명. 눈가림 사진 평가. 임상적 이점은 아직 입증되지 않았어요.</w:t>
+      </w:r>
+    </w:p>
+    <w:p>
+      <w:pPr>
+        <w:pStyle w:val="BodyText"/>
+      </w:pPr>
+      <w:r>
+        <w:t xml:space="preserve">엘레나: 당신 제품의 한계를 나한테 말하는 거예요?</w:t>
+      </w:r>
+    </w:p>
+    <w:p>
+      <w:pPr>
+        <w:pStyle w:val="BodyText"/>
+      </w:pPr>
+      <w:r>
+        <w:t xml:space="preserve">에이바: 첫 페이지에 있어요. 어차피 읽으실 거고요. 제게서 들으시는 게 나아요. 제가 한계 하나를 숨기면, 오늘 제가 하는 다른 말도 전혀 믿지 않으실 테니까요.</w:t>
+      </w:r>
+    </w:p>
+    <w:p>
+      <w:pPr>
+        <w:pStyle w:val="BodyText"/>
+      </w:pPr>
+      <w:r>
+        <w:t xml:space="preserve">조이: 오, 좋다.</w:t>
+      </w:r>
+    </w:p>
+    <w:p>
+      <w:pPr>
+        <w:pStyle w:val="BodyText"/>
+      </w:pPr>
+      <w:r>
+        <w:t xml:space="preserve">엘레나: 입술에 써도 돼요?</w:t>
+      </w:r>
+    </w:p>
+    <w:p>
+      <w:pPr>
+        <w:pStyle w:val="BodyText"/>
+      </w:pPr>
+      <w:r>
+        <w:t xml:space="preserve">에이바: 그건 라벨에 없어요. 저희 의학 책임자가 전화드리도록 할 수 있어요.</w:t>
+      </w:r>
+    </w:p>
+    <w:p>
+      <w:pPr>
+        <w:pStyle w:val="BodyText"/>
+      </w:pPr>
+      <w:r>
+        <w:t xml:space="preserve">엘레나: 가격. 왜 루마덤보다 돈을 더 내요?</w:t>
+      </w:r>
+    </w:p>
+    <w:p>
+      <w:pPr>
+        <w:pStyle w:val="BodyText"/>
+      </w:pPr>
+      <w:r>
+        <w:t xml:space="preserve">에이바: 음. 그건… 그만한 가치가 있는 게…</w:t>
+      </w:r>
+    </w:p>
+    <w:p>
+      <w:pPr>
+        <w:pStyle w:val="BodyText"/>
+      </w:pPr>
+      <w:r>
+        <w:t xml:space="preserve">타샤: 숨 쉬어요. LAER.</w:t>
+      </w:r>
+    </w:p>
+    <w:p>
+      <w:pPr>
+        <w:pStyle w:val="BodyText"/>
+      </w:pPr>
+      <w:r>
+        <w:t xml:space="preserve">에이바: 죄송해요. 물어보시는 게 당연해요. 주사기당 45달러 더 비싸요. 큰돈이죠. 아닌 척하지 않을게요. 일주일에 환자 40명이면, 금방 쌓여요.</w:t>
+      </w:r>
+    </w:p>
+    <w:p>
+      <w:pPr>
+        <w:pStyle w:val="BodyText"/>
+      </w:pPr>
+      <w:r>
+        <w:t xml:space="preserve">엘레나: 그렇죠.</w:t>
+      </w:r>
+    </w:p>
+    <w:p>
+      <w:pPr>
+        <w:pStyle w:val="BodyText"/>
+      </w:pPr>
+      <w:r>
+        <w:t xml:space="preserve">에이바: 지금 루마덤 가격에 뭐가 포함돼 있는지 여쭤봐도 될까요?</w:t>
+      </w:r>
+    </w:p>
+    <w:p>
+      <w:pPr>
+        <w:pStyle w:val="BodyText"/>
+      </w:pPr>
+      <w:r>
+        <w:t xml:space="preserve">엘레나: 주사기. 그게 다예요.</w:t>
+      </w:r>
+    </w:p>
+    <w:p>
+      <w:pPr>
+        <w:pStyle w:val="BodyText"/>
+      </w:pPr>
+      <w:r>
+        <w:t xml:space="preserve">에이바: 저희 건 간호사분들 교육과 병원용 응급 키트가 포함돼요. 그러니 추가 45달러는 주사기값만이 아니에요. 선생님이 안 계신 날을 위한 거예요.</w:t>
+      </w:r>
+    </w:p>
+    <w:p>
+      <w:pPr>
+        <w:pStyle w:val="BodyText"/>
+      </w:pPr>
+      <w:r>
+        <w:t xml:space="preserve">엘레나: …흠. 라벨 두고 가요. 그리고 교육 날짜도.</w:t>
+      </w:r>
+    </w:p>
+    <w:p>
+      <w:pPr>
+        <w:pStyle w:val="BodyText"/>
+      </w:pPr>
+      <w:r>
+        <w:t xml:space="preserve">타샤: 시간. 주장, 완벽. 경청, 탁월. 반론, 흔들린 뒤 양호. 합격.</w:t>
+      </w:r>
+    </w:p>
+    <w:bookmarkEnd w:id="34"/>
+    <w:bookmarkStart w:id="35" w:name="절정전환-오후-5시-복도-1"/>
+    <w:p>
+      <w:pPr>
+        <w:pStyle w:val="Heading3"/>
+      </w:pPr>
+      <w:r>
+        <w:t xml:space="preserve">절정·전환 — 오후 5시, 복도</w:t>
+      </w:r>
+    </w:p>
+    <w:p>
+      <w:pPr>
+        <w:pStyle w:val="FirstParagraph"/>
+      </w:pPr>
+      <w:r>
+        <w:t xml:space="preserve">데릭: 15년. 프레지던트 클럽 세 번. 그런데 메디스파 접수원한테 지다니.</w:t>
+      </w:r>
+    </w:p>
+    <w:p>
+      <w:pPr>
+        <w:pStyle w:val="BodyText"/>
+      </w:pPr>
+      <w:r>
+        <w:t xml:space="preserve">노아: 당신을 이긴 게 아니에요. 다른 게임을 한 거죠.</w:t>
+      </w:r>
+    </w:p>
+    <w:p>
+      <w:pPr>
+        <w:pStyle w:val="BodyText"/>
+      </w:pPr>
+      <w:r>
+        <w:t xml:space="preserve">데릭: 진짜 게임은 의사들이 사는 게임이에요.</w:t>
+      </w:r>
+    </w:p>
+    <w:p>
+      <w:pPr>
+        <w:pStyle w:val="BodyText"/>
+      </w:pPr>
+      <w:r>
+        <w:t xml:space="preserve">타샤: 하나 물어도 돼요? 그 미소는 어디서 배웠어요?</w:t>
+      </w:r>
+    </w:p>
+    <w:p>
+      <w:pPr>
+        <w:pStyle w:val="BodyText"/>
+      </w:pPr>
+      <w:r>
+        <w:t xml:space="preserve">데릭: …케슬러. 8년 전. 제 지역 파트너가 해고됐어요. 제가 아는 최고의 영업 사원이었는데, 오후 한나절 만에 사라졌죠. 전 바로 옆 사무실에 있었어요.</w:t>
+      </w:r>
+    </w:p>
+    <w:p>
+      <w:pPr>
+        <w:pStyle w:val="BodyText"/>
+      </w:pPr>
+      <w:r>
+        <w:t xml:space="preserve">노아: 무슨 이유로요?</w:t>
+      </w:r>
+    </w:p>
+    <w:p>
+      <w:pPr>
+        <w:pStyle w:val="BodyText"/>
+      </w:pPr>
+      <w:r>
+        <w:t xml:space="preserve">데릭: 오프라벨 판촉. 그걸 대놓고 말했어요. 이메일로.</w:t>
+      </w:r>
+    </w:p>
+    <w:p>
+      <w:pPr>
+        <w:pStyle w:val="BodyText"/>
+      </w:pPr>
+      <w:r>
+        <w:t xml:space="preserve">타샤: 그래서 말하지 않는 법을 배웠군요. 그냥 웃는 법을.</w:t>
+      </w:r>
+    </w:p>
+    <w:p>
+      <w:pPr>
+        <w:pStyle w:val="BodyText"/>
+      </w:pPr>
+      <w:r>
+        <w:t xml:space="preserve">데릭: 관리자들은 숫자를 원했어요. 이메일은 원하지 않았을 뿐이죠. 그래서 다들 같은 교훈을 배웠어요. 절대 쓰지 말고, 절대 말하지 말고, 그냥 웃고 의사가 결정하게 둬라.</w:t>
+      </w:r>
+    </w:p>
+    <w:p>
+      <w:pPr>
+        <w:pStyle w:val="BodyText"/>
+      </w:pPr>
+      <w:r>
+        <w:t xml:space="preserve">노아: 그건 당신 잘못이 아니에요. 하지만 이제 당신 습관이죠.</w:t>
+      </w:r>
+    </w:p>
+    <w:p>
+      <w:pPr>
+        <w:pStyle w:val="BodyText"/>
+      </w:pPr>
+      <w:r>
+        <w:t xml:space="preserve">데릭: 그럼 어떡해요? 15년을 잊어요?</w:t>
+      </w:r>
+    </w:p>
+    <w:p>
+      <w:pPr>
+        <w:pStyle w:val="BodyText"/>
+      </w:pPr>
+      <w:r>
+        <w:t xml:space="preserve">타샤: 아니요. 화요일은 지켜요. 커피도 지키고. 미소만 버려요.</w:t>
+      </w:r>
+    </w:p>
+    <w:p>
+      <w:pPr>
+        <w:pStyle w:val="BodyText"/>
+      </w:pPr>
+      <w:r>
+        <w:t xml:space="preserve">노아: 중요한 건요, 데릭. 여기선 그 미소가 필요 없어요.</w:t>
+      </w:r>
+    </w:p>
+    <w:p>
+      <w:pPr>
+        <w:pStyle w:val="BodyText"/>
+      </w:pPr>
+      <w:r>
+        <w:t xml:space="preserve">데릭: 왜요?</w:t>
+      </w:r>
+    </w:p>
+    <w:p>
+      <w:pPr>
+        <w:pStyle w:val="BodyText"/>
+      </w:pPr>
+      <w:r>
+        <w:t xml:space="preserve">노아: 우리 제품의 최고 특징은 우리가 진실을 말한다는 거예요. 다른 영업 사원들은 다 윙크하고 있어요. 의사들에게 한계를 먼저 보여 주는 사람이 당신이라면, 그들은 당신을 기억할 거예요. 그게 당신 무기예요.</w:t>
+      </w:r>
+    </w:p>
+    <w:p>
+      <w:pPr>
+        <w:pStyle w:val="BodyText"/>
+      </w:pPr>
+      <w:r>
+        <w:t xml:space="preserve">데릭: 영업 전략으로서의 정직. 처음 보는 거네요.</w:t>
+      </w:r>
+    </w:p>
+    <w:p>
+      <w:pPr>
+        <w:pStyle w:val="BodyText"/>
+      </w:pPr>
+      <w:r>
+        <w:t xml:space="preserve">타샤: 에이바가 오늘 했어요. 닥터 하트가 교육 날짜를 달라고 했잖아요.</w:t>
+      </w:r>
+    </w:p>
+    <w:p>
+      <w:pPr>
+        <w:pStyle w:val="BodyText"/>
+      </w:pPr>
+      <w:r>
+        <w:t xml:space="preserve">데릭: …그랬죠. 저도 봤어요.</w:t>
+      </w:r>
+    </w:p>
+    <w:p>
+      <w:pPr>
+        <w:pStyle w:val="BodyText"/>
+      </w:pPr>
+      <w:r>
+        <w:t xml:space="preserve">엘레나: 데릭. 한마디 해도 돼요? 닥터 하트 말고 엘레나로서.</w:t>
+      </w:r>
+    </w:p>
+    <w:p>
+      <w:pPr>
+        <w:pStyle w:val="BodyText"/>
+      </w:pPr>
+      <w:r>
+        <w:t xml:space="preserve">데릭: 그러세요.</w:t>
+      </w:r>
+    </w:p>
+    <w:p>
+      <w:pPr>
+        <w:pStyle w:val="BodyText"/>
+      </w:pPr>
+      <w:r>
+        <w:t xml:space="preserve">엘레나: 오프닝은 훌륭했어요. 경청도 진짜였고요. 뭐가 있으면 더 만족하겠냐고 물었고, 진심이었죠. 거의 다 왔어요. 문제는 질문 다음에 나오는 말뿐이에요.</w:t>
+      </w:r>
+    </w:p>
+    <w:p>
+      <w:pPr>
+        <w:pStyle w:val="BodyText"/>
+      </w:pPr>
+      <w:r>
+        <w:t xml:space="preserve">데릭: 그럼 가르쳐 줘요. 미소 없이 파는 법을.</w:t>
+      </w:r>
+    </w:p>
+    <w:p>
+      <w:pPr>
+        <w:pStyle w:val="BodyText"/>
+      </w:pPr>
+      <w:r>
+        <w:t xml:space="preserve">엘레나: 월요일 아침 7시. 제 병원. 라벨 가져와요. 커피도.</w:t>
+      </w:r>
+    </w:p>
+    <w:p>
+      <w:pPr>
+        <w:pStyle w:val="BodyText"/>
+      </w:pPr>
+      <w:r>
+        <w:t xml:space="preserve">데릭: 정오 이후엔 커피 안 드시잖아요. 아침 7시는 괜찮아요?</w:t>
+      </w:r>
+    </w:p>
+    <w:p>
+      <w:pPr>
+        <w:pStyle w:val="BodyText"/>
+      </w:pPr>
+      <w:r>
+        <w:t xml:space="preserve">엘레나: 아침 7시엔 아무거나 마셔요. 재시험은 수요일.</w:t>
+      </w:r>
+    </w:p>
+    <w:bookmarkEnd w:id="35"/>
+    <w:bookmarkStart w:id="36" w:name="마무리-오후-6시-교육실-1"/>
+    <w:p>
+      <w:pPr>
+        <w:pStyle w:val="Heading3"/>
+      </w:pPr>
+      <w:r>
+        <w:t xml:space="preserve">마무리 — 오후 6시, 교육실</w:t>
+      </w:r>
+    </w:p>
+    <w:p>
+      <w:pPr>
+        <w:pStyle w:val="FirstParagraph"/>
+      </w:pPr>
+      <w:r>
+        <w:t xml:space="preserve">타샤: 롤플레이 하나 더. 노아. 모두 해요. CEO 포함.</w:t>
+      </w:r>
+    </w:p>
+    <w:p>
+      <w:pPr>
+        <w:pStyle w:val="BodyText"/>
+      </w:pPr>
+      <w:r>
+        <w:t xml:space="preserve">노아: 쉽죠. 메시지 하우스를 내가 썼는데.</w:t>
+      </w:r>
+    </w:p>
+    <w:p>
+      <w:pPr>
+        <w:pStyle w:val="BodyText"/>
+      </w:pPr>
+      <w:r>
+        <w:t xml:space="preserve">조이: 엄밀히 말하면 지붕은 프리야가 썼어요.</w:t>
+      </w:r>
+    </w:p>
+    <w:p>
+      <w:pPr>
+        <w:pStyle w:val="BodyText"/>
+      </w:pPr>
+      <w:r>
+        <w:t xml:space="preserve">엘레나: 닥터 하트 복귀. 3분. 내가 왜 바꿔야 해요?</w:t>
+      </w:r>
+    </w:p>
+    <w:p>
+      <w:pPr>
+        <w:pStyle w:val="BodyText"/>
+      </w:pPr>
+      <w:r>
+        <w:t xml:space="preserve">노아: 닥터 하트, 베이라 필은 같은 효과를 줍니다. 하지만 더 안전하게…</w:t>
+      </w:r>
+    </w:p>
+    <w:p>
+      <w:pPr>
+        <w:pStyle w:val="BodyText"/>
+      </w:pPr>
+      <w:r>
+        <w:t xml:space="preserve">엘레나: 멈춰요. 방금</w:t>
+      </w:r>
+      <w:r>
+        <w:t xml:space="preserve"> </w:t>
+      </w:r>
+      <w:r>
+        <w:t xml:space="preserve">“</w:t>
+      </w:r>
+      <w:r>
+        <w:t xml:space="preserve">더 안전하다</w:t>
+      </w:r>
+      <w:r>
+        <w:t xml:space="preserve">”</w:t>
+      </w:r>
+      <w:r>
+        <w:t xml:space="preserve">고 했어요?</w:t>
+      </w:r>
+    </w:p>
+    <w:p>
+      <w:pPr>
+        <w:pStyle w:val="BodyText"/>
+      </w:pPr>
+      <w:r>
+        <w:t xml:space="preserve">노아: …했네요. 옛날 습관. 할번에서 몇 년이나 회의마다</w:t>
+      </w:r>
+      <w:r>
+        <w:t xml:space="preserve"> </w:t>
+      </w:r>
+      <w:r>
+        <w:t xml:space="preserve">“</w:t>
+      </w:r>
+      <w:r>
+        <w:t xml:space="preserve">더 안전하다</w:t>
+      </w:r>
+      <w:r>
+        <w:t xml:space="preserve">”</w:t>
+      </w:r>
+      <w:r>
+        <w:t xml:space="preserve">고 말하도록 훈련받았거든요. 그 단어를 슬라이드 백 장에 썼어요. 제 입이 아직 기억하나 봐요.</w:t>
+      </w:r>
+    </w:p>
+    <w:p>
+      <w:pPr>
+        <w:pStyle w:val="BodyText"/>
+      </w:pPr>
+      <w:r>
+        <w:t xml:space="preserve">데릭: CEO가 10초 만에 탈락. 기분이 훨씬 나아지네요.</w:t>
+      </w:r>
+    </w:p>
+    <w:p>
+      <w:pPr>
+        <w:pStyle w:val="BodyText"/>
+      </w:pPr>
+      <w:r>
+        <w:t xml:space="preserve">타샤: 불합격. 수요일 재시험. 데릭이랑 같이.</w:t>
+      </w:r>
+    </w:p>
+    <w:p>
+      <w:pPr>
+        <w:pStyle w:val="BodyText"/>
+      </w:pPr>
+      <w:r>
+        <w:t xml:space="preserve">노아: 공정하네요. 모두 같은 시험.</w:t>
+      </w:r>
+    </w:p>
+    <w:p>
+      <w:pPr>
+        <w:pStyle w:val="BodyText"/>
+      </w:pPr>
+      <w:r>
+        <w:t xml:space="preserve">에이바: 제 노트 드릴까요? 라벨 네 번 공부했어요.</w:t>
+      </w:r>
+    </w:p>
+    <w:p>
+      <w:pPr>
+        <w:pStyle w:val="BodyText"/>
+      </w:pPr>
+      <w:r>
+        <w:t xml:space="preserve">노아: 네, 부탁해요. 가장 새로 온 영업 사원이 CEO를 가르치네요.</w:t>
+      </w:r>
+    </w:p>
+    <w:p>
+      <w:pPr>
+        <w:pStyle w:val="BodyText"/>
+      </w:pPr>
+      <w:r>
+        <w:t xml:space="preserve">마커스: 수요일 전에 화요일이 있어. Go/No-Go 회의. 오전 9시.</w:t>
+      </w:r>
+    </w:p>
+    <w:p>
+      <w:pPr>
+        <w:pStyle w:val="BodyText"/>
+      </w:pPr>
+      <w:r>
+        <w:t xml:space="preserve">노아: 버퍼 재고 논쟁.</w:t>
+      </w:r>
+    </w:p>
+    <w:p>
+      <w:pPr>
+        <w:pStyle w:val="BodyText"/>
+      </w:pPr>
+      <w:r>
+        <w:t xml:space="preserve">마커스: 최고의 논거 가져와. 난 스프레드시트 가져갈 거야. 그리고 데니스의 규칙도.</w:t>
+      </w:r>
+    </w:p>
+    <w:bookmarkEnd w:id="36"/>
+    <w:bookmarkEnd w:id="37"/>
+    <w:bookmarkEnd w:id="38"/>
     <w:sectPr/>
   </w:body>
 </w:document>
@@ -4179,583 +4126,8 @@
       </w:pPr>
     </w:lvl>
   </w:abstractNum>
-  <w:abstractNum w:abstractNumId="99411">
-    <w:nsid w:val="A99411"/>
-    <w:multiLevelType w:val="multilevel"/>
-    <w:lvl w:ilvl="0">
-      <w:start w:val="1"/>
-      <w:numFmt w:val="decimal"/>
-      <w:lvlText w:val="%1."/>
-      <w:lvlJc w:val="left"/>
-      <w:pPr>
-        <w:ind w:left="720" w:hanging="480"/>
-      </w:pPr>
-    </w:lvl>
-    <w:lvl w:ilvl="1">
-      <w:start w:val="1"/>
-      <w:numFmt w:val="decimal"/>
-      <w:lvlText w:val="%2."/>
-      <w:lvlJc w:val="left"/>
-      <w:pPr>
-        <w:ind w:left="1440" w:hanging="480"/>
-      </w:pPr>
-    </w:lvl>
-    <w:lvl w:ilvl="2">
-      <w:start w:val="1"/>
-      <w:numFmt w:val="decimal"/>
-      <w:lvlText w:val="%3."/>
-      <w:lvlJc w:val="left"/>
-      <w:pPr>
-        <w:ind w:left="2160" w:hanging="480"/>
-      </w:pPr>
-    </w:lvl>
-    <w:lvl w:ilvl="3">
-      <w:start w:val="1"/>
-      <w:numFmt w:val="decimal"/>
-      <w:lvlText w:val="%4."/>
-      <w:lvlJc w:val="left"/>
-      <w:pPr>
-        <w:ind w:left="2880" w:hanging="480"/>
-      </w:pPr>
-    </w:lvl>
-    <w:lvl w:ilvl="4">
-      <w:start w:val="1"/>
-      <w:numFmt w:val="decimal"/>
-      <w:lvlText w:val="%5."/>
-      <w:lvlJc w:val="left"/>
-      <w:pPr>
-        <w:ind w:left="3600" w:hanging="480"/>
-      </w:pPr>
-    </w:lvl>
-    <w:lvl w:ilvl="5">
-      <w:start w:val="1"/>
-      <w:numFmt w:val="decimal"/>
-      <w:lvlText w:val="%6."/>
-      <w:lvlJc w:val="left"/>
-      <w:pPr>
-        <w:ind w:left="4320" w:hanging="480"/>
-      </w:pPr>
-    </w:lvl>
-    <w:lvl w:ilvl="6">
-      <w:start w:val="1"/>
-      <w:numFmt w:val="decimal"/>
-      <w:lvlText w:val="%7."/>
-      <w:lvlJc w:val="left"/>
-      <w:pPr>
-        <w:ind w:left="5040" w:hanging="480"/>
-      </w:pPr>
-    </w:lvl>
-    <w:lvl w:ilvl="7">
-      <w:start w:val="1"/>
-      <w:numFmt w:val="decimal"/>
-      <w:lvlText w:val="%8."/>
-      <w:lvlJc w:val="left"/>
-      <w:pPr>
-        <w:ind w:left="5760" w:hanging="480"/>
-      </w:pPr>
-    </w:lvl>
-    <w:lvl w:ilvl="8">
-      <w:start w:val="1"/>
-      <w:numFmt w:val="decimal"/>
-      <w:lvlText w:val="%9."/>
-      <w:lvlJc w:val="left"/>
-      <w:pPr>
-        <w:ind w:left="6480" w:hanging="480"/>
-      </w:pPr>
-    </w:lvl>
-  </w:abstractNum>
-  <w:abstractNum w:abstractNumId="994116">
-    <w:nsid w:val="A994116"/>
-    <w:multiLevelType w:val="multilevel"/>
-    <w:lvl w:ilvl="0">
-      <w:start w:val="16"/>
-      <w:numFmt w:val="decimal"/>
-      <w:lvlText w:val="%1."/>
-      <w:lvlJc w:val="left"/>
-      <w:pPr>
-        <w:ind w:left="720" w:hanging="480"/>
-      </w:pPr>
-    </w:lvl>
-    <w:lvl w:ilvl="1">
-      <w:start w:val="16"/>
-      <w:numFmt w:val="decimal"/>
-      <w:lvlText w:val="%2."/>
-      <w:lvlJc w:val="left"/>
-      <w:pPr>
-        <w:ind w:left="1440" w:hanging="480"/>
-      </w:pPr>
-    </w:lvl>
-    <w:lvl w:ilvl="2">
-      <w:start w:val="16"/>
-      <w:numFmt w:val="decimal"/>
-      <w:lvlText w:val="%3."/>
-      <w:lvlJc w:val="left"/>
-      <w:pPr>
-        <w:ind w:left="2160" w:hanging="480"/>
-      </w:pPr>
-    </w:lvl>
-    <w:lvl w:ilvl="3">
-      <w:start w:val="16"/>
-      <w:numFmt w:val="decimal"/>
-      <w:lvlText w:val="%4."/>
-      <w:lvlJc w:val="left"/>
-      <w:pPr>
-        <w:ind w:left="2880" w:hanging="480"/>
-      </w:pPr>
-    </w:lvl>
-    <w:lvl w:ilvl="4">
-      <w:start w:val="16"/>
-      <w:numFmt w:val="decimal"/>
-      <w:lvlText w:val="%5."/>
-      <w:lvlJc w:val="left"/>
-      <w:pPr>
-        <w:ind w:left="3600" w:hanging="480"/>
-      </w:pPr>
-    </w:lvl>
-    <w:lvl w:ilvl="5">
-      <w:start w:val="16"/>
-      <w:numFmt w:val="decimal"/>
-      <w:lvlText w:val="%6."/>
-      <w:lvlJc w:val="left"/>
-      <w:pPr>
-        <w:ind w:left="4320" w:hanging="480"/>
-      </w:pPr>
-    </w:lvl>
-    <w:lvl w:ilvl="6">
-      <w:start w:val="16"/>
-      <w:numFmt w:val="decimal"/>
-      <w:lvlText w:val="%7."/>
-      <w:lvlJc w:val="left"/>
-      <w:pPr>
-        <w:ind w:left="5040" w:hanging="480"/>
-      </w:pPr>
-    </w:lvl>
-    <w:lvl w:ilvl="7">
-      <w:start w:val="16"/>
-      <w:numFmt w:val="decimal"/>
-      <w:lvlText w:val="%8."/>
-      <w:lvlJc w:val="left"/>
-      <w:pPr>
-        <w:ind w:left="5760" w:hanging="480"/>
-      </w:pPr>
-    </w:lvl>
-    <w:lvl w:ilvl="8">
-      <w:start w:val="16"/>
-      <w:numFmt w:val="decimal"/>
-      <w:lvlText w:val="%9."/>
-      <w:lvlJc w:val="left"/>
-      <w:pPr>
-        <w:ind w:left="6480" w:hanging="480"/>
-      </w:pPr>
-    </w:lvl>
-  </w:abstractNum>
-  <w:abstractNum w:abstractNumId="994151">
-    <w:nsid w:val="A994151"/>
-    <w:multiLevelType w:val="multilevel"/>
-    <w:lvl w:ilvl="0">
-      <w:start w:val="51"/>
-      <w:numFmt w:val="decimal"/>
-      <w:lvlText w:val="%1."/>
-      <w:lvlJc w:val="left"/>
-      <w:pPr>
-        <w:ind w:left="720" w:hanging="480"/>
-      </w:pPr>
-    </w:lvl>
-    <w:lvl w:ilvl="1">
-      <w:start w:val="51"/>
-      <w:numFmt w:val="decimal"/>
-      <w:lvlText w:val="%2."/>
-      <w:lvlJc w:val="left"/>
-      <w:pPr>
-        <w:ind w:left="1440" w:hanging="480"/>
-      </w:pPr>
-    </w:lvl>
-    <w:lvl w:ilvl="2">
-      <w:start w:val="51"/>
-      <w:numFmt w:val="decimal"/>
-      <w:lvlText w:val="%3."/>
-      <w:lvlJc w:val="left"/>
-      <w:pPr>
-        <w:ind w:left="2160" w:hanging="480"/>
-      </w:pPr>
-    </w:lvl>
-    <w:lvl w:ilvl="3">
-      <w:start w:val="51"/>
-      <w:numFmt w:val="decimal"/>
-      <w:lvlText w:val="%4."/>
-      <w:lvlJc w:val="left"/>
-      <w:pPr>
-        <w:ind w:left="2880" w:hanging="480"/>
-      </w:pPr>
-    </w:lvl>
-    <w:lvl w:ilvl="4">
-      <w:start w:val="51"/>
-      <w:numFmt w:val="decimal"/>
-      <w:lvlText w:val="%5."/>
-      <w:lvlJc w:val="left"/>
-      <w:pPr>
-        <w:ind w:left="3600" w:hanging="480"/>
-      </w:pPr>
-    </w:lvl>
-    <w:lvl w:ilvl="5">
-      <w:start w:val="51"/>
-      <w:numFmt w:val="decimal"/>
-      <w:lvlText w:val="%6."/>
-      <w:lvlJc w:val="left"/>
-      <w:pPr>
-        <w:ind w:left="4320" w:hanging="480"/>
-      </w:pPr>
-    </w:lvl>
-    <w:lvl w:ilvl="6">
-      <w:start w:val="51"/>
-      <w:numFmt w:val="decimal"/>
-      <w:lvlText w:val="%7."/>
-      <w:lvlJc w:val="left"/>
-      <w:pPr>
-        <w:ind w:left="5040" w:hanging="480"/>
-      </w:pPr>
-    </w:lvl>
-    <w:lvl w:ilvl="7">
-      <w:start w:val="51"/>
-      <w:numFmt w:val="decimal"/>
-      <w:lvlText w:val="%8."/>
-      <w:lvlJc w:val="left"/>
-      <w:pPr>
-        <w:ind w:left="5760" w:hanging="480"/>
-      </w:pPr>
-    </w:lvl>
-    <w:lvl w:ilvl="8">
-      <w:start w:val="51"/>
-      <w:numFmt w:val="decimal"/>
-      <w:lvlText w:val="%9."/>
-      <w:lvlJc w:val="left"/>
-      <w:pPr>
-        <w:ind w:left="6480" w:hanging="480"/>
-      </w:pPr>
-    </w:lvl>
-  </w:abstractNum>
-  <w:abstractNum w:abstractNumId="994181">
-    <w:nsid w:val="A994181"/>
-    <w:multiLevelType w:val="multilevel"/>
-    <w:lvl w:ilvl="0">
-      <w:start w:val="81"/>
-      <w:numFmt w:val="decimal"/>
-      <w:lvlText w:val="%1."/>
-      <w:lvlJc w:val="left"/>
-      <w:pPr>
-        <w:ind w:left="720" w:hanging="480"/>
-      </w:pPr>
-    </w:lvl>
-    <w:lvl w:ilvl="1">
-      <w:start w:val="81"/>
-      <w:numFmt w:val="decimal"/>
-      <w:lvlText w:val="%2."/>
-      <w:lvlJc w:val="left"/>
-      <w:pPr>
-        <w:ind w:left="1440" w:hanging="480"/>
-      </w:pPr>
-    </w:lvl>
-    <w:lvl w:ilvl="2">
-      <w:start w:val="81"/>
-      <w:numFmt w:val="decimal"/>
-      <w:lvlText w:val="%3."/>
-      <w:lvlJc w:val="left"/>
-      <w:pPr>
-        <w:ind w:left="2160" w:hanging="480"/>
-      </w:pPr>
-    </w:lvl>
-    <w:lvl w:ilvl="3">
-      <w:start w:val="81"/>
-      <w:numFmt w:val="decimal"/>
-      <w:lvlText w:val="%4."/>
-      <w:lvlJc w:val="left"/>
-      <w:pPr>
-        <w:ind w:left="2880" w:hanging="480"/>
-      </w:pPr>
-    </w:lvl>
-    <w:lvl w:ilvl="4">
-      <w:start w:val="81"/>
-      <w:numFmt w:val="decimal"/>
-      <w:lvlText w:val="%5."/>
-      <w:lvlJc w:val="left"/>
-      <w:pPr>
-        <w:ind w:left="3600" w:hanging="480"/>
-      </w:pPr>
-    </w:lvl>
-    <w:lvl w:ilvl="5">
-      <w:start w:val="81"/>
-      <w:numFmt w:val="decimal"/>
-      <w:lvlText w:val="%6."/>
-      <w:lvlJc w:val="left"/>
-      <w:pPr>
-        <w:ind w:left="4320" w:hanging="480"/>
-      </w:pPr>
-    </w:lvl>
-    <w:lvl w:ilvl="6">
-      <w:start w:val="81"/>
-      <w:numFmt w:val="decimal"/>
-      <w:lvlText w:val="%7."/>
-      <w:lvlJc w:val="left"/>
-      <w:pPr>
-        <w:ind w:left="5040" w:hanging="480"/>
-      </w:pPr>
-    </w:lvl>
-    <w:lvl w:ilvl="7">
-      <w:start w:val="81"/>
-      <w:numFmt w:val="decimal"/>
-      <w:lvlText w:val="%8."/>
-      <w:lvlJc w:val="left"/>
-      <w:pPr>
-        <w:ind w:left="5760" w:hanging="480"/>
-      </w:pPr>
-    </w:lvl>
-    <w:lvl w:ilvl="8">
-      <w:start w:val="81"/>
-      <w:numFmt w:val="decimal"/>
-      <w:lvlText w:val="%9."/>
-      <w:lvlJc w:val="left"/>
-      <w:pPr>
-        <w:ind w:left="6480" w:hanging="480"/>
-      </w:pPr>
-    </w:lvl>
-  </w:abstractNum>
-  <w:abstractNum w:abstractNumId="9941106">
-    <w:nsid w:val="A9941106"/>
-    <w:multiLevelType w:val="multilevel"/>
-    <w:lvl w:ilvl="0">
-      <w:start w:val="106"/>
-      <w:numFmt w:val="decimal"/>
-      <w:lvlText w:val="%1."/>
-      <w:lvlJc w:val="left"/>
-      <w:pPr>
-        <w:ind w:left="720" w:hanging="480"/>
-      </w:pPr>
-    </w:lvl>
-    <w:lvl w:ilvl="1">
-      <w:start w:val="106"/>
-      <w:numFmt w:val="decimal"/>
-      <w:lvlText w:val="%2."/>
-      <w:lvlJc w:val="left"/>
-      <w:pPr>
-        <w:ind w:left="1440" w:hanging="480"/>
-      </w:pPr>
-    </w:lvl>
-    <w:lvl w:ilvl="2">
-      <w:start w:val="106"/>
-      <w:numFmt w:val="decimal"/>
-      <w:lvlText w:val="%3."/>
-      <w:lvlJc w:val="left"/>
-      <w:pPr>
-        <w:ind w:left="2160" w:hanging="480"/>
-      </w:pPr>
-    </w:lvl>
-    <w:lvl w:ilvl="3">
-      <w:start w:val="106"/>
-      <w:numFmt w:val="decimal"/>
-      <w:lvlText w:val="%4."/>
-      <w:lvlJc w:val="left"/>
-      <w:pPr>
-        <w:ind w:left="2880" w:hanging="480"/>
-      </w:pPr>
-    </w:lvl>
-    <w:lvl w:ilvl="4">
-      <w:start w:val="106"/>
-      <w:numFmt w:val="decimal"/>
-      <w:lvlText w:val="%5."/>
-      <w:lvlJc w:val="left"/>
-      <w:pPr>
-        <w:ind w:left="3600" w:hanging="480"/>
-      </w:pPr>
-    </w:lvl>
-    <w:lvl w:ilvl="5">
-      <w:start w:val="106"/>
-      <w:numFmt w:val="decimal"/>
-      <w:lvlText w:val="%6."/>
-      <w:lvlJc w:val="left"/>
-      <w:pPr>
-        <w:ind w:left="4320" w:hanging="480"/>
-      </w:pPr>
-    </w:lvl>
-    <w:lvl w:ilvl="6">
-      <w:start w:val="106"/>
-      <w:numFmt w:val="decimal"/>
-      <w:lvlText w:val="%7."/>
-      <w:lvlJc w:val="left"/>
-      <w:pPr>
-        <w:ind w:left="5040" w:hanging="480"/>
-      </w:pPr>
-    </w:lvl>
-    <w:lvl w:ilvl="7">
-      <w:start w:val="106"/>
-      <w:numFmt w:val="decimal"/>
-      <w:lvlText w:val="%8."/>
-      <w:lvlJc w:val="left"/>
-      <w:pPr>
-        <w:ind w:left="5760" w:hanging="480"/>
-      </w:pPr>
-    </w:lvl>
-    <w:lvl w:ilvl="8">
-      <w:start w:val="106"/>
-      <w:numFmt w:val="decimal"/>
-      <w:lvlText w:val="%9."/>
-      <w:lvlJc w:val="left"/>
-      <w:pPr>
-        <w:ind w:left="6480" w:hanging="480"/>
-      </w:pPr>
-    </w:lvl>
-  </w:abstractNum>
   <w:num w:numId="1000">
     <w:abstractNumId w:val="990"/>
-  </w:num>
-  <w:num w:numId="1001">
-    <w:abstractNumId w:val="99411"/>
-    <w:lvlOverride w:ilvl="0">
-      <w:startOverride w:val="1"/>
-    </w:lvlOverride>
-    <w:lvlOverride w:ilvl="1">
-      <w:startOverride w:val="1"/>
-    </w:lvlOverride>
-    <w:lvlOverride w:ilvl="2">
-      <w:startOverride w:val="1"/>
-    </w:lvlOverride>
-    <w:lvlOverride w:ilvl="3">
-      <w:startOverride w:val="1"/>
-    </w:lvlOverride>
-    <w:lvlOverride w:ilvl="4">
-      <w:startOverride w:val="1"/>
-    </w:lvlOverride>
-    <w:lvlOverride w:ilvl="5">
-      <w:startOverride w:val="1"/>
-    </w:lvlOverride>
-    <w:lvlOverride w:ilvl="6">
-      <w:startOverride w:val="1"/>
-    </w:lvlOverride>
-    <w:lvlOverride w:ilvl="7">
-      <w:startOverride w:val="1"/>
-    </w:lvlOverride>
-    <w:lvlOverride w:ilvl="8">
-      <w:startOverride w:val="1"/>
-    </w:lvlOverride>
-  </w:num>
-  <w:num w:numId="1002">
-    <w:abstractNumId w:val="994116"/>
-    <w:lvlOverride w:ilvl="0">
-      <w:startOverride w:val="16"/>
-    </w:lvlOverride>
-    <w:lvlOverride w:ilvl="1">
-      <w:startOverride w:val="16"/>
-    </w:lvlOverride>
-    <w:lvlOverride w:ilvl="2">
-      <w:startOverride w:val="16"/>
-    </w:lvlOverride>
-    <w:lvlOverride w:ilvl="3">
-      <w:startOverride w:val="16"/>
-    </w:lvlOverride>
-    <w:lvlOverride w:ilvl="4">
-      <w:startOverride w:val="16"/>
-    </w:lvlOverride>
-    <w:lvlOverride w:ilvl="5">
-      <w:startOverride w:val="16"/>
-    </w:lvlOverride>
-    <w:lvlOverride w:ilvl="6">
-      <w:startOverride w:val="16"/>
-    </w:lvlOverride>
-    <w:lvlOverride w:ilvl="7">
-      <w:startOverride w:val="16"/>
-    </w:lvlOverride>
-    <w:lvlOverride w:ilvl="8">
-      <w:startOverride w:val="16"/>
-    </w:lvlOverride>
-  </w:num>
-  <w:num w:numId="1003">
-    <w:abstractNumId w:val="994151"/>
-    <w:lvlOverride w:ilvl="0">
-      <w:startOverride w:val="51"/>
-    </w:lvlOverride>
-    <w:lvlOverride w:ilvl="1">
-      <w:startOverride w:val="51"/>
-    </w:lvlOverride>
-    <w:lvlOverride w:ilvl="2">
-      <w:startOverride w:val="51"/>
-    </w:lvlOverride>
-    <w:lvlOverride w:ilvl="3">
-      <w:startOverride w:val="51"/>
-    </w:lvlOverride>
-    <w:lvlOverride w:ilvl="4">
-      <w:startOverride w:val="51"/>
-    </w:lvlOverride>
-    <w:lvlOverride w:ilvl="5">
-      <w:startOverride w:val="51"/>
-    </w:lvlOverride>
-    <w:lvlOverride w:ilvl="6">
-      <w:startOverride w:val="51"/>
-    </w:lvlOverride>
-    <w:lvlOverride w:ilvl="7">
-      <w:startOverride w:val="51"/>
-    </w:lvlOverride>
-    <w:lvlOverride w:ilvl="8">
-      <w:startOverride w:val="51"/>
-    </w:lvlOverride>
-  </w:num>
-  <w:num w:numId="1004">
-    <w:abstractNumId w:val="994181"/>
-    <w:lvlOverride w:ilvl="0">
-      <w:startOverride w:val="81"/>
-    </w:lvlOverride>
-    <w:lvlOverride w:ilvl="1">
-      <w:startOverride w:val="81"/>
-    </w:lvlOverride>
-    <w:lvlOverride w:ilvl="2">
-      <w:startOverride w:val="81"/>
-    </w:lvlOverride>
-    <w:lvlOverride w:ilvl="3">
-      <w:startOverride w:val="81"/>
-    </w:lvlOverride>
-    <w:lvlOverride w:ilvl="4">
-      <w:startOverride w:val="81"/>
-    </w:lvlOverride>
-    <w:lvlOverride w:ilvl="5">
-      <w:startOverride w:val="81"/>
-    </w:lvlOverride>
-    <w:lvlOverride w:ilvl="6">
-      <w:startOverride w:val="81"/>
-    </w:lvlOverride>
-    <w:lvlOverride w:ilvl="7">
-      <w:startOverride w:val="81"/>
-    </w:lvlOverride>
-    <w:lvlOverride w:ilvl="8">
-      <w:startOverride w:val="81"/>
-    </w:lvlOverride>
-  </w:num>
-  <w:num w:numId="1005">
-    <w:abstractNumId w:val="9941106"/>
-    <w:lvlOverride w:ilvl="0">
-      <w:startOverride w:val="106"/>
-    </w:lvlOverride>
-    <w:lvlOverride w:ilvl="1">
-      <w:startOverride w:val="106"/>
-    </w:lvlOverride>
-    <w:lvlOverride w:ilvl="2">
-      <w:startOverride w:val="106"/>
-    </w:lvlOverride>
-    <w:lvlOverride w:ilvl="3">
-      <w:startOverride w:val="106"/>
-    </w:lvlOverride>
-    <w:lvlOverride w:ilvl="4">
-      <w:startOverride w:val="106"/>
-    </w:lvlOverride>
-    <w:lvlOverride w:ilvl="5">
-      <w:startOverride w:val="106"/>
-    </w:lvlOverride>
-    <w:lvlOverride w:ilvl="6">
-      <w:startOverride w:val="106"/>
-    </w:lvlOverride>
-    <w:lvlOverride w:ilvl="7">
-      <w:startOverride w:val="106"/>
-    </w:lvlOverride>
-    <w:lvlOverride w:ilvl="8">
-      <w:startOverride w:val="106"/>
-    </w:lvlOverride>
   </w:num>
 </w:numbering>
 </file>
